--- a/Fase 2/Evidencias Grupales/2.4_GuiaEstudiante_Fase_2_DesarrolloProyecto_APT.docx
+++ b/Fase 2/Evidencias Grupales/2.4_GuiaEstudiante_Fase_2_DesarrolloProyecto_APT.docx
@@ -1,11 +1,8 @@
 
 <file path=word/document.xml><?xml version="1.0" encoding="utf-8"?>
-<w:document xmlns:wpc="http://schemas.microsoft.com/office/word/2010/wordprocessingCanvas" xmlns:cx="http://schemas.microsoft.com/office/drawing/2014/chartex" xmlns:mc="http://schemas.openxmlformats.org/markup-compatibility/2006" xmlns:o="urn:schemas-microsoft-com:office:office" xmlns:r="http://schemas.openxmlformats.org/officeDocument/2006/relationships" xmlns:m="http://schemas.openxmlformats.org/officeDocument/2006/math" xmlns:v="urn:schemas-microsoft-com:vml" xmlns:wp14="http://schemas.microsoft.com/office/word/2010/wordprocessingDrawing" xmlns:wp="http://schemas.openxmlformats.org/drawingml/2006/wordprocessingDrawing" xmlns:w10="urn:schemas-microsoft-com:office:word" xmlns:w="http://schemas.openxmlformats.org/wordprocessingml/2006/main" xmlns:w14="http://schemas.microsoft.com/office/word/2010/wordml" xmlns:w15="http://schemas.microsoft.com/office/word/2012/wordml" xmlns:w16se="http://schemas.microsoft.com/office/word/2015/wordml/symex" xmlns:wpg="http://schemas.microsoft.com/office/word/2010/wordprocessingGroup" xmlns:wpi="http://schemas.microsoft.com/office/word/2010/wordprocessingInk" xmlns:wne="http://schemas.microsoft.com/office/word/2006/wordml" xmlns:wps="http://schemas.microsoft.com/office/word/2010/wordprocessingShape" mc:Ignorable="w14 w15 w16se wp14">
+<w:document xmlns:wpc="http://schemas.microsoft.com/office/word/2010/wordprocessingCanvas" xmlns:cx="http://schemas.microsoft.com/office/drawing/2014/chartex" xmlns:cx1="http://schemas.microsoft.com/office/drawing/2015/9/8/chartex" xmlns:cx2="http://schemas.microsoft.com/office/drawing/2015/10/21/chartex" xmlns:cx3="http://schemas.microsoft.com/office/drawing/2016/5/9/chartex" xmlns:cx4="http://schemas.microsoft.com/office/drawing/2016/5/10/chartex" xmlns:cx5="http://schemas.microsoft.com/office/drawing/2016/5/11/chartex" xmlns:cx6="http://schemas.microsoft.com/office/drawing/2016/5/12/chartex" xmlns:cx7="http://schemas.microsoft.com/office/drawing/2016/5/13/chartex" xmlns:cx8="http://schemas.microsoft.com/office/drawing/2016/5/14/chartex" xmlns:mc="http://schemas.openxmlformats.org/markup-compatibility/2006" xmlns:aink="http://schemas.microsoft.com/office/drawing/2016/ink" xmlns:am3d="http://schemas.microsoft.com/office/drawing/2017/model3d" xmlns:o="urn:schemas-microsoft-com:office:office" xmlns:oel="http://schemas.microsoft.com/office/2019/extlst" xmlns:r="http://schemas.openxmlformats.org/officeDocument/2006/relationships" xmlns:m="http://schemas.openxmlformats.org/officeDocument/2006/math" xmlns:v="urn:schemas-microsoft-com:vml" xmlns:wp14="http://schemas.microsoft.com/office/word/2010/wordprocessingDrawing" xmlns:wp="http://schemas.openxmlformats.org/drawingml/2006/wordprocessingDrawing" xmlns:w10="urn:schemas-microsoft-com:office:word" xmlns:w="http://schemas.openxmlformats.org/wordprocessingml/2006/main" xmlns:w14="http://schemas.microsoft.com/office/word/2010/wordml" xmlns:w15="http://schemas.microsoft.com/office/word/2012/wordml" xmlns:w16cex="http://schemas.microsoft.com/office/word/2018/wordml/cex" xmlns:w16cid="http://schemas.microsoft.com/office/word/2016/wordml/cid" xmlns:w16="http://schemas.microsoft.com/office/word/2018/wordml" xmlns:w16du="http://schemas.microsoft.com/office/word/2023/wordml/word16du" xmlns:w16sdtdh="http://schemas.microsoft.com/office/word/2020/wordml/sdtdatahash" xmlns:w16sdtfl="http://schemas.microsoft.com/office/word/2024/wordml/sdtformatlock" xmlns:w16se="http://schemas.microsoft.com/office/word/2015/wordml/symex" xmlns:wpg="http://schemas.microsoft.com/office/word/2010/wordprocessingGroup" xmlns:wpi="http://schemas.microsoft.com/office/word/2010/wordprocessingInk" xmlns:wne="http://schemas.microsoft.com/office/word/2006/wordml" xmlns:wps="http://schemas.microsoft.com/office/word/2010/wordprocessingShape" mc:Ignorable="w14 w15 w16se w16cid w16 w16cex w16sdtdh w16sdtfl w16du wp14">
   <w:body>
-    <w:p>
-      <w:bookmarkStart w:id="0" w:name="_GoBack"/>
-      <w:bookmarkEnd w:id="0"/>
-    </w:p>
+    <w:p/>
     <w:p>
       <w:pPr>
         <w:rPr>
@@ -238,7 +235,7 @@
           </mc:Choice>
           <mc:Fallback>
             <w:pict>
-              <v:group w14:anchorId="39581AEC" id="Grupo 27" o:spid="_x0000_s1026" style="position:absolute;margin-left:0;margin-top:.75pt;width:491.25pt;height:123pt;z-index:251659264;mso-position-horizontal:center;mso-position-horizontal-relative:margin;mso-width-relative:margin;mso-height-relative:margin" coordsize="59912,15621" o:gfxdata="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">
+              <v:group w14:anchorId="39581AEC" id="Grupo 27" o:spid="_x0000_s1026" style="position:absolute;margin-left:0;margin-top:.75pt;width:491.25pt;height:123pt;z-index:251659264;mso-position-horizontal:center;mso-position-horizontal-relative:margin;mso-width-relative:margin;mso-height-relative:margin" coordsize="59912,15621" o:gfxdata="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">
                 <v:shapetype id="_x0000_t202" coordsize="21600,21600" o:spt="202" path="m,l,21600r21600,l21600,xe">
                   <v:stroke joinstyle="miter"/>
                   <v:path gradientshapeok="t" o:connecttype="rect"/>
@@ -419,8 +416,7 @@
     </w:p>
     <w:p>
       <w:pPr>
-        <w:spacing w:before="0" w:after="120" w:line="240" w:lineRule="auto"/>
-        <w:jc w:val="left"/>
+        <w:spacing w:after="120" w:line="240" w:lineRule="auto"/>
         <w:rPr>
           <w:rFonts w:cs="Calibri Light"/>
           <w:color w:val="595959" w:themeColor="text1" w:themeTint="A6"/>
@@ -659,7 +655,7 @@
           </w:tcPr>
           <w:p>
             <w:pPr>
-              <w:spacing w:before="0" w:after="80" w:line="240" w:lineRule="auto"/>
+              <w:spacing w:after="80" w:line="240" w:lineRule="auto"/>
               <w:jc w:val="both"/>
             </w:pPr>
             <w:r>
@@ -667,12 +663,12 @@
                 <w:color w:val="262626"/>
                 <w:sz w:val="20"/>
               </w:rPr>
-              <w:t>SalonTech es un sistema web de gestión para un salón de extensiones y color de Padre Hurtado, que hasta ahora administraba su operación con cuadernos, mensajería y planillas. Al cierre de la iteración 04 (7 de octubre), el avance reconocido de la versión 1.0 es de un 80 %, calculado en la ficha de avance 04 con evidencia verificable por funcionalidad. Antes de hacer la trazabilidad, el equipo estimaba un 85 %.</w:t>
-            </w:r>
-          </w:p>
-          <w:p>
-            <w:pPr>
-              <w:spacing w:before="0" w:after="80" w:line="240" w:lineRule="auto"/>
+              <w:t>SalonTech es un sistema web de gestión para un salón de extensiones y color de Padre Hurtado, que hasta ahora administraba su operación con cuadernos, mensajería y planillas.</w:t>
+            </w:r>
+          </w:p>
+          <w:p>
+            <w:pPr>
+              <w:spacing w:after="80" w:line="240" w:lineRule="auto"/>
               <w:jc w:val="both"/>
             </w:pPr>
             <w:r>
@@ -680,605 +676,24 @@
                 <w:color w:val="262626"/>
                 <w:sz w:val="20"/>
               </w:rPr>
-              <w:t>Actividades realizadas: definición del proyecto, levantamiento con la usuaria, especificación de 123 requisitos (86 del núcleo y 37 extensiones) con criterio de aceptación, arquitectura con el modelo 4+1, modelo de datos de 29 tablas y la construcción de acceso y roles, catálogos y clientes, motor de agenda, reserva en línea, atenciones y ventas, inventario, reportes y correos a las clientas. Además, entraron tres extensiones que no estaban comprometidas: comisiones, reportes por período y abono en línea con Webpay Plus.</w:t>
-            </w:r>
-          </w:p>
-          <w:tbl>
-            <w:tblPr>
-              <w:tblW w:w="6895" w:type="dxa"/>
-              <w:tblBorders>
-                <w:top w:val="single" w:sz="4" w:space="0" w:color="A5B8DA"/>
-                <w:left w:val="single" w:sz="4" w:space="0" w:color="A5B8DA"/>
-                <w:bottom w:val="single" w:sz="4" w:space="0" w:color="A5B8DA"/>
-                <w:right w:val="single" w:sz="4" w:space="0" w:color="A5B8DA"/>
-                <w:insideH w:val="single" w:sz="4" w:space="0" w:color="A5B8DA"/>
-                <w:insideV w:val="single" w:sz="4" w:space="0" w:color="A5B8DA"/>
-              </w:tblBorders>
-              <w:tblLayout w:type="fixed"/>
-              <w:tblCellMar>
-                <w:top w:w="45" w:type="dxa"/>
-                <w:left w:w="85" w:type="dxa"/>
-                <w:bottom w:w="45" w:type="dxa"/>
-                <w:right w:w="85" w:type="dxa"/>
-              </w:tblCellMar>
-              <w:tblLook w:val="04A0" w:firstRow="1" w:lastRow="0" w:firstColumn="1" w:lastColumn="0" w:noHBand="0" w:noVBand="1"/>
-            </w:tblPr>
-            <w:tblGrid>
-              <w:gridCol w:w="2450"/>
-              <w:gridCol w:w="1000"/>
-              <w:gridCol w:w="3445"/>
-            </w:tblGrid>
-            <w:tr>
-              <w:trPr>
-                <w:cantSplit/>
-                <w:tblHeader/>
-              </w:trPr>
-              <w:tc>
-                <w:tcPr>
-                  <w:tcW w:w="2450" w:type="dxa"/>
-                  <w:shd w:val="clear" w:color="auto" w:fill="D9E2F3"/>
-                  <w:vAlign w:val="center"/>
-                </w:tcPr>
-                <w:p>
-                  <w:pPr>
-                    <w:spacing w:before="0" w:after="0" w:line="240" w:lineRule="auto"/>
-                    <w:jc w:val="center"/>
-                  </w:pPr>
-                  <w:r>
-                    <w:rPr>
-                      <w:b/>
-                      <w:color w:val="1F3864"/>
-                      <w:sz w:val="17"/>
-                    </w:rPr>
-                    <w:t>Objetivo específico</w:t>
-                  </w:r>
-                </w:p>
-              </w:tc>
-              <w:tc>
-                <w:tcPr>
-                  <w:tcW w:w="1000" w:type="dxa"/>
-                  <w:shd w:val="clear" w:color="auto" w:fill="D9E2F3"/>
-                  <w:vAlign w:val="center"/>
-                </w:tcPr>
-                <w:p>
-                  <w:pPr>
-                    <w:spacing w:before="0" w:after="0" w:line="240" w:lineRule="auto"/>
-                    <w:jc w:val="center"/>
-                  </w:pPr>
-                  <w:r>
-                    <w:rPr>
-                      <w:b/>
-                      <w:color w:val="1F3864"/>
-                      <w:sz w:val="17"/>
-                    </w:rPr>
-                    <w:t>Estado</w:t>
-                  </w:r>
-                </w:p>
-              </w:tc>
-              <w:tc>
-                <w:tcPr>
-                  <w:tcW w:w="3445" w:type="dxa"/>
-                  <w:shd w:val="clear" w:color="auto" w:fill="D9E2F3"/>
-                  <w:vAlign w:val="center"/>
-                </w:tcPr>
-                <w:p>
-                  <w:pPr>
-                    <w:spacing w:before="0" w:after="0" w:line="240" w:lineRule="auto"/>
-                    <w:jc w:val="center"/>
-                  </w:pPr>
-                  <w:r>
-                    <w:rPr>
-                      <w:b/>
-                      <w:color w:val="1F3864"/>
-                      <w:sz w:val="17"/>
-                    </w:rPr>
-                    <w:t>De qué manera</w:t>
-                  </w:r>
-                </w:p>
-              </w:tc>
-            </w:tr>
-            <w:tr>
-              <w:trPr>
-                <w:cantSplit/>
-              </w:trPr>
-              <w:tc>
-                <w:tcPr>
-                  <w:tcW w:w="2450" w:type="dxa"/>
-                  <w:vAlign w:val="center"/>
-                </w:tcPr>
-                <w:p>
-                  <w:pPr>
-                    <w:spacing w:before="0" w:after="0" w:line="240" w:lineRule="auto"/>
-                    <w:jc w:val="left"/>
-                  </w:pPr>
-                  <w:r>
-                    <w:rPr>
-                      <w:color w:val="262626"/>
-                      <w:sz w:val="17"/>
-                    </w:rPr>
-                    <w:t>1. Levantar y documentar los requerimientos con criterios de aceptación</w:t>
-                  </w:r>
-                </w:p>
-              </w:tc>
-              <w:tc>
-                <w:tcPr>
-                  <w:tcW w:w="1000" w:type="dxa"/>
-                  <w:vAlign w:val="center"/>
-                </w:tcPr>
-                <w:p>
-                  <w:pPr>
-                    <w:spacing w:before="0" w:after="0" w:line="240" w:lineRule="auto"/>
-                    <w:jc w:val="left"/>
-                  </w:pPr>
-                  <w:r>
-                    <w:rPr>
-                      <w:color w:val="262626"/>
-                      <w:sz w:val="17"/>
-                    </w:rPr>
-                    <w:t>Cumplido</w:t>
-                  </w:r>
-                </w:p>
-              </w:tc>
-              <w:tc>
-                <w:tcPr>
-                  <w:tcW w:w="3445" w:type="dxa"/>
-                  <w:vAlign w:val="center"/>
-                </w:tcPr>
-                <w:p>
-                  <w:pPr>
-                    <w:spacing w:before="0" w:after="0" w:line="240" w:lineRule="auto"/>
-                    <w:jc w:val="left"/>
-                  </w:pPr>
-                  <w:r>
-                    <w:rPr>
-                      <w:color w:val="262626"/>
-                      <w:sz w:val="17"/>
-                    </w:rPr>
-                    <w:t>123 requisitos, cada uno con su criterio de aceptación verificable, y reglas de negocio numeradas.</w:t>
-                  </w:r>
-                </w:p>
-              </w:tc>
-            </w:tr>
-            <w:tr>
-              <w:trPr>
-                <w:cantSplit/>
-              </w:trPr>
-              <w:tc>
-                <w:tcPr>
-                  <w:tcW w:w="2450" w:type="dxa"/>
-                  <w:vAlign w:val="center"/>
-                </w:tcPr>
-                <w:p>
-                  <w:pPr>
-                    <w:spacing w:before="0" w:after="0" w:line="240" w:lineRule="auto"/>
-                    <w:jc w:val="left"/>
-                  </w:pPr>
-                  <w:r>
-                    <w:rPr>
-                      <w:color w:val="262626"/>
-                      <w:sz w:val="17"/>
-                    </w:rPr>
-                    <w:t>2. Diseñar la arquitectura y el modelo de datos (4+1 y entidad-relación)</w:t>
-                  </w:r>
-                </w:p>
-              </w:tc>
-              <w:tc>
-                <w:tcPr>
-                  <w:tcW w:w="1000" w:type="dxa"/>
-                  <w:vAlign w:val="center"/>
-                </w:tcPr>
-                <w:p>
-                  <w:pPr>
-                    <w:spacing w:before="0" w:after="0" w:line="240" w:lineRule="auto"/>
-                    <w:jc w:val="left"/>
-                  </w:pPr>
-                  <w:r>
-                    <w:rPr>
-                      <w:color w:val="262626"/>
-                      <w:sz w:val="17"/>
-                    </w:rPr>
-                    <w:t>Cumplido</w:t>
-                  </w:r>
-                </w:p>
-              </w:tc>
-              <w:tc>
-                <w:tcPr>
-                  <w:tcW w:w="3445" w:type="dxa"/>
-                  <w:vAlign w:val="center"/>
-                </w:tcPr>
-                <w:p>
-                  <w:pPr>
-                    <w:spacing w:before="0" w:after="0" w:line="240" w:lineRule="auto"/>
-                    <w:jc w:val="left"/>
-                  </w:pPr>
-                  <w:r>
-                    <w:rPr>
-                      <w:color w:val="262626"/>
-                      <w:sz w:val="17"/>
-                    </w:rPr>
-                    <w:t>Documento maestro con las vistas 4+1, modelo de 29 tablas en 22 migraciones y registro de decisiones.</w:t>
-                  </w:r>
-                </w:p>
-              </w:tc>
-            </w:tr>
-            <w:tr>
-              <w:trPr>
-                <w:cantSplit/>
-              </w:trPr>
-              <w:tc>
-                <w:tcPr>
-                  <w:tcW w:w="2450" w:type="dxa"/>
-                  <w:vAlign w:val="center"/>
-                </w:tcPr>
-                <w:p>
-                  <w:pPr>
-                    <w:spacing w:before="0" w:after="0" w:line="240" w:lineRule="auto"/>
-                    <w:jc w:val="left"/>
-                  </w:pPr>
-                  <w:r>
-                    <w:rPr>
-                      <w:color w:val="262626"/>
-                      <w:sz w:val="17"/>
-                    </w:rPr>
-                    <w:t>3. Implementar el control de acceso por roles</w:t>
-                  </w:r>
-                </w:p>
-              </w:tc>
-              <w:tc>
-                <w:tcPr>
-                  <w:tcW w:w="1000" w:type="dxa"/>
-                  <w:vAlign w:val="center"/>
-                </w:tcPr>
-                <w:p>
-                  <w:pPr>
-                    <w:spacing w:before="0" w:after="0" w:line="240" w:lineRule="auto"/>
-                    <w:jc w:val="left"/>
-                  </w:pPr>
-                  <w:r>
-                    <w:rPr>
-                      <w:color w:val="262626"/>
-                      <w:sz w:val="17"/>
-                    </w:rPr>
-                    <w:t>Cumplido</w:t>
-                  </w:r>
-                </w:p>
-              </w:tc>
-              <w:tc>
-                <w:tcPr>
-                  <w:tcW w:w="3445" w:type="dxa"/>
-                  <w:vAlign w:val="center"/>
-                </w:tcPr>
-                <w:p>
-                  <w:pPr>
-                    <w:spacing w:before="0" w:after="0" w:line="240" w:lineRule="auto"/>
-                    <w:jc w:val="left"/>
-                  </w:pPr>
-                  <w:r>
-                    <w:rPr>
-                      <w:color w:val="262626"/>
-                      <w:sz w:val="17"/>
-                    </w:rPr>
-                    <w:t>Administradora, profesional y clienta ven solo lo suyo; políticas por fila en la base y prueba de aislamiento aprobada.</w:t>
-                  </w:r>
-                </w:p>
-              </w:tc>
-            </w:tr>
-            <w:tr>
-              <w:trPr>
-                <w:cantSplit/>
-              </w:trPr>
-              <w:tc>
-                <w:tcPr>
-                  <w:tcW w:w="2450" w:type="dxa"/>
-                  <w:vAlign w:val="center"/>
-                </w:tcPr>
-                <w:p>
-                  <w:pPr>
-                    <w:spacing w:before="0" w:after="0" w:line="240" w:lineRule="auto"/>
-                    <w:jc w:val="left"/>
-                  </w:pPr>
-                  <w:r>
-                    <w:rPr>
-                      <w:color w:val="262626"/>
-                      <w:sz w:val="17"/>
-                    </w:rPr>
-                    <w:t>4. Construir el motor de agenda que impida la superposición</w:t>
-                  </w:r>
-                </w:p>
-              </w:tc>
-              <w:tc>
-                <w:tcPr>
-                  <w:tcW w:w="1000" w:type="dxa"/>
-                  <w:vAlign w:val="center"/>
-                </w:tcPr>
-                <w:p>
-                  <w:pPr>
-                    <w:spacing w:before="0" w:after="0" w:line="240" w:lineRule="auto"/>
-                    <w:jc w:val="left"/>
-                  </w:pPr>
-                  <w:r>
-                    <w:rPr>
-                      <w:color w:val="262626"/>
-                      <w:sz w:val="17"/>
-                    </w:rPr>
-                    <w:t>Cumplido</w:t>
-                  </w:r>
-                </w:p>
-              </w:tc>
-              <w:tc>
-                <w:tcPr>
-                  <w:tcW w:w="3445" w:type="dxa"/>
-                  <w:vAlign w:val="center"/>
-                </w:tcPr>
-                <w:p>
-                  <w:pPr>
-                    <w:spacing w:before="0" w:after="0" w:line="240" w:lineRule="auto"/>
-                    <w:jc w:val="left"/>
-                  </w:pPr>
-                  <w:r>
-                    <w:rPr>
-                      <w:color w:val="262626"/>
-                      <w:sz w:val="17"/>
-                    </w:rPr>
-                    <w:t>Cruza ocho fuentes de información, y una restricción de exclusión en la base rechaza las citas superpuestas.</w:t>
-                  </w:r>
-                </w:p>
-              </w:tc>
-            </w:tr>
-            <w:tr>
-              <w:trPr>
-                <w:cantSplit/>
-              </w:trPr>
-              <w:tc>
-                <w:tcPr>
-                  <w:tcW w:w="2450" w:type="dxa"/>
-                  <w:vAlign w:val="center"/>
-                </w:tcPr>
-                <w:p>
-                  <w:pPr>
-                    <w:spacing w:before="0" w:after="0" w:line="240" w:lineRule="auto"/>
-                    <w:jc w:val="left"/>
-                  </w:pPr>
-                  <w:r>
-                    <w:rPr>
-                      <w:color w:val="262626"/>
-                      <w:sz w:val="17"/>
-                    </w:rPr>
-                    <w:t>5. Desarrollar el registro de atenciones y ventas, separando servicio y producto</w:t>
-                  </w:r>
-                </w:p>
-              </w:tc>
-              <w:tc>
-                <w:tcPr>
-                  <w:tcW w:w="1000" w:type="dxa"/>
-                  <w:vAlign w:val="center"/>
-                </w:tcPr>
-                <w:p>
-                  <w:pPr>
-                    <w:spacing w:before="0" w:after="0" w:line="240" w:lineRule="auto"/>
-                    <w:jc w:val="left"/>
-                  </w:pPr>
-                  <w:r>
-                    <w:rPr>
-                      <w:color w:val="262626"/>
-                      <w:sz w:val="17"/>
-                    </w:rPr>
-                    <w:t>Cumplido</w:t>
-                  </w:r>
-                </w:p>
-              </w:tc>
-              <w:tc>
-                <w:tcPr>
-                  <w:tcW w:w="3445" w:type="dxa"/>
-                  <w:vAlign w:val="center"/>
-                </w:tcPr>
-                <w:p>
-                  <w:pPr>
-                    <w:spacing w:before="0" w:after="0" w:line="240" w:lineRule="auto"/>
-                    <w:jc w:val="left"/>
-                  </w:pPr>
-                  <w:r>
-                    <w:rPr>
-                      <w:color w:val="262626"/>
-                      <w:sz w:val="17"/>
-                    </w:rPr>
-                    <w:t>Cobro de la atención con productos del stock; la comisión se calcula solo sobre el servicio.</w:t>
-                  </w:r>
-                </w:p>
-              </w:tc>
-            </w:tr>
-            <w:tr>
-              <w:trPr>
-                <w:cantSplit/>
-              </w:trPr>
-              <w:tc>
-                <w:tcPr>
-                  <w:tcW w:w="2450" w:type="dxa"/>
-                  <w:vAlign w:val="center"/>
-                </w:tcPr>
-                <w:p>
-                  <w:pPr>
-                    <w:spacing w:before="0" w:after="0" w:line="240" w:lineRule="auto"/>
-                    <w:jc w:val="left"/>
-                  </w:pPr>
-                  <w:r>
-                    <w:rPr>
-                      <w:color w:val="262626"/>
-                      <w:sz w:val="17"/>
-                    </w:rPr>
-                    <w:t>6. Implementar el inventario por variante con trazabilidad y alertas</w:t>
-                  </w:r>
-                </w:p>
-              </w:tc>
-              <w:tc>
-                <w:tcPr>
-                  <w:tcW w:w="1000" w:type="dxa"/>
-                  <w:vAlign w:val="center"/>
-                </w:tcPr>
-                <w:p>
-                  <w:pPr>
-                    <w:spacing w:before="0" w:after="0" w:line="240" w:lineRule="auto"/>
-                    <w:jc w:val="left"/>
-                  </w:pPr>
-                  <w:r>
-                    <w:rPr>
-                      <w:color w:val="262626"/>
-                      <w:sz w:val="17"/>
-                    </w:rPr>
-                    <w:t>Cumplido</w:t>
-                  </w:r>
-                </w:p>
-              </w:tc>
-              <w:tc>
-                <w:tcPr>
-                  <w:tcW w:w="3445" w:type="dxa"/>
-                  <w:vAlign w:val="center"/>
-                </w:tcPr>
-                <w:p>
-                  <w:pPr>
-                    <w:spacing w:before="0" w:after="0" w:line="240" w:lineRule="auto"/>
-                    <w:jc w:val="left"/>
-                  </w:pPr>
-                  <w:r>
-                    <w:rPr>
-                      <w:color w:val="262626"/>
-                      <w:sz w:val="17"/>
-                    </w:rPr>
-                    <w:t>Stock calculado desde movimientos que no se pueden modificar, con alertas de reposición en el Inicio.</w:t>
-                  </w:r>
-                </w:p>
-              </w:tc>
-            </w:tr>
-            <w:tr>
-              <w:trPr>
-                <w:cantSplit/>
-              </w:trPr>
-              <w:tc>
-                <w:tcPr>
-                  <w:tcW w:w="2450" w:type="dxa"/>
-                  <w:vAlign w:val="center"/>
-                </w:tcPr>
-                <w:p>
-                  <w:pPr>
-                    <w:spacing w:before="0" w:after="0" w:line="240" w:lineRule="auto"/>
-                    <w:jc w:val="left"/>
-                  </w:pPr>
-                  <w:r>
-                    <w:rPr>
-                      <w:color w:val="262626"/>
-                      <w:sz w:val="17"/>
-                    </w:rPr>
-                    <w:t>7. Generar el reporte diario por método de pago, profesional y tipo de ingreso</w:t>
-                  </w:r>
-                </w:p>
-              </w:tc>
-              <w:tc>
-                <w:tcPr>
-                  <w:tcW w:w="1000" w:type="dxa"/>
-                  <w:vAlign w:val="center"/>
-                </w:tcPr>
-                <w:p>
-                  <w:pPr>
-                    <w:spacing w:before="0" w:after="0" w:line="240" w:lineRule="auto"/>
-                    <w:jc w:val="left"/>
-                  </w:pPr>
-                  <w:r>
-                    <w:rPr>
-                      <w:color w:val="262626"/>
-                      <w:sz w:val="17"/>
-                    </w:rPr>
-                    <w:t>Cumplido</w:t>
-                  </w:r>
-                </w:p>
-              </w:tc>
-              <w:tc>
-                <w:tcPr>
-                  <w:tcW w:w="3445" w:type="dxa"/>
-                  <w:vAlign w:val="center"/>
-                </w:tcPr>
-                <w:p>
-                  <w:pPr>
-                    <w:spacing w:before="0" w:after="0" w:line="240" w:lineRule="auto"/>
-                    <w:jc w:val="left"/>
-                  </w:pPr>
-                  <w:r>
-                    <w:rPr>
-                      <w:color w:val="262626"/>
-                      <w:sz w:val="17"/>
-                    </w:rPr>
-                    <w:t>Reporte del día con gastos, ampliado a cualquier período.</w:t>
-                  </w:r>
-                </w:p>
-              </w:tc>
-            </w:tr>
-            <w:tr>
-              <w:trPr>
-                <w:cantSplit/>
-              </w:trPr>
-              <w:tc>
-                <w:tcPr>
-                  <w:tcW w:w="2450" w:type="dxa"/>
-                  <w:vAlign w:val="center"/>
-                </w:tcPr>
-                <w:p>
-                  <w:pPr>
-                    <w:spacing w:before="0" w:after="0" w:line="240" w:lineRule="auto"/>
-                    <w:jc w:val="left"/>
-                  </w:pPr>
-                  <w:r>
-                    <w:rPr>
-                      <w:color w:val="262626"/>
-                      <w:sz w:val="17"/>
-                    </w:rPr>
-                    <w:t>8. Validar el sistema con la usuaria final</w:t>
-                  </w:r>
-                </w:p>
-              </w:tc>
-              <w:tc>
-                <w:tcPr>
-                  <w:tcW w:w="1000" w:type="dxa"/>
-                  <w:vAlign w:val="center"/>
-                </w:tcPr>
-                <w:p>
-                  <w:pPr>
-                    <w:spacing w:before="0" w:after="0" w:line="240" w:lineRule="auto"/>
-                    <w:jc w:val="left"/>
-                  </w:pPr>
-                  <w:r>
-                    <w:rPr>
-                      <w:color w:val="262626"/>
-                      <w:sz w:val="17"/>
-                    </w:rPr>
-                    <w:t>Pendiente</w:t>
-                  </w:r>
-                </w:p>
-              </w:tc>
-              <w:tc>
-                <w:tcPr>
-                  <w:tcW w:w="3445" w:type="dxa"/>
-                  <w:vAlign w:val="center"/>
-                </w:tcPr>
-                <w:p>
-                  <w:pPr>
-                    <w:spacing w:before="0" w:after="0" w:line="240" w:lineRule="auto"/>
-                    <w:jc w:val="left"/>
-                  </w:pPr>
-                  <w:r>
-                    <w:rPr>
-                      <w:color w:val="262626"/>
-                      <w:sz w:val="17"/>
-                    </w:rPr>
-                    <w:t>Se hará sobre la versión publicada, entre las semanas 6 y 8 del plan de cierre, con acta firmada.</w:t>
-                  </w:r>
-                </w:p>
-              </w:tc>
-            </w:tr>
-          </w:tbl>
-          <w:p>
-            <w:pPr>
-              <w:spacing w:before="0" w:after="80" w:line="240" w:lineRule="auto"/>
+              <w:t>Actividades realizadas: definición del proyecto, levantamiento con la usuaria, especificación de 123 requisitos con criterio de aceptación, arquitectura con el modelo 4+1, modelo de datos de 29 tablas y la construcción de acceso y roles, catálogos y clientes, motor de agenda, reserva en línea, atenciones y ventas, inventario, reportes y correos a las clientas. Además, entraron tres extensiones que no estaban comprometidas: comisiones, reportes por período y abono en línea con Webpay Plus.</w:t>
+            </w:r>
+          </w:p>
+          <w:p>
+            <w:pPr>
+              <w:spacing w:after="80" w:line="240" w:lineRule="auto"/>
               <w:jc w:val="both"/>
             </w:pPr>
+            <w:r>
+              <w:rPr>
+                <w:rFonts w:ascii="Calibri" w:hAnsi="Calibri" w:cs="Arial"/>
+                <w:iCs/>
+                <w:sz w:val="20"/>
+                <w:szCs w:val="20"/>
+                <w:lang w:eastAsia="es-CL"/>
+              </w:rPr>
+              <w:t>Nos falta algunos ajustes menores y el levantamiento de la página.</w:t>
+            </w:r>
           </w:p>
         </w:tc>
       </w:tr>
@@ -1314,7 +729,7 @@
           </w:tcPr>
           <w:p>
             <w:pPr>
-              <w:spacing w:before="0" w:after="80" w:line="240" w:lineRule="auto"/>
+              <w:spacing w:after="80" w:line="240" w:lineRule="auto"/>
               <w:jc w:val="both"/>
             </w:pPr>
             <w:r>
@@ -1359,7 +774,7 @@
           </w:tcPr>
           <w:p>
             <w:pPr>
-              <w:spacing w:before="0" w:after="80" w:line="240" w:lineRule="auto"/>
+              <w:spacing w:after="60" w:line="240" w:lineRule="auto"/>
               <w:jc w:val="both"/>
             </w:pPr>
             <w:r>
@@ -1367,125 +782,7 @@
                 <w:color w:val="262626"/>
                 <w:sz w:val="20"/>
               </w:rPr>
-              <w:t>Se mantiene Scrum adaptado a un equipo de tres integrantes con dedicación parcial (Schwaber y Sutherland, 2020), con sprints de una semana, planificación los lunes, mensaje diario escrito, demostración los viernes y retrospectiva. Los ajustes fueron cinco:</w:t>
-            </w:r>
-          </w:p>
-          <w:p>
-            <w:pPr>
-              <w:numPr>
-                <w:ilvl w:val="0"/>
-                <w:numId w:val="3"/>
-              </w:numPr>
-              <w:spacing w:before="0" w:after="60" w:line="240" w:lineRule="auto"/>
-              <w:jc w:val="both"/>
-            </w:pPr>
-            <w:r>
-              <w:rPr>
-                <w:b/>
-                <w:color w:val="262626"/>
-                <w:sz w:val="20"/>
-              </w:rPr>
-              <w:t>Tablero en GitHub Projects en lugar de Jira.</w:t>
-            </w:r>
-            <w:r>
-              <w:rPr>
-                <w:color w:val="262626"/>
-                <w:sz w:val="20"/>
-              </w:rPr>
-              <w:t xml:space="preserve"> Se evaluaron ambas herramientas y se eligió GitHub Projects porque enlaza automáticamente el requisito con su PR y sus pruebas, que es la trazabilidad que pide la ficha 04.</w:t>
-            </w:r>
-          </w:p>
-          <w:p>
-            <w:pPr>
-              <w:numPr>
-                <w:ilvl w:val="0"/>
-                <w:numId w:val="3"/>
-              </w:numPr>
-              <w:spacing w:before="0" w:after="60" w:line="240" w:lineRule="auto"/>
-              <w:jc w:val="both"/>
-            </w:pPr>
-            <w:r>
-              <w:rPr>
-                <w:b/>
-                <w:color w:val="262626"/>
-                <w:sz w:val="20"/>
-              </w:rPr>
-              <w:t>Desarrollo asistido por IA, con control.</w:t>
-            </w:r>
-            <w:r>
-              <w:rPr>
-                <w:color w:val="262626"/>
-                <w:sz w:val="20"/>
-              </w:rPr>
-              <w:t xml:space="preserve"> Usamos herramientas de inteligencia artificial para programar, con dos condiciones: todo cambio llega con pruebas automatizadas y pasa por un PR revisado por otro integrante.</w:t>
-            </w:r>
-          </w:p>
-          <w:p>
-            <w:pPr>
-              <w:numPr>
-                <w:ilvl w:val="0"/>
-                <w:numId w:val="3"/>
-              </w:numPr>
-              <w:spacing w:before="0" w:after="60" w:line="240" w:lineRule="auto"/>
-              <w:jc w:val="both"/>
-            </w:pPr>
-            <w:r>
-              <w:rPr>
-                <w:b/>
-                <w:color w:val="262626"/>
-                <w:sz w:val="20"/>
-              </w:rPr>
-              <w:t>Pruebas a mano mientras la integración continua esté bloqueada.</w:t>
-            </w:r>
-            <w:r>
-              <w:rPr>
-                <w:color w:val="262626"/>
-                <w:sz w:val="20"/>
-              </w:rPr>
-              <w:t xml:space="preserve"> GitHub Actions quedó bloqueado por un cobro fallido en la cuenta, así que antes de cada PR las pruebas se corren contra una base nueva, simulando la CI.</w:t>
-            </w:r>
-          </w:p>
-          <w:p>
-            <w:pPr>
-              <w:numPr>
-                <w:ilvl w:val="0"/>
-                <w:numId w:val="3"/>
-              </w:numPr>
-              <w:spacing w:before="0" w:after="60" w:line="240" w:lineRule="auto"/>
-              <w:jc w:val="both"/>
-            </w:pPr>
-            <w:r>
-              <w:rPr>
-                <w:b/>
-                <w:color w:val="262626"/>
-                <w:sz w:val="20"/>
-              </w:rPr>
-              <w:t>Cierre de cada sprint con un guion de prueba manual y un registro de decisiones fechado.</w:t>
-            </w:r>
-          </w:p>
-          <w:p>
-            <w:pPr>
-              <w:numPr>
-                <w:ilvl w:val="0"/>
-                <w:numId w:val="3"/>
-              </w:numPr>
-              <w:spacing w:before="0" w:after="60" w:line="240" w:lineRule="auto"/>
-              <w:jc w:val="both"/>
-            </w:pPr>
-            <w:r>
-              <w:rPr>
-                <w:b/>
-                <w:color w:val="262626"/>
-                <w:sz w:val="20"/>
-              </w:rPr>
-              <w:t>Congelamiento del alcance el 18 de octubre.</w:t>
-            </w:r>
-            <w:r>
-              <w:rPr>
-                <w:color w:val="262626"/>
-                <w:sz w:val="20"/>
-              </w:rPr>
-              <w:t xml:space="preserve"> Desde esa fecha, solo corrección, pruebas e informe.</w:t>
+              <w:t>Se mantiene Scrum adaptado a un equipo de tres integrantes con dedicación parcial, con sprints de una semana, planificación los lunes, mensaje diario escrito, demostración los viernes y retrospectiva</w:t>
             </w:r>
           </w:p>
         </w:tc>
@@ -1522,701 +819,34 @@
           </w:tcPr>
           <w:p>
             <w:pPr>
-              <w:spacing w:before="0" w:after="0" w:line="240" w:lineRule="auto"/>
+              <w:spacing w:after="0" w:line="240" w:lineRule="auto"/>
               <w:jc w:val="both"/>
             </w:pPr>
-            <w:r>
-              <w:rPr>
-                <w:sz w:val="4"/>
-              </w:rPr>
-            </w:r>
-          </w:p>
-          <w:tbl>
-            <w:tblPr>
-              <w:tblW w:w="6895" w:type="dxa"/>
-              <w:tblBorders>
-                <w:top w:val="single" w:sz="4" w:space="0" w:color="A5B8DA"/>
-                <w:left w:val="single" w:sz="4" w:space="0" w:color="A5B8DA"/>
-                <w:bottom w:val="single" w:sz="4" w:space="0" w:color="A5B8DA"/>
-                <w:right w:val="single" w:sz="4" w:space="0" w:color="A5B8DA"/>
-                <w:insideH w:val="single" w:sz="4" w:space="0" w:color="A5B8DA"/>
-                <w:insideV w:val="single" w:sz="4" w:space="0" w:color="A5B8DA"/>
-              </w:tblBorders>
-              <w:tblLayout w:type="fixed"/>
-              <w:tblCellMar>
-                <w:top w:w="45" w:type="dxa"/>
-                <w:left w:w="85" w:type="dxa"/>
-                <w:bottom w:w="45" w:type="dxa"/>
-                <w:right w:w="85" w:type="dxa"/>
-              </w:tblCellMar>
-              <w:tblLook w:val="04A0" w:firstRow="1" w:lastRow="0" w:firstColumn="1" w:lastColumn="0" w:noHBand="0" w:noVBand="1"/>
-            </w:tblPr>
-            <w:tblGrid>
-              <w:gridCol w:w="1500"/>
-              <w:gridCol w:w="2550"/>
-              <w:gridCol w:w="2845"/>
-            </w:tblGrid>
-            <w:tr>
-              <w:trPr>
-                <w:cantSplit/>
-                <w:tblHeader/>
-              </w:trPr>
-              <w:tc>
-                <w:tcPr>
-                  <w:tcW w:w="1500" w:type="dxa"/>
-                  <w:shd w:val="clear" w:color="auto" w:fill="D9E2F3"/>
-                  <w:vAlign w:val="center"/>
-                </w:tcPr>
-                <w:p>
-                  <w:pPr>
-                    <w:spacing w:before="0" w:after="0" w:line="240" w:lineRule="auto"/>
-                    <w:jc w:val="center"/>
-                  </w:pPr>
-                  <w:r>
-                    <w:rPr>
-                      <w:b/>
-                      <w:color w:val="1F3864"/>
-                      <w:sz w:val="17"/>
-                    </w:rPr>
-                    <w:t>Evidencia</w:t>
-                  </w:r>
-                </w:p>
-              </w:tc>
-              <w:tc>
-                <w:tcPr>
-                  <w:tcW w:w="2550" w:type="dxa"/>
-                  <w:shd w:val="clear" w:color="auto" w:fill="D9E2F3"/>
-                  <w:vAlign w:val="center"/>
-                </w:tcPr>
-                <w:p>
-                  <w:pPr>
-                    <w:spacing w:before="0" w:after="0" w:line="240" w:lineRule="auto"/>
-                    <w:jc w:val="center"/>
-                  </w:pPr>
-                  <w:r>
-                    <w:rPr>
-                      <w:b/>
-                      <w:color w:val="1F3864"/>
-                      <w:sz w:val="17"/>
-                    </w:rPr>
-                    <w:t>Qué es</w:t>
-                  </w:r>
-                </w:p>
-              </w:tc>
-              <w:tc>
-                <w:tcPr>
-                  <w:tcW w:w="2845" w:type="dxa"/>
-                  <w:shd w:val="clear" w:color="auto" w:fill="D9E2F3"/>
-                  <w:vAlign w:val="center"/>
-                </w:tcPr>
-                <w:p>
-                  <w:pPr>
-                    <w:spacing w:before="0" w:after="0" w:line="240" w:lineRule="auto"/>
-                    <w:jc w:val="center"/>
-                  </w:pPr>
-                  <w:r>
-                    <w:rPr>
-                      <w:b/>
-                      <w:color w:val="1F3864"/>
-                      <w:sz w:val="17"/>
-                    </w:rPr>
-                    <w:t>Cómo da cuenta del avance</w:t>
-                  </w:r>
-                </w:p>
-              </w:tc>
-            </w:tr>
-            <w:tr>
-              <w:trPr>
-                <w:cantSplit/>
-              </w:trPr>
-              <w:tc>
-                <w:tcPr>
-                  <w:tcW w:w="1500" w:type="dxa"/>
-                  <w:vAlign w:val="center"/>
-                </w:tcPr>
-                <w:p>
-                  <w:pPr>
-                    <w:spacing w:before="0" w:after="0" w:line="240" w:lineRule="auto"/>
-                    <w:jc w:val="left"/>
-                  </w:pPr>
-                  <w:r>
-                    <w:rPr>
-                      <w:color w:val="262626"/>
-                      <w:sz w:val="17"/>
-                    </w:rPr>
-                    <w:t>Repositorio en GitHub</w:t>
-                  </w:r>
-                </w:p>
-              </w:tc>
-              <w:tc>
-                <w:tcPr>
-                  <w:tcW w:w="2550" w:type="dxa"/>
-                  <w:vAlign w:val="center"/>
-                </w:tcPr>
-                <w:p>
-                  <w:pPr>
-                    <w:spacing w:before="0" w:after="0" w:line="240" w:lineRule="auto"/>
-                    <w:jc w:val="left"/>
-                  </w:pPr>
-                  <w:r>
-                    <w:rPr>
-                      <w:color w:val="262626"/>
-                      <w:sz w:val="17"/>
-                    </w:rPr>
-                    <w:t>Historial de versiones con un PR por sprint, por ejemplo el #23 (Sprint 6) y el #24 (Sprint 7).</w:t>
-                  </w:r>
-                </w:p>
-              </w:tc>
-              <w:tc>
-                <w:tcPr>
-                  <w:tcW w:w="2845" w:type="dxa"/>
-                  <w:vAlign w:val="center"/>
-                </w:tcPr>
-                <w:p>
-                  <w:pPr>
-                    <w:spacing w:before="0" w:after="0" w:line="240" w:lineRule="auto"/>
-                    <w:jc w:val="left"/>
-                  </w:pPr>
-                  <w:r>
-                    <w:rPr>
-                      <w:color w:val="262626"/>
-                      <w:sz w:val="17"/>
-                    </w:rPr>
-                    <w:t>Muestra el trabajo realizado y la revisión entre pares antes de integrar.</w:t>
-                  </w:r>
-                </w:p>
-              </w:tc>
-            </w:tr>
-            <w:tr>
-              <w:trPr>
-                <w:cantSplit/>
-              </w:trPr>
-              <w:tc>
-                <w:tcPr>
-                  <w:tcW w:w="1500" w:type="dxa"/>
-                  <w:vAlign w:val="center"/>
-                </w:tcPr>
-                <w:p>
-                  <w:pPr>
-                    <w:spacing w:before="0" w:after="0" w:line="240" w:lineRule="auto"/>
-                    <w:jc w:val="left"/>
-                  </w:pPr>
-                  <w:r>
-                    <w:rPr>
-                      <w:color w:val="262626"/>
-                      <w:sz w:val="17"/>
-                    </w:rPr>
-                    <w:t>Pruebas automatizadas</w:t>
-                  </w:r>
-                </w:p>
-              </w:tc>
-              <w:tc>
-                <w:tcPr>
-                  <w:tcW w:w="2550" w:type="dxa"/>
-                  <w:vAlign w:val="center"/>
-                </w:tcPr>
-                <w:p>
-                  <w:pPr>
-                    <w:spacing w:before="0" w:after="0" w:line="240" w:lineRule="auto"/>
-                    <w:jc w:val="left"/>
-                  </w:pPr>
-                  <w:r>
-                    <w:rPr>
-                      <w:color w:val="262626"/>
-                      <w:sz w:val="17"/>
-                    </w:rPr>
-                    <w:t>437 pruebas del backend que corren contra una base nueva; 61 son del abono en línea.</w:t>
-                  </w:r>
-                </w:p>
-              </w:tc>
-              <w:tc>
-                <w:tcPr>
-                  <w:tcW w:w="2845" w:type="dxa"/>
-                  <w:vAlign w:val="center"/>
-                </w:tcPr>
-                <w:p>
-                  <w:pPr>
-                    <w:spacing w:before="0" w:after="0" w:line="240" w:lineRule="auto"/>
-                    <w:jc w:val="left"/>
-                  </w:pPr>
-                  <w:r>
-                    <w:rPr>
-                      <w:color w:val="262626"/>
-                      <w:sz w:val="17"/>
-                    </w:rPr>
-                    <w:t>Comprueban que las reglas de negocio se cumplen y se pueden repetir en cualquier momento.</w:t>
-                  </w:r>
-                </w:p>
-              </w:tc>
-            </w:tr>
-            <w:tr>
-              <w:trPr>
-                <w:cantSplit/>
-              </w:trPr>
-              <w:tc>
-                <w:tcPr>
-                  <w:tcW w:w="1500" w:type="dxa"/>
-                  <w:vAlign w:val="center"/>
-                </w:tcPr>
-                <w:p>
-                  <w:pPr>
-                    <w:spacing w:before="0" w:after="0" w:line="240" w:lineRule="auto"/>
-                    <w:jc w:val="left"/>
-                  </w:pPr>
-                  <w:r>
-                    <w:rPr>
-                      <w:color w:val="262626"/>
-                      <w:sz w:val="17"/>
-                    </w:rPr>
-                    <w:t>Script de aislamiento</w:t>
-                  </w:r>
-                </w:p>
-              </w:tc>
-              <w:tc>
-                <w:tcPr>
-                  <w:tcW w:w="2550" w:type="dxa"/>
-                  <w:vAlign w:val="center"/>
-                </w:tcPr>
-                <w:p>
-                  <w:pPr>
-                    <w:spacing w:before="0" w:after="0" w:line="240" w:lineRule="auto"/>
-                    <w:jc w:val="left"/>
-                  </w:pPr>
-                  <w:r>
-                    <w:rPr>
-                      <w:color w:val="262626"/>
-                      <w:sz w:val="17"/>
-                    </w:rPr>
-                    <w:t>Verificación de que un salón no puede ver datos de otro, con la misma conexión de la aplicación.</w:t>
-                  </w:r>
-                </w:p>
-              </w:tc>
-              <w:tc>
-                <w:tcPr>
-                  <w:tcW w:w="2845" w:type="dxa"/>
-                  <w:vAlign w:val="center"/>
-                </w:tcPr>
-                <w:p>
-                  <w:pPr>
-                    <w:spacing w:before="0" w:after="0" w:line="240" w:lineRule="auto"/>
-                    <w:jc w:val="left"/>
-                  </w:pPr>
-                  <w:r>
-                    <w:rPr>
-                      <w:color w:val="262626"/>
-                      <w:sz w:val="17"/>
-                    </w:rPr>
-                    <w:t>Evidencia el control de acceso y la protección de datos personales.</w:t>
-                  </w:r>
-                </w:p>
-              </w:tc>
-            </w:tr>
-            <w:tr>
-              <w:trPr>
-                <w:cantSplit/>
-              </w:trPr>
-              <w:tc>
-                <w:tcPr>
-                  <w:tcW w:w="1500" w:type="dxa"/>
-                  <w:vAlign w:val="center"/>
-                </w:tcPr>
-                <w:p>
-                  <w:pPr>
-                    <w:spacing w:before="0" w:after="0" w:line="240" w:lineRule="auto"/>
-                    <w:jc w:val="left"/>
-                  </w:pPr>
-                  <w:r>
-                    <w:rPr>
-                      <w:color w:val="262626"/>
-                      <w:sz w:val="17"/>
-                    </w:rPr>
-                    <w:t>Documento de requisitos</w:t>
-                  </w:r>
-                </w:p>
-              </w:tc>
-              <w:tc>
-                <w:tcPr>
-                  <w:tcW w:w="2550" w:type="dxa"/>
-                  <w:vAlign w:val="center"/>
-                </w:tcPr>
-                <w:p>
-                  <w:pPr>
-                    <w:spacing w:before="0" w:after="0" w:line="240" w:lineRule="auto"/>
-                    <w:jc w:val="left"/>
-                  </w:pPr>
-                  <w:r>
-                    <w:rPr>
-                      <w:color w:val="262626"/>
-                      <w:sz w:val="17"/>
-                    </w:rPr>
-                    <w:t>123 requisitos con criterio de aceptación y prioridad.</w:t>
-                  </w:r>
-                </w:p>
-              </w:tc>
-              <w:tc>
-                <w:tcPr>
-                  <w:tcW w:w="2845" w:type="dxa"/>
-                  <w:vAlign w:val="center"/>
-                </w:tcPr>
-                <w:p>
-                  <w:pPr>
-                    <w:spacing w:before="0" w:after="0" w:line="240" w:lineRule="auto"/>
-                    <w:jc w:val="left"/>
-                  </w:pPr>
-                  <w:r>
-                    <w:rPr>
-                      <w:color w:val="262626"/>
-                      <w:sz w:val="17"/>
-                    </w:rPr>
-                    <w:t>Muestra cómo se tradujo lo que necesita la clienta en requisitos comprobables.</w:t>
-                  </w:r>
-                </w:p>
-              </w:tc>
-            </w:tr>
-            <w:tr>
-              <w:trPr>
-                <w:cantSplit/>
-              </w:trPr>
-              <w:tc>
-                <w:tcPr>
-                  <w:tcW w:w="1500" w:type="dxa"/>
-                  <w:vAlign w:val="center"/>
-                </w:tcPr>
-                <w:p>
-                  <w:pPr>
-                    <w:spacing w:before="0" w:after="0" w:line="240" w:lineRule="auto"/>
-                    <w:jc w:val="left"/>
-                  </w:pPr>
-                  <w:r>
-                    <w:rPr>
-                      <w:color w:val="262626"/>
-                      <w:sz w:val="17"/>
-                    </w:rPr>
-                    <w:t>Documento maestro de arquitectura y registro de decisiones</w:t>
-                  </w:r>
-                </w:p>
-              </w:tc>
-              <w:tc>
-                <w:tcPr>
-                  <w:tcW w:w="2550" w:type="dxa"/>
-                  <w:vAlign w:val="center"/>
-                </w:tcPr>
-                <w:p>
-                  <w:pPr>
-                    <w:spacing w:before="0" w:after="0" w:line="240" w:lineRule="auto"/>
-                    <w:jc w:val="left"/>
-                  </w:pPr>
-                  <w:r>
-                    <w:rPr>
-                      <w:color w:val="262626"/>
-                      <w:sz w:val="17"/>
-                    </w:rPr>
-                    <w:t>Vistas 4+1, modelo de datos y decisiones con fecha, motivo y alternativas descartadas.</w:t>
-                  </w:r>
-                </w:p>
-              </w:tc>
-              <w:tc>
-                <w:tcPr>
-                  <w:tcW w:w="2845" w:type="dxa"/>
-                  <w:vAlign w:val="center"/>
-                </w:tcPr>
-                <w:p>
-                  <w:pPr>
-                    <w:spacing w:before="0" w:after="0" w:line="240" w:lineRule="auto"/>
-                    <w:jc w:val="left"/>
-                  </w:pPr>
-                  <w:r>
-                    <w:rPr>
-                      <w:color w:val="262626"/>
-                      <w:sz w:val="17"/>
-                    </w:rPr>
-                    <w:t>Muestra que las decisiones técnicas se fundamentaron y no se improvisaron.</w:t>
-                  </w:r>
-                </w:p>
-              </w:tc>
-            </w:tr>
-            <w:tr>
-              <w:trPr>
-                <w:cantSplit/>
-              </w:trPr>
-              <w:tc>
-                <w:tcPr>
-                  <w:tcW w:w="1500" w:type="dxa"/>
-                  <w:vAlign w:val="center"/>
-                </w:tcPr>
-                <w:p>
-                  <w:pPr>
-                    <w:spacing w:before="0" w:after="0" w:line="240" w:lineRule="auto"/>
-                    <w:jc w:val="left"/>
-                  </w:pPr>
-                  <w:r>
-                    <w:rPr>
-                      <w:color w:val="262626"/>
-                      <w:sz w:val="17"/>
-                    </w:rPr>
-                    <w:t>Guiones de prueba manual</w:t>
-                  </w:r>
-                </w:p>
-              </w:tc>
-              <w:tc>
-                <w:tcPr>
-                  <w:tcW w:w="2550" w:type="dxa"/>
-                  <w:vAlign w:val="center"/>
-                </w:tcPr>
-                <w:p>
-                  <w:pPr>
-                    <w:spacing w:before="0" w:after="0" w:line="240" w:lineRule="auto"/>
-                    <w:jc w:val="left"/>
-                  </w:pPr>
-                  <w:r>
-                    <w:rPr>
-                      <w:color w:val="262626"/>
-                      <w:sz w:val="17"/>
-                    </w:rPr>
-                    <w:t>Un guion por sprint, con el paso a paso en pantalla y los requisitos que cubre.</w:t>
-                  </w:r>
-                </w:p>
-              </w:tc>
-              <w:tc>
-                <w:tcPr>
-                  <w:tcW w:w="2845" w:type="dxa"/>
-                  <w:vAlign w:val="center"/>
-                </w:tcPr>
-                <w:p>
-                  <w:pPr>
-                    <w:spacing w:before="0" w:after="0" w:line="240" w:lineRule="auto"/>
-                    <w:jc w:val="left"/>
-                  </w:pPr>
-                  <w:r>
-                    <w:rPr>
-                      <w:color w:val="262626"/>
-                      <w:sz w:val="17"/>
-                    </w:rPr>
-                    <w:t>Evidencia la revisión de cada incremento funcionando.</w:t>
-                  </w:r>
-                </w:p>
-              </w:tc>
-            </w:tr>
-            <w:tr>
-              <w:trPr>
-                <w:cantSplit/>
-              </w:trPr>
-              <w:tc>
-                <w:tcPr>
-                  <w:tcW w:w="1500" w:type="dxa"/>
-                  <w:vAlign w:val="center"/>
-                </w:tcPr>
-                <w:p>
-                  <w:pPr>
-                    <w:spacing w:before="0" w:after="0" w:line="240" w:lineRule="auto"/>
-                    <w:jc w:val="left"/>
-                  </w:pPr>
-                  <w:r>
-                    <w:rPr>
-                      <w:color w:val="262626"/>
-                      <w:sz w:val="17"/>
-                    </w:rPr>
-                    <w:t>Diagramas de casos de uso</w:t>
-                  </w:r>
-                </w:p>
-              </w:tc>
-              <w:tc>
-                <w:tcPr>
-                  <w:tcW w:w="2550" w:type="dxa"/>
-                  <w:vAlign w:val="center"/>
-                </w:tcPr>
-                <w:p>
-                  <w:pPr>
-                    <w:spacing w:before="0" w:after="0" w:line="240" w:lineRule="auto"/>
-                    <w:jc w:val="left"/>
-                  </w:pPr>
-                  <w:r>
-                    <w:rPr>
-                      <w:color w:val="262626"/>
-                      <w:sz w:val="17"/>
-                    </w:rPr>
-                    <w:t>Cinco diagramas: usuario, cliente, trabajador, administradora y sistema.</w:t>
-                  </w:r>
-                </w:p>
-              </w:tc>
-              <w:tc>
-                <w:tcPr>
-                  <w:tcW w:w="2845" w:type="dxa"/>
-                  <w:vAlign w:val="center"/>
-                </w:tcPr>
-                <w:p>
-                  <w:pPr>
-                    <w:spacing w:before="0" w:after="0" w:line="240" w:lineRule="auto"/>
-                    <w:jc w:val="left"/>
-                  </w:pPr>
-                  <w:r>
-                    <w:rPr>
-                      <w:color w:val="262626"/>
-                      <w:sz w:val="17"/>
-                    </w:rPr>
-                    <w:t>Muestran qué puede hacer cada actor, igual que en el sistema.</w:t>
-                  </w:r>
-                </w:p>
-              </w:tc>
-            </w:tr>
-            <w:tr>
-              <w:trPr>
-                <w:cantSplit/>
-              </w:trPr>
-              <w:tc>
-                <w:tcPr>
-                  <w:tcW w:w="1500" w:type="dxa"/>
-                  <w:vAlign w:val="center"/>
-                </w:tcPr>
-                <w:p>
-                  <w:pPr>
-                    <w:spacing w:before="0" w:after="0" w:line="240" w:lineRule="auto"/>
-                    <w:jc w:val="left"/>
-                  </w:pPr>
-                  <w:r>
-                    <w:rPr>
-                      <w:color w:val="262626"/>
-                      <w:sz w:val="17"/>
-                    </w:rPr>
-                    <w:t>Ficha de avance 04</w:t>
-                  </w:r>
-                </w:p>
-              </w:tc>
-              <w:tc>
-                <w:tcPr>
-                  <w:tcW w:w="2550" w:type="dxa"/>
-                  <w:vAlign w:val="center"/>
-                </w:tcPr>
-                <w:p>
-                  <w:pPr>
-                    <w:spacing w:before="0" w:after="0" w:line="240" w:lineRule="auto"/>
-                    <w:jc w:val="left"/>
-                  </w:pPr>
-                  <w:r>
-                    <w:rPr>
-                      <w:color w:val="262626"/>
-                      <w:sz w:val="17"/>
-                    </w:rPr>
-                    <w:t>Trazabilidad de cada funcionalidad con su peso, estado y evidencia.</w:t>
-                  </w:r>
-                </w:p>
-              </w:tc>
-              <w:tc>
-                <w:tcPr>
-                  <w:tcW w:w="2845" w:type="dxa"/>
-                  <w:vAlign w:val="center"/>
-                </w:tcPr>
-                <w:p>
-                  <w:pPr>
-                    <w:spacing w:before="0" w:after="0" w:line="240" w:lineRule="auto"/>
-                    <w:jc w:val="left"/>
-                  </w:pPr>
-                  <w:r>
-                    <w:rPr>
-                      <w:color w:val="262626"/>
-                      <w:sz w:val="17"/>
-                    </w:rPr>
-                    <w:t>Respalda el 80 % reconocido.</w:t>
-                  </w:r>
-                </w:p>
-              </w:tc>
-            </w:tr>
-            <w:tr>
-              <w:trPr>
-                <w:cantSplit/>
-              </w:trPr>
-              <w:tc>
-                <w:tcPr>
-                  <w:tcW w:w="1500" w:type="dxa"/>
-                  <w:vAlign w:val="center"/>
-                </w:tcPr>
-                <w:p>
-                  <w:pPr>
-                    <w:spacing w:before="0" w:after="0" w:line="240" w:lineRule="auto"/>
-                    <w:jc w:val="left"/>
-                  </w:pPr>
-                  <w:r>
-                    <w:rPr>
-                      <w:color w:val="262626"/>
-                      <w:sz w:val="17"/>
-                    </w:rPr>
-                    <w:t>Demostración en vivo</w:t>
-                  </w:r>
-                </w:p>
-              </w:tc>
-              <w:tc>
-                <w:tcPr>
-                  <w:tcW w:w="2550" w:type="dxa"/>
-                  <w:vAlign w:val="center"/>
-                </w:tcPr>
-                <w:p>
-                  <w:pPr>
-                    <w:spacing w:before="0" w:after="0" w:line="240" w:lineRule="auto"/>
-                    <w:jc w:val="left"/>
-                  </w:pPr>
-                  <w:r>
-                    <w:rPr>
-                      <w:color w:val="262626"/>
-                      <w:sz w:val="17"/>
-                    </w:rPr>
-                    <w:t>Reservar en la página pública, pagar el abono en el ambiente de pruebas de Transbank, atender y cobrar con un producto, y ver el stock y el reporte del día.</w:t>
-                  </w:r>
-                </w:p>
-              </w:tc>
-              <w:tc>
-                <w:tcPr>
-                  <w:tcW w:w="2845" w:type="dxa"/>
-                  <w:vAlign w:val="center"/>
-                </w:tcPr>
-                <w:p>
-                  <w:pPr>
-                    <w:spacing w:before="0" w:after="0" w:line="240" w:lineRule="auto"/>
-                    <w:jc w:val="left"/>
-                  </w:pPr>
-                  <w:r>
-                    <w:rPr>
-                      <w:color w:val="262626"/>
-                      <w:sz w:val="17"/>
-                    </w:rPr>
-                    <w:t>Muestra el flujo completo funcionando de punta a punta.</w:t>
-                  </w:r>
-                </w:p>
-              </w:tc>
-            </w:tr>
-          </w:tbl>
-          <w:p>
-            <w:pPr>
-              <w:spacing w:before="0" w:after="80" w:line="240" w:lineRule="auto"/>
+          </w:p>
+          <w:p>
+            <w:pPr>
+              <w:spacing w:after="80" w:line="240" w:lineRule="auto"/>
               <w:jc w:val="both"/>
             </w:pPr>
             <w:r>
               <w:rPr>
-                <w:b/>
-                <w:color w:val="262626"/>
+                <w:rFonts w:ascii="Calibri" w:hAnsi="Calibri" w:cs="Arial"/>
+                <w:iCs/>
                 <w:sz w:val="20"/>
-              </w:rPr>
-              <w:t>Cómo resguardamos la calidad.</w:t>
-            </w:r>
-            <w:r>
-              <w:rPr>
-                <w:color w:val="262626"/>
+                <w:szCs w:val="20"/>
+                <w:lang w:eastAsia="es-CL"/>
+              </w:rPr>
+              <w:t>Las evidencias quedan resguardadas con github, pull request y el proyecto en si mas la documentación que se desarrolla tales como 4+1, casos de usos entre otros como los requerimientos y documentos que el docente nos envía</w:t>
+            </w:r>
+            <w:r>
+              <w:rPr>
+                <w:rFonts w:ascii="Calibri" w:hAnsi="Calibri" w:cs="Arial"/>
+                <w:iCs/>
                 <w:sz w:val="20"/>
-              </w:rPr>
-              <w:t xml:space="preserve"> Las reglas críticas se aplican en la base de datos y no solo en el código: aislamiento por salón con políticas por fila, restricción de exclusión para las citas, stock calculado desde movimientos inmutables y dinero en pesos enteros. El esquema solo cambia mediante migraciones. Nuestra Definition of Done exige una revisión específica cuando un cambio toca la base, el dinero, las fechas o el stock. En el módulo de pagos, además, un agente revisor independiente hizo dos pasadas y encontró diez problemas en el manejo del dinero, como pagos en duda, devoluciones sin respuesta y un bloqueo mutuo en la base; todos se corrigieron y quedaron con su prueba. Para no depender de Transbank en las pruebas, construimos un Webpay simulado que responde como su API y simula cortes de red.</w:t>
-            </w:r>
-          </w:p>
-          <w:p>
-            <w:pPr>
-              <w:spacing w:before="0" w:after="80" w:line="240" w:lineRule="auto"/>
-              <w:jc w:val="both"/>
-            </w:pPr>
-            <w:r>
-              <w:rPr>
-                <w:i/>
-                <w:color w:val="262626"/>
-                <w:sz w:val="20"/>
-              </w:rPr>
-              <w:t>(Adjuntar aquí las evidencias seleccionadas: enlaces a los PR, captura de las pruebas pasando, diagramas de casos de uso y la ficha 04.)</w:t>
+                <w:szCs w:val="20"/>
+                <w:lang w:eastAsia="es-CL"/>
+              </w:rPr>
+              <w:t>.</w:t>
             </w:r>
           </w:p>
         </w:tc>
@@ -2650,8 +1280,7 @@
           </w:tcPr>
           <w:p>
             <w:pPr>
-              <w:spacing w:before="0" w:after="0" w:line="240" w:lineRule="auto"/>
-              <w:jc w:val="left"/>
+              <w:spacing w:after="0" w:line="240" w:lineRule="auto"/>
             </w:pPr>
             <w:r>
               <w:rPr>
@@ -2668,8 +1297,7 @@
           </w:tcPr>
           <w:p>
             <w:pPr>
-              <w:spacing w:before="0" w:after="0" w:line="240" w:lineRule="auto"/>
-              <w:jc w:val="left"/>
+              <w:spacing w:after="0" w:line="240" w:lineRule="auto"/>
             </w:pPr>
             <w:r>
               <w:rPr>
@@ -2687,8 +1315,7 @@
           </w:tcPr>
           <w:p>
             <w:pPr>
-              <w:spacing w:before="0" w:after="0" w:line="240" w:lineRule="auto"/>
-              <w:jc w:val="left"/>
+              <w:spacing w:after="0" w:line="240" w:lineRule="auto"/>
             </w:pPr>
             <w:r>
               <w:rPr>
@@ -2705,8 +1332,7 @@
           </w:tcPr>
           <w:p>
             <w:pPr>
-              <w:spacing w:before="0" w:after="0" w:line="240" w:lineRule="auto"/>
-              <w:jc w:val="left"/>
+              <w:spacing w:after="0" w:line="240" w:lineRule="auto"/>
             </w:pPr>
             <w:r>
               <w:rPr>
@@ -2723,8 +1349,7 @@
           </w:tcPr>
           <w:p>
             <w:pPr>
-              <w:spacing w:before="0" w:after="0" w:line="240" w:lineRule="auto"/>
-              <w:jc w:val="left"/>
+              <w:spacing w:after="0" w:line="240" w:lineRule="auto"/>
             </w:pPr>
             <w:r>
               <w:rPr>
@@ -2741,8 +1366,7 @@
           </w:tcPr>
           <w:p>
             <w:pPr>
-              <w:spacing w:before="0" w:after="0" w:line="240" w:lineRule="auto"/>
-              <w:jc w:val="left"/>
+              <w:spacing w:after="0" w:line="240" w:lineRule="auto"/>
             </w:pPr>
             <w:r>
               <w:rPr>
@@ -2760,8 +1384,7 @@
           </w:tcPr>
           <w:p>
             <w:pPr>
-              <w:spacing w:before="0" w:after="0" w:line="240" w:lineRule="auto"/>
-              <w:jc w:val="left"/>
+              <w:spacing w:after="0" w:line="240" w:lineRule="auto"/>
             </w:pPr>
             <w:r>
               <w:rPr>
@@ -2779,8 +1402,7 @@
           </w:tcPr>
           <w:p>
             <w:pPr>
-              <w:spacing w:before="0" w:after="0" w:line="240" w:lineRule="auto"/>
-              <w:jc w:val="left"/>
+              <w:spacing w:after="0" w:line="240" w:lineRule="auto"/>
             </w:pPr>
             <w:r>
               <w:rPr>
@@ -2802,8 +1424,7 @@
           </w:tcPr>
           <w:p>
             <w:pPr>
-              <w:spacing w:before="0" w:after="0" w:line="240" w:lineRule="auto"/>
-              <w:jc w:val="left"/>
+              <w:spacing w:after="0" w:line="240" w:lineRule="auto"/>
             </w:pPr>
             <w:r>
               <w:rPr>
@@ -2820,8 +1441,7 @@
           </w:tcPr>
           <w:p>
             <w:pPr>
-              <w:spacing w:before="0" w:after="0" w:line="240" w:lineRule="auto"/>
-              <w:jc w:val="left"/>
+              <w:spacing w:after="0" w:line="240" w:lineRule="auto"/>
             </w:pPr>
             <w:r>
               <w:rPr>
@@ -2839,8 +1459,7 @@
           </w:tcPr>
           <w:p>
             <w:pPr>
-              <w:spacing w:before="0" w:after="0" w:line="240" w:lineRule="auto"/>
-              <w:jc w:val="left"/>
+              <w:spacing w:after="0" w:line="240" w:lineRule="auto"/>
             </w:pPr>
             <w:r>
               <w:rPr>
@@ -2857,8 +1476,7 @@
           </w:tcPr>
           <w:p>
             <w:pPr>
-              <w:spacing w:before="0" w:after="0" w:line="240" w:lineRule="auto"/>
-              <w:jc w:val="left"/>
+              <w:spacing w:after="0" w:line="240" w:lineRule="auto"/>
             </w:pPr>
             <w:r>
               <w:rPr>
@@ -2875,8 +1493,7 @@
           </w:tcPr>
           <w:p>
             <w:pPr>
-              <w:spacing w:before="0" w:after="0" w:line="240" w:lineRule="auto"/>
-              <w:jc w:val="left"/>
+              <w:spacing w:after="0" w:line="240" w:lineRule="auto"/>
             </w:pPr>
             <w:r>
               <w:rPr>
@@ -2893,8 +1510,7 @@
           </w:tcPr>
           <w:p>
             <w:pPr>
-              <w:spacing w:before="0" w:after="0" w:line="240" w:lineRule="auto"/>
-              <w:jc w:val="left"/>
+              <w:spacing w:after="0" w:line="240" w:lineRule="auto"/>
             </w:pPr>
             <w:r>
               <w:rPr>
@@ -2912,8 +1528,7 @@
           </w:tcPr>
           <w:p>
             <w:pPr>
-              <w:spacing w:before="0" w:after="0" w:line="240" w:lineRule="auto"/>
-              <w:jc w:val="left"/>
+              <w:spacing w:after="0" w:line="240" w:lineRule="auto"/>
             </w:pPr>
             <w:r>
               <w:rPr>
@@ -2931,8 +1546,7 @@
           </w:tcPr>
           <w:p>
             <w:pPr>
-              <w:spacing w:before="0" w:after="0" w:line="240" w:lineRule="auto"/>
-              <w:jc w:val="left"/>
+              <w:spacing w:after="0" w:line="240" w:lineRule="auto"/>
             </w:pPr>
             <w:r>
               <w:rPr>
@@ -2954,8 +1568,7 @@
           </w:tcPr>
           <w:p>
             <w:pPr>
-              <w:spacing w:before="0" w:after="0" w:line="240" w:lineRule="auto"/>
-              <w:jc w:val="left"/>
+              <w:spacing w:after="0" w:line="240" w:lineRule="auto"/>
             </w:pPr>
             <w:r>
               <w:rPr>
@@ -2972,8 +1585,7 @@
           </w:tcPr>
           <w:p>
             <w:pPr>
-              <w:spacing w:before="0" w:after="0" w:line="240" w:lineRule="auto"/>
-              <w:jc w:val="left"/>
+              <w:spacing w:after="0" w:line="240" w:lineRule="auto"/>
             </w:pPr>
             <w:r>
               <w:rPr>
@@ -2991,8 +1603,7 @@
           </w:tcPr>
           <w:p>
             <w:pPr>
-              <w:spacing w:before="0" w:after="0" w:line="240" w:lineRule="auto"/>
-              <w:jc w:val="left"/>
+              <w:spacing w:after="0" w:line="240" w:lineRule="auto"/>
             </w:pPr>
             <w:r>
               <w:rPr>
@@ -3009,8 +1620,7 @@
           </w:tcPr>
           <w:p>
             <w:pPr>
-              <w:spacing w:before="0" w:after="0" w:line="240" w:lineRule="auto"/>
-              <w:jc w:val="left"/>
+              <w:spacing w:after="0" w:line="240" w:lineRule="auto"/>
             </w:pPr>
             <w:r>
               <w:rPr>
@@ -3027,8 +1637,7 @@
           </w:tcPr>
           <w:p>
             <w:pPr>
-              <w:spacing w:before="0" w:after="0" w:line="240" w:lineRule="auto"/>
-              <w:jc w:val="left"/>
+              <w:spacing w:after="0" w:line="240" w:lineRule="auto"/>
             </w:pPr>
             <w:r>
               <w:rPr>
@@ -3045,8 +1654,7 @@
           </w:tcPr>
           <w:p>
             <w:pPr>
-              <w:spacing w:before="0" w:after="0" w:line="240" w:lineRule="auto"/>
-              <w:jc w:val="left"/>
+              <w:spacing w:after="0" w:line="240" w:lineRule="auto"/>
             </w:pPr>
             <w:r>
               <w:rPr>
@@ -3064,8 +1672,7 @@
           </w:tcPr>
           <w:p>
             <w:pPr>
-              <w:spacing w:before="0" w:after="0" w:line="240" w:lineRule="auto"/>
-              <w:jc w:val="left"/>
+              <w:spacing w:after="0" w:line="240" w:lineRule="auto"/>
             </w:pPr>
             <w:r>
               <w:rPr>
@@ -3083,8 +1690,7 @@
           </w:tcPr>
           <w:p>
             <w:pPr>
-              <w:spacing w:before="0" w:after="0" w:line="240" w:lineRule="auto"/>
-              <w:jc w:val="left"/>
+              <w:spacing w:after="0" w:line="240" w:lineRule="auto"/>
             </w:pPr>
             <w:r>
               <w:rPr>
@@ -3106,8 +1712,7 @@
           </w:tcPr>
           <w:p>
             <w:pPr>
-              <w:spacing w:before="0" w:after="0" w:line="240" w:lineRule="auto"/>
-              <w:jc w:val="left"/>
+              <w:spacing w:after="0" w:line="240" w:lineRule="auto"/>
             </w:pPr>
             <w:r>
               <w:rPr>
@@ -3124,8 +1729,7 @@
           </w:tcPr>
           <w:p>
             <w:pPr>
-              <w:spacing w:before="0" w:after="0" w:line="240" w:lineRule="auto"/>
-              <w:jc w:val="left"/>
+              <w:spacing w:after="0" w:line="240" w:lineRule="auto"/>
             </w:pPr>
             <w:r>
               <w:rPr>
@@ -3143,8 +1747,7 @@
           </w:tcPr>
           <w:p>
             <w:pPr>
-              <w:spacing w:before="0" w:after="0" w:line="240" w:lineRule="auto"/>
-              <w:jc w:val="left"/>
+              <w:spacing w:after="0" w:line="240" w:lineRule="auto"/>
             </w:pPr>
             <w:r>
               <w:rPr>
@@ -3161,8 +1764,7 @@
           </w:tcPr>
           <w:p>
             <w:pPr>
-              <w:spacing w:before="0" w:after="0" w:line="240" w:lineRule="auto"/>
-              <w:jc w:val="left"/>
+              <w:spacing w:after="0" w:line="240" w:lineRule="auto"/>
             </w:pPr>
             <w:r>
               <w:rPr>
@@ -3179,8 +1781,7 @@
           </w:tcPr>
           <w:p>
             <w:pPr>
-              <w:spacing w:before="0" w:after="0" w:line="240" w:lineRule="auto"/>
-              <w:jc w:val="left"/>
+              <w:spacing w:after="0" w:line="240" w:lineRule="auto"/>
             </w:pPr>
             <w:r>
               <w:rPr>
@@ -3197,8 +1798,7 @@
           </w:tcPr>
           <w:p>
             <w:pPr>
-              <w:spacing w:before="0" w:after="0" w:line="240" w:lineRule="auto"/>
-              <w:jc w:val="left"/>
+              <w:spacing w:after="0" w:line="240" w:lineRule="auto"/>
             </w:pPr>
             <w:r>
               <w:rPr>
@@ -3212,12 +1812,14 @@
         <w:tc>
           <w:tcPr>
             <w:tcW w:w="1250" w:type="dxa"/>
-            <w:shd w:val="clear" w:color="auto" w:fill="D9EAD3"/>
-          </w:tcPr>
-          <w:p>
-            <w:pPr>
-              <w:spacing w:before="0" w:after="0" w:line="240" w:lineRule="auto"/>
-              <w:jc w:val="left"/>
+            <w:shd w:val="clear" w:color="auto" w:fill="FFFF00"/>
+          </w:tcPr>
+          <w:p>
+            <w:pPr>
+              <w:spacing w:after="0" w:line="240" w:lineRule="auto"/>
+              <w:rPr>
+                <w:highlight w:val="yellow"/>
+              </w:rPr>
             </w:pPr>
             <w:r>
               <w:rPr>
@@ -3225,7 +1827,7 @@
                 <w:color w:val="262626"/>
                 <w:sz w:val="17"/>
               </w:rPr>
-              <w:t>Completado</w:t>
+              <w:t>Por completar</w:t>
             </w:r>
           </w:p>
         </w:tc>
@@ -3235,8 +1837,7 @@
           </w:tcPr>
           <w:p>
             <w:pPr>
-              <w:spacing w:before="0" w:after="0" w:line="240" w:lineRule="auto"/>
-              <w:jc w:val="left"/>
+              <w:spacing w:after="0" w:line="240" w:lineRule="auto"/>
             </w:pPr>
             <w:r>
               <w:rPr>
@@ -3258,8 +1859,7 @@
           </w:tcPr>
           <w:p>
             <w:pPr>
-              <w:spacing w:before="0" w:after="0" w:line="240" w:lineRule="auto"/>
-              <w:jc w:val="left"/>
+              <w:spacing w:after="0" w:line="240" w:lineRule="auto"/>
             </w:pPr>
             <w:r>
               <w:rPr>
@@ -3276,8 +1876,7 @@
           </w:tcPr>
           <w:p>
             <w:pPr>
-              <w:spacing w:before="0" w:after="0" w:line="240" w:lineRule="auto"/>
-              <w:jc w:val="left"/>
+              <w:spacing w:after="0" w:line="240" w:lineRule="auto"/>
             </w:pPr>
             <w:r>
               <w:rPr>
@@ -3295,8 +1894,7 @@
           </w:tcPr>
           <w:p>
             <w:pPr>
-              <w:spacing w:before="0" w:after="0" w:line="240" w:lineRule="auto"/>
-              <w:jc w:val="left"/>
+              <w:spacing w:after="0" w:line="240" w:lineRule="auto"/>
             </w:pPr>
             <w:r>
               <w:rPr>
@@ -3313,8 +1911,7 @@
           </w:tcPr>
           <w:p>
             <w:pPr>
-              <w:spacing w:before="0" w:after="0" w:line="240" w:lineRule="auto"/>
-              <w:jc w:val="left"/>
+              <w:spacing w:after="0" w:line="240" w:lineRule="auto"/>
             </w:pPr>
             <w:r>
               <w:rPr>
@@ -3331,8 +1928,7 @@
           </w:tcPr>
           <w:p>
             <w:pPr>
-              <w:spacing w:before="0" w:after="0" w:line="240" w:lineRule="auto"/>
-              <w:jc w:val="left"/>
+              <w:spacing w:after="0" w:line="240" w:lineRule="auto"/>
             </w:pPr>
             <w:r>
               <w:rPr>
@@ -3349,8 +1945,7 @@
           </w:tcPr>
           <w:p>
             <w:pPr>
-              <w:spacing w:before="0" w:after="0" w:line="240" w:lineRule="auto"/>
-              <w:jc w:val="left"/>
+              <w:spacing w:after="0" w:line="240" w:lineRule="auto"/>
             </w:pPr>
             <w:r>
               <w:rPr>
@@ -3368,8 +1963,7 @@
           </w:tcPr>
           <w:p>
             <w:pPr>
-              <w:spacing w:before="0" w:after="0" w:line="240" w:lineRule="auto"/>
-              <w:jc w:val="left"/>
+              <w:spacing w:after="0" w:line="240" w:lineRule="auto"/>
             </w:pPr>
             <w:r>
               <w:rPr>
@@ -3387,8 +1981,7 @@
           </w:tcPr>
           <w:p>
             <w:pPr>
-              <w:spacing w:before="0" w:after="0" w:line="240" w:lineRule="auto"/>
-              <w:jc w:val="left"/>
+              <w:spacing w:after="0" w:line="240" w:lineRule="auto"/>
             </w:pPr>
             <w:r>
               <w:rPr>
@@ -3410,8 +2003,7 @@
           </w:tcPr>
           <w:p>
             <w:pPr>
-              <w:spacing w:before="0" w:after="0" w:line="240" w:lineRule="auto"/>
-              <w:jc w:val="left"/>
+              <w:spacing w:after="0" w:line="240" w:lineRule="auto"/>
             </w:pPr>
             <w:r>
               <w:rPr>
@@ -3428,8 +2020,7 @@
           </w:tcPr>
           <w:p>
             <w:pPr>
-              <w:spacing w:before="0" w:after="0" w:line="240" w:lineRule="auto"/>
-              <w:jc w:val="left"/>
+              <w:spacing w:after="0" w:line="240" w:lineRule="auto"/>
             </w:pPr>
             <w:r>
               <w:rPr>
@@ -3447,8 +2038,7 @@
           </w:tcPr>
           <w:p>
             <w:pPr>
-              <w:spacing w:before="0" w:after="0" w:line="240" w:lineRule="auto"/>
-              <w:jc w:val="left"/>
+              <w:spacing w:after="0" w:line="240" w:lineRule="auto"/>
             </w:pPr>
             <w:r>
               <w:rPr>
@@ -3465,8 +2055,7 @@
           </w:tcPr>
           <w:p>
             <w:pPr>
-              <w:spacing w:before="0" w:after="0" w:line="240" w:lineRule="auto"/>
-              <w:jc w:val="left"/>
+              <w:spacing w:after="0" w:line="240" w:lineRule="auto"/>
             </w:pPr>
             <w:r>
               <w:rPr>
@@ -3483,8 +2072,7 @@
           </w:tcPr>
           <w:p>
             <w:pPr>
-              <w:spacing w:before="0" w:after="0" w:line="240" w:lineRule="auto"/>
-              <w:jc w:val="left"/>
+              <w:spacing w:after="0" w:line="240" w:lineRule="auto"/>
             </w:pPr>
             <w:r>
               <w:rPr>
@@ -3501,8 +2089,7 @@
           </w:tcPr>
           <w:p>
             <w:pPr>
-              <w:spacing w:before="0" w:after="0" w:line="240" w:lineRule="auto"/>
-              <w:jc w:val="left"/>
+              <w:spacing w:after="0" w:line="240" w:lineRule="auto"/>
             </w:pPr>
             <w:r>
               <w:rPr>
@@ -3520,8 +2107,7 @@
           </w:tcPr>
           <w:p>
             <w:pPr>
-              <w:spacing w:before="0" w:after="0" w:line="240" w:lineRule="auto"/>
-              <w:jc w:val="left"/>
+              <w:spacing w:after="0" w:line="240" w:lineRule="auto"/>
             </w:pPr>
             <w:r>
               <w:rPr>
@@ -3539,8 +2125,7 @@
           </w:tcPr>
           <w:p>
             <w:pPr>
-              <w:spacing w:before="0" w:after="0" w:line="240" w:lineRule="auto"/>
-              <w:jc w:val="left"/>
+              <w:spacing w:after="0" w:line="240" w:lineRule="auto"/>
             </w:pPr>
             <w:r>
               <w:rPr>
@@ -3562,15 +2147,15 @@
           </w:tcPr>
           <w:p>
             <w:pPr>
-              <w:spacing w:before="0" w:after="0" w:line="240" w:lineRule="auto"/>
-              <w:jc w:val="left"/>
-            </w:pPr>
-            <w:r>
-              <w:rPr>
-                <w:color w:val="262626"/>
-                <w:sz w:val="17"/>
-              </w:rPr>
-              <w:t>Comunicación efectiva</w:t>
+              <w:spacing w:after="0" w:line="240" w:lineRule="auto"/>
+            </w:pPr>
+            <w:r>
+              <w:rPr>
+                <w:color w:val="262626"/>
+                <w:sz w:val="17"/>
+              </w:rPr>
+              <w:lastRenderedPageBreak/>
+              <w:t>Gestión de proyectos informáticos</w:t>
             </w:r>
           </w:p>
         </w:tc>
@@ -3580,8 +2165,7 @@
           </w:tcPr>
           <w:p>
             <w:pPr>
-              <w:spacing w:before="0" w:after="0" w:line="240" w:lineRule="auto"/>
-              <w:jc w:val="left"/>
+              <w:spacing w:after="0" w:line="240" w:lineRule="auto"/>
             </w:pPr>
             <w:r>
               <w:rPr>
@@ -3589,7 +2173,7 @@
                 <w:color w:val="262626"/>
                 <w:sz w:val="17"/>
               </w:rPr>
-              <w:t>Prototipado y validación de interfaces</w:t>
+              <w:t xml:space="preserve">Tablero con los 123 requisitos </w:t>
             </w:r>
           </w:p>
         </w:tc>
@@ -3599,15 +2183,18 @@
           </w:tcPr>
           <w:p>
             <w:pPr>
-              <w:spacing w:before="0" w:after="0" w:line="240" w:lineRule="auto"/>
-              <w:jc w:val="left"/>
-            </w:pPr>
-            <w:r>
-              <w:rPr>
-                <w:color w:val="262626"/>
-                <w:sz w:val="17"/>
-              </w:rPr>
-              <w:t>Herramienta de prototipado</w:t>
+              <w:spacing w:after="0" w:line="240" w:lineRule="auto"/>
+              <w:rPr>
+                <w:lang w:val="en-US"/>
+              </w:rPr>
+            </w:pPr>
+            <w:r>
+              <w:rPr>
+                <w:color w:val="262626"/>
+                <w:sz w:val="17"/>
+                <w:lang w:val="en-US"/>
+              </w:rPr>
+              <w:t>GitHub Projects, script de carga</w:t>
             </w:r>
           </w:p>
         </w:tc>
@@ -3617,15 +2204,14 @@
           </w:tcPr>
           <w:p>
             <w:pPr>
-              <w:spacing w:before="0" w:after="0" w:line="240" w:lineRule="auto"/>
-              <w:jc w:val="left"/>
-            </w:pPr>
-            <w:r>
-              <w:rPr>
-                <w:color w:val="262626"/>
-                <w:sz w:val="17"/>
-              </w:rPr>
-              <w:t>S7–S8</w:t>
+              <w:spacing w:after="0" w:line="240" w:lineRule="auto"/>
+            </w:pPr>
+            <w:r>
+              <w:rPr>
+                <w:color w:val="262626"/>
+                <w:sz w:val="17"/>
+              </w:rPr>
+              <w:t xml:space="preserve">Semana 1 </w:t>
             </w:r>
           </w:p>
         </w:tc>
@@ -3635,15 +2221,18 @@
           </w:tcPr>
           <w:p>
             <w:pPr>
-              <w:spacing w:before="0" w:after="0" w:line="240" w:lineRule="auto"/>
-              <w:jc w:val="left"/>
-            </w:pPr>
-            <w:r>
-              <w:rPr>
-                <w:color w:val="262626"/>
-                <w:sz w:val="17"/>
-              </w:rPr>
-              <w:t>Hanns Stack</w:t>
+              <w:spacing w:after="0" w:line="240" w:lineRule="auto"/>
+              <w:rPr>
+                <w:lang w:val="en-US"/>
+              </w:rPr>
+            </w:pPr>
+            <w:r>
+              <w:rPr>
+                <w:color w:val="262626"/>
+                <w:sz w:val="17"/>
+                <w:lang w:val="en-US"/>
+              </w:rPr>
+              <w:t>Alexander Arce y Hanns Stack</w:t>
             </w:r>
           </w:p>
         </w:tc>
@@ -3653,1877 +2242,7 @@
           </w:tcPr>
           <w:p>
             <w:pPr>
-              <w:spacing w:before="0" w:after="0" w:line="240" w:lineRule="auto"/>
-              <w:jc w:val="left"/>
-            </w:pPr>
-            <w:r>
-              <w:rPr>
-                <w:color w:val="262626"/>
-                <w:sz w:val="17"/>
-              </w:rPr>
-              <w:t>Facilitador: los incrementos estuvieron listos antes de lo previsto.</w:t>
-            </w:r>
-          </w:p>
-        </w:tc>
-        <w:tc>
-          <w:tcPr>
-            <w:tcW w:w="1250" w:type="dxa"/>
-            <w:shd w:val="clear" w:color="auto" w:fill="DDEBF7"/>
-          </w:tcPr>
-          <w:p>
-            <w:pPr>
-              <w:spacing w:before="0" w:after="0" w:line="240" w:lineRule="auto"/>
-              <w:jc w:val="left"/>
-            </w:pPr>
-            <w:r>
-              <w:rPr>
-                <w:b/>
-                <w:color w:val="262626"/>
-                <w:sz w:val="17"/>
-              </w:rPr>
-              <w:t>Ajustada</w:t>
-            </w:r>
-          </w:p>
-        </w:tc>
-        <w:tc>
-          <w:tcPr>
-            <w:tcW w:w="3460" w:type="dxa"/>
-          </w:tcPr>
-          <w:p>
-            <w:pPr>
-              <w:spacing w:before="0" w:after="0" w:line="240" w:lineRule="auto"/>
-              <w:jc w:val="left"/>
-            </w:pPr>
-            <w:r>
-              <w:rPr>
-                <w:color w:val="262626"/>
-                <w:sz w:val="17"/>
-              </w:rPr>
-              <w:t>Se reemplazó por la revisión de cada incremento funcionando, con un guion de prueba manual.</w:t>
-            </w:r>
-          </w:p>
-        </w:tc>
-      </w:tr>
-      <w:tr>
-        <w:trPr>
-          <w:cantSplit/>
-        </w:trPr>
-        <w:tc>
-          <w:tcPr>
-            <w:tcW w:w="1560" w:type="dxa"/>
-          </w:tcPr>
-          <w:p>
-            <w:pPr>
-              <w:spacing w:before="0" w:after="0" w:line="240" w:lineRule="auto"/>
-              <w:jc w:val="left"/>
-            </w:pPr>
-            <w:r>
-              <w:rPr>
-                <w:color w:val="262626"/>
-                <w:sz w:val="17"/>
-              </w:rPr>
-              <w:t>Desarrollo de soluciones de software · Seguridad</w:t>
-            </w:r>
-          </w:p>
-        </w:tc>
-        <w:tc>
-          <w:tcPr>
-            <w:tcW w:w="1900" w:type="dxa"/>
-          </w:tcPr>
-          <w:p>
-            <w:pPr>
-              <w:spacing w:before="0" w:after="0" w:line="240" w:lineRule="auto"/>
-              <w:jc w:val="left"/>
-            </w:pPr>
-            <w:r>
-              <w:rPr>
-                <w:b/>
-                <w:color w:val="262626"/>
-                <w:sz w:val="17"/>
-              </w:rPr>
-              <w:t>Módulo de acceso y roles</w:t>
-            </w:r>
-          </w:p>
-        </w:tc>
-        <w:tc>
-          <w:tcPr>
-            <w:tcW w:w="1500" w:type="dxa"/>
-          </w:tcPr>
-          <w:p>
-            <w:pPr>
-              <w:spacing w:before="0" w:after="0" w:line="240" w:lineRule="auto"/>
-              <w:jc w:val="left"/>
-            </w:pPr>
-            <w:r>
-              <w:rPr>
-                <w:color w:val="262626"/>
-                <w:sz w:val="17"/>
-              </w:rPr>
-              <w:t>Entorno de desarrollo, servicio de autenticación</w:t>
-            </w:r>
-          </w:p>
-        </w:tc>
-        <w:tc>
-          <w:tcPr>
-            <w:tcW w:w="1000" w:type="dxa"/>
-          </w:tcPr>
-          <w:p>
-            <w:pPr>
-              <w:spacing w:before="0" w:after="0" w:line="240" w:lineRule="auto"/>
-              <w:jc w:val="left"/>
-            </w:pPr>
-            <w:r>
-              <w:rPr>
-                <w:color w:val="262626"/>
-                <w:sz w:val="17"/>
-              </w:rPr>
-              <w:t>S8–S9</w:t>
-            </w:r>
-          </w:p>
-        </w:tc>
-        <w:tc>
-          <w:tcPr>
-            <w:tcW w:w="1300" w:type="dxa"/>
-          </w:tcPr>
-          <w:p>
-            <w:pPr>
-              <w:spacing w:before="0" w:after="0" w:line="240" w:lineRule="auto"/>
-              <w:jc w:val="left"/>
-            </w:pPr>
-            <w:r>
-              <w:rPr>
-                <w:color w:val="262626"/>
-                <w:sz w:val="17"/>
-              </w:rPr>
-              <w:t>José Salinas</w:t>
-            </w:r>
-          </w:p>
-        </w:tc>
-        <w:tc>
-          <w:tcPr>
-            <w:tcW w:w="2600" w:type="dxa"/>
-          </w:tcPr>
-          <w:p>
-            <w:pPr>
-              <w:spacing w:before="0" w:after="0" w:line="240" w:lineRule="auto"/>
-              <w:jc w:val="left"/>
-            </w:pPr>
-            <w:r>
-              <w:rPr>
-                <w:color w:val="262626"/>
-                <w:sz w:val="17"/>
-              </w:rPr>
-              <w:t>Dificultad: se dio por terminado con seis requisitos pendientes, tres críticos; se cerraron el 15 de septiembre.</w:t>
-            </w:r>
-          </w:p>
-        </w:tc>
-        <w:tc>
-          <w:tcPr>
-            <w:tcW w:w="1250" w:type="dxa"/>
-            <w:shd w:val="clear" w:color="auto" w:fill="D9EAD3"/>
-          </w:tcPr>
-          <w:p>
-            <w:pPr>
-              <w:spacing w:before="0" w:after="0" w:line="240" w:lineRule="auto"/>
-              <w:jc w:val="left"/>
-            </w:pPr>
-            <w:r>
-              <w:rPr>
-                <w:b/>
-                <w:color w:val="262626"/>
-                <w:sz w:val="17"/>
-              </w:rPr>
-              <w:t>Completado</w:t>
-            </w:r>
-          </w:p>
-        </w:tc>
-        <w:tc>
-          <w:tcPr>
-            <w:tcW w:w="3460" w:type="dxa"/>
-          </w:tcPr>
-          <w:p>
-            <w:pPr>
-              <w:spacing w:before="0" w:after="0" w:line="240" w:lineRule="auto"/>
-              <w:jc w:val="left"/>
-            </w:pPr>
-            <w:r>
-              <w:rPr>
-                <w:color w:val="262626"/>
-                <w:sz w:val="17"/>
-              </w:rPr>
-              <w:t>Se sumaron registro, recuperación de contraseña, pantalla de usuarios y bitácora; vistas por rol adelantadas para la revisión del 16 de septiembre.</w:t>
-            </w:r>
-          </w:p>
-        </w:tc>
-      </w:tr>
-      <w:tr>
-        <w:trPr>
-          <w:cantSplit/>
-        </w:trPr>
-        <w:tc>
-          <w:tcPr>
-            <w:tcW w:w="1560" w:type="dxa"/>
-          </w:tcPr>
-          <w:p>
-            <w:pPr>
-              <w:spacing w:before="0" w:after="0" w:line="240" w:lineRule="auto"/>
-              <w:jc w:val="left"/>
-            </w:pPr>
-            <w:r>
-              <w:rPr>
-                <w:color w:val="262626"/>
-                <w:sz w:val="17"/>
-              </w:rPr>
-              <w:t>Desarrollo de soluciones de software</w:t>
-            </w:r>
-          </w:p>
-        </w:tc>
-        <w:tc>
-          <w:tcPr>
-            <w:tcW w:w="1900" w:type="dxa"/>
-          </w:tcPr>
-          <w:p>
-            <w:pPr>
-              <w:spacing w:before="0" w:after="0" w:line="240" w:lineRule="auto"/>
-              <w:jc w:val="left"/>
-            </w:pPr>
-            <w:r>
-              <w:rPr>
-                <w:b/>
-                <w:color w:val="262626"/>
-                <w:sz w:val="17"/>
-              </w:rPr>
-              <w:t>Catálogos y gestión de clientes</w:t>
-            </w:r>
-          </w:p>
-        </w:tc>
-        <w:tc>
-          <w:tcPr>
-            <w:tcW w:w="1500" w:type="dxa"/>
-          </w:tcPr>
-          <w:p>
-            <w:pPr>
-              <w:spacing w:before="0" w:after="0" w:line="240" w:lineRule="auto"/>
-              <w:jc w:val="left"/>
-            </w:pPr>
-            <w:r>
-              <w:rPr>
-                <w:color w:val="262626"/>
-                <w:sz w:val="17"/>
-              </w:rPr>
-              <w:t>Entorno de desarrollo</w:t>
-            </w:r>
-          </w:p>
-        </w:tc>
-        <w:tc>
-          <w:tcPr>
-            <w:tcW w:w="1000" w:type="dxa"/>
-          </w:tcPr>
-          <w:p>
-            <w:pPr>
-              <w:spacing w:before="0" w:after="0" w:line="240" w:lineRule="auto"/>
-              <w:jc w:val="left"/>
-            </w:pPr>
-            <w:r>
-              <w:rPr>
-                <w:color w:val="262626"/>
-                <w:sz w:val="17"/>
-              </w:rPr>
-              <w:t>S9–S10</w:t>
-            </w:r>
-          </w:p>
-        </w:tc>
-        <w:tc>
-          <w:tcPr>
-            <w:tcW w:w="1300" w:type="dxa"/>
-          </w:tcPr>
-          <w:p>
-            <w:pPr>
-              <w:spacing w:before="0" w:after="0" w:line="240" w:lineRule="auto"/>
-              <w:jc w:val="left"/>
-            </w:pPr>
-            <w:r>
-              <w:rPr>
-                <w:color w:val="262626"/>
-                <w:sz w:val="17"/>
-              </w:rPr>
-              <w:t>Los tres</w:t>
-            </w:r>
-          </w:p>
-        </w:tc>
-        <w:tc>
-          <w:tcPr>
-            <w:tcW w:w="2600" w:type="dxa"/>
-          </w:tcPr>
-          <w:p>
-            <w:pPr>
-              <w:spacing w:before="0" w:after="0" w:line="240" w:lineRule="auto"/>
-              <w:jc w:val="left"/>
-            </w:pPr>
-            <w:r>
-              <w:rPr>
-                <w:color w:val="262626"/>
-                <w:sz w:val="17"/>
-              </w:rPr>
-              <w:t>Sirvió para fijar el estándar de código.</w:t>
-            </w:r>
-          </w:p>
-        </w:tc>
-        <w:tc>
-          <w:tcPr>
-            <w:tcW w:w="1250" w:type="dxa"/>
-            <w:shd w:val="clear" w:color="auto" w:fill="D9EAD3"/>
-          </w:tcPr>
-          <w:p>
-            <w:pPr>
-              <w:spacing w:before="0" w:after="0" w:line="240" w:lineRule="auto"/>
-              <w:jc w:val="left"/>
-            </w:pPr>
-            <w:r>
-              <w:rPr>
-                <w:b/>
-                <w:color w:val="262626"/>
-                <w:sz w:val="17"/>
-              </w:rPr>
-              <w:t>Completado</w:t>
-            </w:r>
-          </w:p>
-        </w:tc>
-        <w:tc>
-          <w:tcPr>
-            <w:tcW w:w="3460" w:type="dxa"/>
-          </w:tcPr>
-          <w:p>
-            <w:pPr>
-              <w:spacing w:before="0" w:after="0" w:line="240" w:lineRule="auto"/>
-              <w:jc w:val="left"/>
-            </w:pPr>
-            <w:r>
-              <w:rPr>
-                <w:color w:val="262626"/>
-                <w:sz w:val="17"/>
-              </w:rPr>
-              <w:t>Cobro por unidad (por par de extensiones) y catálogo real de 11 servicios.</w:t>
-            </w:r>
-          </w:p>
-        </w:tc>
-      </w:tr>
-      <w:tr>
-        <w:trPr>
-          <w:cantSplit/>
-        </w:trPr>
-        <w:tc>
-          <w:tcPr>
-            <w:tcW w:w="1560" w:type="dxa"/>
-          </w:tcPr>
-          <w:p>
-            <w:pPr>
-              <w:spacing w:before="0" w:after="0" w:line="240" w:lineRule="auto"/>
-              <w:jc w:val="left"/>
-            </w:pPr>
-            <w:r>
-              <w:rPr>
-                <w:color w:val="262626"/>
-                <w:sz w:val="17"/>
-              </w:rPr>
-              <w:t>Desarrollo de soluciones de software</w:t>
-            </w:r>
-          </w:p>
-        </w:tc>
-        <w:tc>
-          <w:tcPr>
-            <w:tcW w:w="1900" w:type="dxa"/>
-          </w:tcPr>
-          <w:p>
-            <w:pPr>
-              <w:spacing w:before="0" w:after="0" w:line="240" w:lineRule="auto"/>
-              <w:jc w:val="left"/>
-            </w:pPr>
-            <w:r>
-              <w:rPr>
-                <w:b/>
-                <w:color w:val="262626"/>
-                <w:sz w:val="17"/>
-              </w:rPr>
-              <w:t>Motor de agenda</w:t>
-            </w:r>
-          </w:p>
-        </w:tc>
-        <w:tc>
-          <w:tcPr>
-            <w:tcW w:w="1500" w:type="dxa"/>
-          </w:tcPr>
-          <w:p>
-            <w:pPr>
-              <w:spacing w:before="0" w:after="0" w:line="240" w:lineRule="auto"/>
-              <w:jc w:val="left"/>
-            </w:pPr>
-            <w:r>
-              <w:rPr>
-                <w:color w:val="262626"/>
-                <w:sz w:val="17"/>
-              </w:rPr>
-              <w:t>Entorno de desarrollo</w:t>
-            </w:r>
-          </w:p>
-        </w:tc>
-        <w:tc>
-          <w:tcPr>
-            <w:tcW w:w="1000" w:type="dxa"/>
-          </w:tcPr>
-          <w:p>
-            <w:pPr>
-              <w:spacing w:before="0" w:after="0" w:line="240" w:lineRule="auto"/>
-              <w:jc w:val="left"/>
-            </w:pPr>
-            <w:r>
-              <w:rPr>
-                <w:color w:val="262626"/>
-                <w:sz w:val="17"/>
-              </w:rPr>
-              <w:t>S10–S11</w:t>
-            </w:r>
-          </w:p>
-        </w:tc>
-        <w:tc>
-          <w:tcPr>
-            <w:tcW w:w="1300" w:type="dxa"/>
-          </w:tcPr>
-          <w:p>
-            <w:pPr>
-              <w:spacing w:before="0" w:after="0" w:line="240" w:lineRule="auto"/>
-              <w:jc w:val="left"/>
-            </w:pPr>
-            <w:r>
-              <w:rPr>
-                <w:color w:val="262626"/>
-                <w:sz w:val="17"/>
-              </w:rPr>
-              <w:t>José Salinas</w:t>
-            </w:r>
-          </w:p>
-        </w:tc>
-        <w:tc>
-          <w:tcPr>
-            <w:tcW w:w="2600" w:type="dxa"/>
-          </w:tcPr>
-          <w:p>
-            <w:pPr>
-              <w:spacing w:before="0" w:after="0" w:line="240" w:lineRule="auto"/>
-              <w:jc w:val="left"/>
-            </w:pPr>
-            <w:r>
-              <w:rPr>
-                <w:color w:val="262626"/>
-                <w:sz w:val="17"/>
-              </w:rPr>
-              <w:t>Componente de mayor riesgo técnico.</w:t>
-            </w:r>
-          </w:p>
-        </w:tc>
-        <w:tc>
-          <w:tcPr>
-            <w:tcW w:w="1250" w:type="dxa"/>
-            <w:shd w:val="clear" w:color="auto" w:fill="D9EAD3"/>
-          </w:tcPr>
-          <w:p>
-            <w:pPr>
-              <w:spacing w:before="0" w:after="0" w:line="240" w:lineRule="auto"/>
-              <w:jc w:val="left"/>
-            </w:pPr>
-            <w:r>
-              <w:rPr>
-                <w:b/>
-                <w:color w:val="262626"/>
-                <w:sz w:val="17"/>
-              </w:rPr>
-              <w:t>Completado</w:t>
-            </w:r>
-          </w:p>
-        </w:tc>
-        <w:tc>
-          <w:tcPr>
-            <w:tcW w:w="3460" w:type="dxa"/>
-          </w:tcPr>
-          <w:p>
-            <w:pPr>
-              <w:spacing w:before="0" w:after="0" w:line="240" w:lineRule="auto"/>
-              <w:jc w:val="left"/>
-            </w:pPr>
-            <w:r>
-              <w:rPr>
-                <w:color w:val="262626"/>
-                <w:sz w:val="17"/>
-              </w:rPr>
-              <w:t>Terminó antes de lo previsto; no fue necesario activar el punto de control.</w:t>
-            </w:r>
-          </w:p>
-        </w:tc>
-      </w:tr>
-      <w:tr>
-        <w:trPr>
-          <w:cantSplit/>
-        </w:trPr>
-        <w:tc>
-          <w:tcPr>
-            <w:tcW w:w="1560" w:type="dxa"/>
-          </w:tcPr>
-          <w:p>
-            <w:pPr>
-              <w:spacing w:before="0" w:after="0" w:line="240" w:lineRule="auto"/>
-              <w:jc w:val="left"/>
-            </w:pPr>
-            <w:r>
-              <w:rPr>
-                <w:color w:val="262626"/>
-                <w:sz w:val="17"/>
-              </w:rPr>
-              <w:t>Desarrollo de soluciones de software</w:t>
-            </w:r>
-          </w:p>
-        </w:tc>
-        <w:tc>
-          <w:tcPr>
-            <w:tcW w:w="1900" w:type="dxa"/>
-          </w:tcPr>
-          <w:p>
-            <w:pPr>
-              <w:spacing w:before="0" w:after="0" w:line="240" w:lineRule="auto"/>
-              <w:jc w:val="left"/>
-            </w:pPr>
-            <w:r>
-              <w:rPr>
-                <w:b/>
-                <w:color w:val="262626"/>
-                <w:sz w:val="17"/>
-              </w:rPr>
-              <w:t>Reserva en línea, atenciones y ventas</w:t>
-            </w:r>
-          </w:p>
-        </w:tc>
-        <w:tc>
-          <w:tcPr>
-            <w:tcW w:w="1500" w:type="dxa"/>
-          </w:tcPr>
-          <w:p>
-            <w:pPr>
-              <w:spacing w:before="0" w:after="0" w:line="240" w:lineRule="auto"/>
-              <w:jc w:val="left"/>
-            </w:pPr>
-            <w:r>
-              <w:rPr>
-                <w:color w:val="262626"/>
-                <w:sz w:val="17"/>
-              </w:rPr>
-              <w:t>Entorno de desarrollo, ambiente de pruebas de Transbank</w:t>
-            </w:r>
-          </w:p>
-        </w:tc>
-        <w:tc>
-          <w:tcPr>
-            <w:tcW w:w="1000" w:type="dxa"/>
-          </w:tcPr>
-          <w:p>
-            <w:pPr>
-              <w:spacing w:before="0" w:after="0" w:line="240" w:lineRule="auto"/>
-              <w:jc w:val="left"/>
-            </w:pPr>
-            <w:r>
-              <w:rPr>
-                <w:color w:val="262626"/>
-                <w:sz w:val="17"/>
-              </w:rPr>
-              <w:t>S11–S13</w:t>
-            </w:r>
-          </w:p>
-        </w:tc>
-        <w:tc>
-          <w:tcPr>
-            <w:tcW w:w="1300" w:type="dxa"/>
-          </w:tcPr>
-          <w:p>
-            <w:pPr>
-              <w:spacing w:before="0" w:after="0" w:line="240" w:lineRule="auto"/>
-              <w:jc w:val="left"/>
-            </w:pPr>
-            <w:r>
-              <w:rPr>
-                <w:color w:val="262626"/>
-                <w:sz w:val="17"/>
-              </w:rPr>
-              <w:t>Alexander Arce</w:t>
-            </w:r>
-          </w:p>
-        </w:tc>
-        <w:tc>
-          <w:tcPr>
-            <w:tcW w:w="2600" w:type="dxa"/>
-          </w:tcPr>
-          <w:p>
-            <w:pPr>
-              <w:spacing w:before="0" w:after="0" w:line="240" w:lineRule="auto"/>
-              <w:jc w:val="left"/>
-            </w:pPr>
-            <w:r>
-              <w:rPr>
-                <w:color w:val="262626"/>
-                <w:sz w:val="17"/>
-              </w:rPr>
-              <w:t>Dificultad: Mercado Pago pedía validación facial en cada ingreso.</w:t>
-            </w:r>
-          </w:p>
-        </w:tc>
-        <w:tc>
-          <w:tcPr>
-            <w:tcW w:w="1250" w:type="dxa"/>
-            <w:shd w:val="clear" w:color="auto" w:fill="D9EAD3"/>
-          </w:tcPr>
-          <w:p>
-            <w:pPr>
-              <w:spacing w:before="0" w:after="0" w:line="240" w:lineRule="auto"/>
-              <w:jc w:val="left"/>
-            </w:pPr>
-            <w:r>
-              <w:rPr>
-                <w:b/>
-                <w:color w:val="262626"/>
-                <w:sz w:val="17"/>
-              </w:rPr>
-              <w:t>Completado</w:t>
-            </w:r>
-          </w:p>
-        </w:tc>
-        <w:tc>
-          <w:tcPr>
-            <w:tcW w:w="3460" w:type="dxa"/>
-          </w:tcPr>
-          <w:p>
-            <w:pPr>
-              <w:spacing w:before="0" w:after="0" w:line="240" w:lineRule="auto"/>
-              <w:jc w:val="left"/>
-            </w:pPr>
-            <w:r>
-              <w:rPr>
-                <w:color w:val="262626"/>
-                <w:sz w:val="17"/>
-              </w:rPr>
-              <w:t>Página pública adelantada a pedido del docente; abono con Webpay Plus. Cobrar abonos reales se posterga hasta que la clienta se afilie a Transbank.</w:t>
-            </w:r>
-          </w:p>
-        </w:tc>
-      </w:tr>
-      <w:tr>
-        <w:trPr>
-          <w:cantSplit/>
-        </w:trPr>
-        <w:tc>
-          <w:tcPr>
-            <w:tcW w:w="1560" w:type="dxa"/>
-          </w:tcPr>
-          <w:p>
-            <w:pPr>
-              <w:spacing w:before="0" w:after="0" w:line="240" w:lineRule="auto"/>
-              <w:jc w:val="left"/>
-            </w:pPr>
-            <w:r>
-              <w:rPr>
-                <w:color w:val="262626"/>
-                <w:sz w:val="17"/>
-              </w:rPr>
-              <w:t>Diseño e implementación de bases de datos</w:t>
-            </w:r>
-          </w:p>
-        </w:tc>
-        <w:tc>
-          <w:tcPr>
-            <w:tcW w:w="1900" w:type="dxa"/>
-          </w:tcPr>
-          <w:p>
-            <w:pPr>
-              <w:spacing w:before="0" w:after="0" w:line="240" w:lineRule="auto"/>
-              <w:jc w:val="left"/>
-            </w:pPr>
-            <w:r>
-              <w:rPr>
-                <w:b/>
-                <w:color w:val="262626"/>
-                <w:sz w:val="17"/>
-              </w:rPr>
-              <w:t>Inventario y reporte diario</w:t>
-            </w:r>
-          </w:p>
-        </w:tc>
-        <w:tc>
-          <w:tcPr>
-            <w:tcW w:w="1500" w:type="dxa"/>
-          </w:tcPr>
-          <w:p>
-            <w:pPr>
-              <w:spacing w:before="0" w:after="0" w:line="240" w:lineRule="auto"/>
-              <w:jc w:val="left"/>
-            </w:pPr>
-            <w:r>
-              <w:rPr>
-                <w:color w:val="262626"/>
-                <w:sz w:val="17"/>
-              </w:rPr>
-              <w:t>Entorno de desarrollo</w:t>
-            </w:r>
-          </w:p>
-        </w:tc>
-        <w:tc>
-          <w:tcPr>
-            <w:tcW w:w="1000" w:type="dxa"/>
-          </w:tcPr>
-          <w:p>
-            <w:pPr>
-              <w:spacing w:before="0" w:after="0" w:line="240" w:lineRule="auto"/>
-              <w:jc w:val="left"/>
-            </w:pPr>
-            <w:r>
-              <w:rPr>
-                <w:color w:val="262626"/>
-                <w:sz w:val="17"/>
-              </w:rPr>
-              <w:t>S12–S14</w:t>
-            </w:r>
-          </w:p>
-        </w:tc>
-        <w:tc>
-          <w:tcPr>
-            <w:tcW w:w="1300" w:type="dxa"/>
-          </w:tcPr>
-          <w:p>
-            <w:pPr>
-              <w:spacing w:before="0" w:after="0" w:line="240" w:lineRule="auto"/>
-              <w:jc w:val="left"/>
-            </w:pPr>
-            <w:r>
-              <w:rPr>
-                <w:color w:val="262626"/>
-                <w:sz w:val="17"/>
-              </w:rPr>
-              <w:t>Hanns Stack</w:t>
-            </w:r>
-          </w:p>
-        </w:tc>
-        <w:tc>
-          <w:tcPr>
-            <w:tcW w:w="2600" w:type="dxa"/>
-          </w:tcPr>
-          <w:p>
-            <w:pPr>
-              <w:spacing w:before="0" w:after="0" w:line="240" w:lineRule="auto"/>
-              <w:jc w:val="left"/>
-            </w:pPr>
-            <w:r>
-              <w:rPr>
-                <w:color w:val="262626"/>
-                <w:sz w:val="17"/>
-              </w:rPr>
-              <w:t>Facilitador: stock calculado desde movimientos inmutables.</w:t>
-            </w:r>
-          </w:p>
-        </w:tc>
-        <w:tc>
-          <w:tcPr>
-            <w:tcW w:w="1250" w:type="dxa"/>
-            <w:shd w:val="clear" w:color="auto" w:fill="D9EAD3"/>
-          </w:tcPr>
-          <w:p>
-            <w:pPr>
-              <w:spacing w:before="0" w:after="0" w:line="240" w:lineRule="auto"/>
-              <w:jc w:val="left"/>
-            </w:pPr>
-            <w:r>
-              <w:rPr>
-                <w:b/>
-                <w:color w:val="262626"/>
-                <w:sz w:val="17"/>
-              </w:rPr>
-              <w:t>Completado</w:t>
-            </w:r>
-          </w:p>
-        </w:tc>
-        <w:tc>
-          <w:tcPr>
-            <w:tcW w:w="3460" w:type="dxa"/>
-          </w:tcPr>
-          <w:p>
-            <w:pPr>
-              <w:spacing w:before="0" w:after="0" w:line="240" w:lineRule="auto"/>
-              <w:jc w:val="left"/>
-            </w:pPr>
-            <w:r>
-              <w:rPr>
-                <w:color w:val="262626"/>
-                <w:sz w:val="17"/>
-              </w:rPr>
-              <w:t>Se agregaron los reportes por período y el precio y costo guardados en cada venta.</w:t>
-            </w:r>
-          </w:p>
-        </w:tc>
-      </w:tr>
-      <w:tr>
-        <w:trPr>
-          <w:cantSplit/>
-        </w:trPr>
-        <w:tc>
-          <w:tcPr>
-            <w:tcW w:w="1560" w:type="dxa"/>
-          </w:tcPr>
-          <w:p>
-            <w:pPr>
-              <w:spacing w:before="0" w:after="0" w:line="240" w:lineRule="auto"/>
-              <w:jc w:val="left"/>
-            </w:pPr>
-            <w:r>
-              <w:rPr>
-                <w:color w:val="262626"/>
-                <w:sz w:val="17"/>
-              </w:rPr>
-              <w:t>Gestión de proyectos informáticos</w:t>
-            </w:r>
-          </w:p>
-        </w:tc>
-        <w:tc>
-          <w:tcPr>
-            <w:tcW w:w="1900" w:type="dxa"/>
-          </w:tcPr>
-          <w:p>
-            <w:pPr>
-              <w:spacing w:before="0" w:after="0" w:line="240" w:lineRule="auto"/>
-              <w:jc w:val="left"/>
-            </w:pPr>
-            <w:r>
-              <w:rPr>
-                <w:b/>
-                <w:color w:val="262626"/>
-                <w:sz w:val="17"/>
-              </w:rPr>
-              <w:t>Pruebas y validación con la usuaria</w:t>
-            </w:r>
-          </w:p>
-        </w:tc>
-        <w:tc>
-          <w:tcPr>
-            <w:tcW w:w="1500" w:type="dxa"/>
-          </w:tcPr>
-          <w:p>
-            <w:pPr>
-              <w:spacing w:before="0" w:after="0" w:line="240" w:lineRule="auto"/>
-              <w:jc w:val="left"/>
-            </w:pPr>
-            <w:r>
-              <w:rPr>
-                <w:color w:val="262626"/>
-                <w:sz w:val="17"/>
-              </w:rPr>
-              <w:t>Plan de pruebas, sistema desplegado</w:t>
-            </w:r>
-          </w:p>
-        </w:tc>
-        <w:tc>
-          <w:tcPr>
-            <w:tcW w:w="1000" w:type="dxa"/>
-          </w:tcPr>
-          <w:p>
-            <w:pPr>
-              <w:spacing w:before="0" w:after="0" w:line="240" w:lineRule="auto"/>
-              <w:jc w:val="left"/>
-            </w:pPr>
-            <w:r>
-              <w:rPr>
-                <w:color w:val="262626"/>
-                <w:sz w:val="17"/>
-              </w:rPr>
-              <w:t>S12–S17</w:t>
-            </w:r>
-          </w:p>
-        </w:tc>
-        <w:tc>
-          <w:tcPr>
-            <w:tcW w:w="1300" w:type="dxa"/>
-          </w:tcPr>
-          <w:p>
-            <w:pPr>
-              <w:spacing w:before="0" w:after="0" w:line="240" w:lineRule="auto"/>
-              <w:jc w:val="left"/>
-            </w:pPr>
-            <w:r>
-              <w:rPr>
-                <w:color w:val="262626"/>
-                <w:sz w:val="17"/>
-              </w:rPr>
-              <w:t>Hanns Stack</w:t>
-            </w:r>
-          </w:p>
-        </w:tc>
-        <w:tc>
-          <w:tcPr>
-            <w:tcW w:w="2600" w:type="dxa"/>
-          </w:tcPr>
-          <w:p>
-            <w:pPr>
-              <w:spacing w:before="0" w:after="0" w:line="240" w:lineRule="auto"/>
-              <w:jc w:val="left"/>
-            </w:pPr>
-            <w:r>
-              <w:rPr>
-                <w:color w:val="262626"/>
-                <w:sz w:val="17"/>
-              </w:rPr>
-              <w:t>437 pruebas del backend; faltan las de interfaz y la validación, que dependen de publicar.</w:t>
-            </w:r>
-          </w:p>
-        </w:tc>
-        <w:tc>
-          <w:tcPr>
-            <w:tcW w:w="1250" w:type="dxa"/>
-            <w:shd w:val="clear" w:color="auto" w:fill="FFF2CC"/>
-          </w:tcPr>
-          <w:p>
-            <w:pPr>
-              <w:spacing w:before="0" w:after="0" w:line="240" w:lineRule="auto"/>
-              <w:jc w:val="left"/>
-            </w:pPr>
-            <w:r>
-              <w:rPr>
-                <w:b/>
-                <w:color w:val="262626"/>
-                <w:sz w:val="17"/>
-              </w:rPr>
-              <w:t>En curso</w:t>
-            </w:r>
-          </w:p>
-        </w:tc>
-        <w:tc>
-          <w:tcPr>
-            <w:tcW w:w="3460" w:type="dxa"/>
-          </w:tcPr>
-          <w:p>
-            <w:pPr>
-              <w:spacing w:before="0" w:after="0" w:line="240" w:lineRule="auto"/>
-              <w:jc w:val="left"/>
-            </w:pPr>
-            <w:r>
-              <w:rPr>
-                <w:color w:val="262626"/>
-                <w:sz w:val="17"/>
-              </w:rPr>
-              <w:t>Pruebas de interfaz en las semanas 5 y 6 del plan de cierre; validación con acta entre las semanas 6 y 8.</w:t>
-            </w:r>
-          </w:p>
-        </w:tc>
-      </w:tr>
-      <w:tr>
-        <w:trPr>
-          <w:cantSplit/>
-        </w:trPr>
-        <w:tc>
-          <w:tcPr>
-            <w:tcW w:w="1560" w:type="dxa"/>
-          </w:tcPr>
-          <w:p>
-            <w:pPr>
-              <w:spacing w:before="0" w:after="0" w:line="240" w:lineRule="auto"/>
-              <w:jc w:val="left"/>
-            </w:pPr>
-            <w:r>
-              <w:rPr>
-                <w:color w:val="262626"/>
-                <w:sz w:val="17"/>
-              </w:rPr>
-              <w:t>Comunicación efectiva</w:t>
-            </w:r>
-          </w:p>
-        </w:tc>
-        <w:tc>
-          <w:tcPr>
-            <w:tcW w:w="1900" w:type="dxa"/>
-          </w:tcPr>
-          <w:p>
-            <w:pPr>
-              <w:spacing w:before="0" w:after="0" w:line="240" w:lineRule="auto"/>
-              <w:jc w:val="left"/>
-            </w:pPr>
-            <w:r>
-              <w:rPr>
-                <w:b/>
-                <w:color w:val="262626"/>
-                <w:sz w:val="17"/>
-              </w:rPr>
-              <w:t>Informe y presentación final</w:t>
-            </w:r>
-          </w:p>
-        </w:tc>
-        <w:tc>
-          <w:tcPr>
-            <w:tcW w:w="1500" w:type="dxa"/>
-          </w:tcPr>
-          <w:p>
-            <w:pPr>
-              <w:spacing w:before="0" w:after="0" w:line="240" w:lineRule="auto"/>
-              <w:jc w:val="left"/>
-            </w:pPr>
-            <w:r>
-              <w:rPr>
-                <w:color w:val="262626"/>
-                <w:sz w:val="17"/>
-              </w:rPr>
-              <w:t>Procesador de texto, herramienta de presentación</w:t>
-            </w:r>
-          </w:p>
-        </w:tc>
-        <w:tc>
-          <w:tcPr>
-            <w:tcW w:w="1000" w:type="dxa"/>
-          </w:tcPr>
-          <w:p>
-            <w:pPr>
-              <w:spacing w:before="0" w:after="0" w:line="240" w:lineRule="auto"/>
-              <w:jc w:val="left"/>
-            </w:pPr>
-            <w:r>
-              <w:rPr>
-                <w:color w:val="262626"/>
-                <w:sz w:val="17"/>
-              </w:rPr>
-              <w:t>S8–S18</w:t>
-            </w:r>
-          </w:p>
-        </w:tc>
-        <w:tc>
-          <w:tcPr>
-            <w:tcW w:w="1300" w:type="dxa"/>
-          </w:tcPr>
-          <w:p>
-            <w:pPr>
-              <w:spacing w:before="0" w:after="0" w:line="240" w:lineRule="auto"/>
-              <w:jc w:val="left"/>
-            </w:pPr>
-            <w:r>
-              <w:rPr>
-                <w:color w:val="262626"/>
-                <w:sz w:val="17"/>
-              </w:rPr>
-              <w:t>Los tres</w:t>
-            </w:r>
-          </w:p>
-        </w:tc>
-        <w:tc>
-          <w:tcPr>
-            <w:tcW w:w="2600" w:type="dxa"/>
-          </w:tcPr>
-          <w:p>
-            <w:pPr>
-              <w:spacing w:before="0" w:after="0" w:line="240" w:lineRule="auto"/>
-              <w:jc w:val="left"/>
-            </w:pPr>
-            <w:r>
-              <w:rPr>
-                <w:color w:val="262626"/>
-                <w:sz w:val="17"/>
-              </w:rPr>
-              <w:t>Se redacta en paralelo al desarrollo.</w:t>
-            </w:r>
-          </w:p>
-        </w:tc>
-        <w:tc>
-          <w:tcPr>
-            <w:tcW w:w="1250" w:type="dxa"/>
-            <w:shd w:val="clear" w:color="auto" w:fill="FFF2CC"/>
-          </w:tcPr>
-          <w:p>
-            <w:pPr>
-              <w:spacing w:before="0" w:after="0" w:line="240" w:lineRule="auto"/>
-              <w:jc w:val="left"/>
-            </w:pPr>
-            <w:r>
-              <w:rPr>
-                <w:b/>
-                <w:color w:val="262626"/>
-                <w:sz w:val="17"/>
-              </w:rPr>
-              <w:t>En curso</w:t>
-            </w:r>
-          </w:p>
-        </w:tc>
-        <w:tc>
-          <w:tcPr>
-            <w:tcW w:w="3460" w:type="dxa"/>
-          </w:tcPr>
-          <w:p>
-            <w:pPr>
-              <w:spacing w:before="0" w:after="0" w:line="240" w:lineRule="auto"/>
-              <w:jc w:val="left"/>
-            </w:pPr>
-            <w:r>
-              <w:rPr>
-                <w:color w:val="262626"/>
-                <w:sz w:val="17"/>
-              </w:rPr>
-              <w:t>Informe de avance y diagramas de casos de uso listos; manual de usuario en la semana 7 del plan de cierre.</w:t>
-            </w:r>
-          </w:p>
-        </w:tc>
-      </w:tr>
-      <w:tr>
-        <w:trPr>
-          <w:cantSplit/>
-        </w:trPr>
-        <w:tc>
-          <w:tcPr>
-            <w:tcW w:w="1560" w:type="dxa"/>
-          </w:tcPr>
-          <w:p>
-            <w:pPr>
-              <w:spacing w:before="0" w:after="0" w:line="240" w:lineRule="auto"/>
-              <w:jc w:val="left"/>
-            </w:pPr>
-            <w:r>
-              <w:rPr>
-                <w:color w:val="262626"/>
-                <w:sz w:val="17"/>
-              </w:rPr>
-              <w:t>Desarrollo de soluciones de software</w:t>
-            </w:r>
-          </w:p>
-        </w:tc>
-        <w:tc>
-          <w:tcPr>
-            <w:tcW w:w="1900" w:type="dxa"/>
-          </w:tcPr>
-          <w:p>
-            <w:pPr>
-              <w:spacing w:before="0" w:after="0" w:line="240" w:lineRule="auto"/>
-              <w:jc w:val="left"/>
-            </w:pPr>
-            <w:r>
-              <w:rPr>
-                <w:b/>
-                <w:color w:val="262626"/>
-                <w:sz w:val="17"/>
-              </w:rPr>
-              <w:t xml:space="preserve">Caja del día y comprobante en PDF </w:t>
-            </w:r>
-            <w:r>
-              <w:rPr>
-                <w:b/>
-                <w:i/>
-                <w:color w:val="262626"/>
-                <w:sz w:val="17"/>
-              </w:rPr>
-              <w:t>(nueva)</w:t>
-            </w:r>
-          </w:p>
-        </w:tc>
-        <w:tc>
-          <w:tcPr>
-            <w:tcW w:w="1500" w:type="dxa"/>
-          </w:tcPr>
-          <w:p>
-            <w:pPr>
-              <w:spacing w:before="0" w:after="0" w:line="240" w:lineRule="auto"/>
-              <w:jc w:val="left"/>
-            </w:pPr>
-            <w:r>
-              <w:rPr>
-                <w:color w:val="262626"/>
-                <w:sz w:val="17"/>
-              </w:rPr>
-              <w:t>Entorno de desarrollo</w:t>
-            </w:r>
-          </w:p>
-        </w:tc>
-        <w:tc>
-          <w:tcPr>
-            <w:tcW w:w="1000" w:type="dxa"/>
-          </w:tcPr>
-          <w:p>
-            <w:pPr>
-              <w:spacing w:before="0" w:after="0" w:line="240" w:lineRule="auto"/>
-              <w:jc w:val="left"/>
-            </w:pPr>
-            <w:r>
-              <w:rPr>
-                <w:color w:val="262626"/>
-                <w:sz w:val="17"/>
-              </w:rPr>
-              <w:t>Semana 1 del plan de cierre</w:t>
-            </w:r>
-          </w:p>
-        </w:tc>
-        <w:tc>
-          <w:tcPr>
-            <w:tcW w:w="1300" w:type="dxa"/>
-          </w:tcPr>
-          <w:p>
-            <w:pPr>
-              <w:spacing w:before="0" w:after="0" w:line="240" w:lineRule="auto"/>
-              <w:jc w:val="left"/>
-            </w:pPr>
-            <w:r>
-              <w:rPr>
-                <w:color w:val="262626"/>
-                <w:sz w:val="17"/>
-              </w:rPr>
-              <w:t>José Salinas y Alexander Arce</w:t>
-            </w:r>
-          </w:p>
-        </w:tc>
-        <w:tc>
-          <w:tcPr>
-            <w:tcW w:w="2600" w:type="dxa"/>
-          </w:tcPr>
-          <w:p>
-            <w:pPr>
-              <w:spacing w:before="0" w:after="0" w:line="240" w:lineRule="auto"/>
-              <w:jc w:val="left"/>
-            </w:pPr>
-            <w:r>
-              <w:rPr>
-                <w:color w:val="262626"/>
-                <w:sz w:val="17"/>
-              </w:rPr>
-              <w:t>Las tablas ya existen en la base; falta la lógica y la pantalla.</w:t>
-            </w:r>
-          </w:p>
-        </w:tc>
-        <w:tc>
-          <w:tcPr>
-            <w:tcW w:w="1250" w:type="dxa"/>
-            <w:shd w:val="clear" w:color="auto" w:fill="FFF2CC"/>
-          </w:tcPr>
-          <w:p>
-            <w:pPr>
-              <w:spacing w:before="0" w:after="0" w:line="240" w:lineRule="auto"/>
-              <w:jc w:val="left"/>
-            </w:pPr>
-            <w:r>
-              <w:rPr>
-                <w:b/>
-                <w:color w:val="262626"/>
-                <w:sz w:val="17"/>
-              </w:rPr>
-              <w:t>En curso</w:t>
-            </w:r>
-          </w:p>
-        </w:tc>
-        <w:tc>
-          <w:tcPr>
-            <w:tcW w:w="3460" w:type="dxa"/>
-          </w:tcPr>
-          <w:p>
-            <w:pPr>
-              <w:spacing w:before="0" w:after="0" w:line="240" w:lineRule="auto"/>
-              <w:jc w:val="left"/>
-            </w:pPr>
-            <w:r>
-              <w:rPr>
-                <w:color w:val="262626"/>
-                <w:sz w:val="17"/>
-              </w:rPr>
-              <w:t>Compromiso al 16 de octubre.</w:t>
-            </w:r>
-          </w:p>
-        </w:tc>
-      </w:tr>
-      <w:tr>
-        <w:trPr>
-          <w:cantSplit/>
-        </w:trPr>
-        <w:tc>
-          <w:tcPr>
-            <w:tcW w:w="1560" w:type="dxa"/>
-          </w:tcPr>
-          <w:p>
-            <w:pPr>
-              <w:spacing w:before="0" w:after="0" w:line="240" w:lineRule="auto"/>
-              <w:jc w:val="left"/>
-            </w:pPr>
-            <w:r>
-              <w:rPr>
-                <w:color w:val="262626"/>
-                <w:sz w:val="17"/>
-              </w:rPr>
-              <w:t>Diseño e implementación de bases de datos</w:t>
-            </w:r>
-          </w:p>
-        </w:tc>
-        <w:tc>
-          <w:tcPr>
-            <w:tcW w:w="1900" w:type="dxa"/>
-          </w:tcPr>
-          <w:p>
-            <w:pPr>
-              <w:spacing w:before="0" w:after="0" w:line="240" w:lineRule="auto"/>
-              <w:jc w:val="left"/>
-            </w:pPr>
-            <w:r>
-              <w:rPr>
-                <w:b/>
-                <w:color w:val="262626"/>
-                <w:sz w:val="17"/>
-              </w:rPr>
-              <w:t xml:space="preserve">Ficha técnica de la clienta </w:t>
-            </w:r>
-            <w:r>
-              <w:rPr>
-                <w:b/>
-                <w:i/>
-                <w:color w:val="262626"/>
-                <w:sz w:val="17"/>
-              </w:rPr>
-              <w:t>(nueva)</w:t>
-            </w:r>
-          </w:p>
-        </w:tc>
-        <w:tc>
-          <w:tcPr>
-            <w:tcW w:w="1500" w:type="dxa"/>
-          </w:tcPr>
-          <w:p>
-            <w:pPr>
-              <w:spacing w:before="0" w:after="0" w:line="240" w:lineRule="auto"/>
-              <w:jc w:val="left"/>
-            </w:pPr>
-            <w:r>
-              <w:rPr>
-                <w:color w:val="262626"/>
-                <w:sz w:val="17"/>
-              </w:rPr>
-              <w:t>Entorno de desarrollo</w:t>
-            </w:r>
-          </w:p>
-        </w:tc>
-        <w:tc>
-          <w:tcPr>
-            <w:tcW w:w="1000" w:type="dxa"/>
-          </w:tcPr>
-          <w:p>
-            <w:pPr>
-              <w:spacing w:before="0" w:after="0" w:line="240" w:lineRule="auto"/>
-              <w:jc w:val="left"/>
-            </w:pPr>
-            <w:r>
-              <w:rPr>
-                <w:color w:val="262626"/>
-                <w:sz w:val="17"/>
-              </w:rPr>
-              <w:t>Semana 2</w:t>
-            </w:r>
-          </w:p>
-        </w:tc>
-        <w:tc>
-          <w:tcPr>
-            <w:tcW w:w="1300" w:type="dxa"/>
-          </w:tcPr>
-          <w:p>
-            <w:pPr>
-              <w:spacing w:before="0" w:after="0" w:line="240" w:lineRule="auto"/>
-              <w:jc w:val="left"/>
-            </w:pPr>
-            <w:r>
-              <w:rPr>
-                <w:color w:val="262626"/>
-                <w:sz w:val="17"/>
-              </w:rPr>
-              <w:t>Hanns Stack</w:t>
-            </w:r>
-          </w:p>
-        </w:tc>
-        <w:tc>
-          <w:tcPr>
-            <w:tcW w:w="2600" w:type="dxa"/>
-          </w:tcPr>
-          <w:p>
-            <w:pPr>
-              <w:spacing w:before="0" w:after="0" w:line="240" w:lineRule="auto"/>
-              <w:jc w:val="left"/>
-            </w:pPr>
-            <w:r>
-              <w:rPr>
-                <w:color w:val="262626"/>
-                <w:sz w:val="17"/>
-              </w:rPr>
-              <w:t>Depende de que la administradora defina qué anota de cada clienta.</w:t>
-            </w:r>
-          </w:p>
-        </w:tc>
-        <w:tc>
-          <w:tcPr>
-            <w:tcW w:w="1250" w:type="dxa"/>
-            <w:shd w:val="clear" w:color="auto" w:fill="FFF2CC"/>
-          </w:tcPr>
-          <w:p>
-            <w:pPr>
-              <w:spacing w:before="0" w:after="0" w:line="240" w:lineRule="auto"/>
-              <w:jc w:val="left"/>
-            </w:pPr>
-            <w:r>
-              <w:rPr>
-                <w:b/>
-                <w:color w:val="262626"/>
-                <w:sz w:val="17"/>
-              </w:rPr>
-              <w:t>En curso</w:t>
-            </w:r>
-          </w:p>
-        </w:tc>
-        <w:tc>
-          <w:tcPr>
-            <w:tcW w:w="3460" w:type="dxa"/>
-          </w:tcPr>
-          <w:p>
-            <w:pPr>
-              <w:spacing w:before="0" w:after="0" w:line="240" w:lineRule="auto"/>
-              <w:jc w:val="left"/>
-            </w:pPr>
-            <w:r>
-              <w:rPr>
-                <w:color w:val="262626"/>
-                <w:sz w:val="17"/>
-              </w:rPr>
-              <w:t>Las tablas ya existen; la pantalla se hace en la semana 2.</w:t>
-            </w:r>
-          </w:p>
-        </w:tc>
-      </w:tr>
-      <w:tr>
-        <w:trPr>
-          <w:cantSplit/>
-        </w:trPr>
-        <w:tc>
-          <w:tcPr>
-            <w:tcW w:w="1560" w:type="dxa"/>
-          </w:tcPr>
-          <w:p>
-            <w:pPr>
-              <w:spacing w:before="0" w:after="0" w:line="240" w:lineRule="auto"/>
-              <w:jc w:val="left"/>
-            </w:pPr>
-            <w:r>
-              <w:rPr>
-                <w:color w:val="262626"/>
-                <w:sz w:val="17"/>
-              </w:rPr>
-              <w:t>Desarrollo de soluciones de software</w:t>
-            </w:r>
-          </w:p>
-        </w:tc>
-        <w:tc>
-          <w:tcPr>
-            <w:tcW w:w="1900" w:type="dxa"/>
-          </w:tcPr>
-          <w:p>
-            <w:pPr>
-              <w:spacing w:before="0" w:after="0" w:line="240" w:lineRule="auto"/>
-              <w:jc w:val="left"/>
-            </w:pPr>
-            <w:r>
-              <w:rPr>
-                <w:b/>
-                <w:color w:val="262626"/>
-                <w:sz w:val="17"/>
-              </w:rPr>
-              <w:t xml:space="preserve">Pendientes menores </w:t>
-            </w:r>
-            <w:r>
-              <w:rPr>
-                <w:b/>
-                <w:i/>
-                <w:color w:val="262626"/>
-                <w:sz w:val="17"/>
-              </w:rPr>
-              <w:t>(nueva)</w:t>
-            </w:r>
-          </w:p>
-        </w:tc>
-        <w:tc>
-          <w:tcPr>
-            <w:tcW w:w="1500" w:type="dxa"/>
-          </w:tcPr>
-          <w:p>
-            <w:pPr>
-              <w:spacing w:before="0" w:after="0" w:line="240" w:lineRule="auto"/>
-              <w:jc w:val="left"/>
-            </w:pPr>
-            <w:r>
-              <w:rPr>
-                <w:color w:val="262626"/>
-                <w:sz w:val="17"/>
-              </w:rPr>
-              <w:t>Entorno de desarrollo</w:t>
-            </w:r>
-          </w:p>
-        </w:tc>
-        <w:tc>
-          <w:tcPr>
-            <w:tcW w:w="1000" w:type="dxa"/>
-          </w:tcPr>
-          <w:p>
-            <w:pPr>
-              <w:spacing w:before="0" w:after="0" w:line="240" w:lineRule="auto"/>
-              <w:jc w:val="left"/>
-            </w:pPr>
-            <w:r>
-              <w:rPr>
-                <w:color w:val="262626"/>
-                <w:sz w:val="17"/>
-              </w:rPr>
-              <w:t>Semana 3</w:t>
-            </w:r>
-          </w:p>
-        </w:tc>
-        <w:tc>
-          <w:tcPr>
-            <w:tcW w:w="1300" w:type="dxa"/>
-          </w:tcPr>
-          <w:p>
-            <w:pPr>
-              <w:spacing w:before="0" w:after="0" w:line="240" w:lineRule="auto"/>
-              <w:jc w:val="left"/>
-            </w:pPr>
-            <w:r>
-              <w:rPr>
-                <w:color w:val="262626"/>
-                <w:sz w:val="17"/>
-              </w:rPr>
-              <w:t>Alexander Arce</w:t>
-            </w:r>
-          </w:p>
-        </w:tc>
-        <w:tc>
-          <w:tcPr>
-            <w:tcW w:w="2600" w:type="dxa"/>
-          </w:tcPr>
-          <w:p>
-            <w:pPr>
-              <w:spacing w:before="0" w:after="0" w:line="240" w:lineRule="auto"/>
-              <w:jc w:val="left"/>
-            </w:pPr>
-            <w:r>
-              <w:rPr>
-                <w:color w:val="262626"/>
-                <w:sz w:val="17"/>
-              </w:rPr>
-              <w:t>Paginación de clientes, fotos de servicios y datos reales del salón.</w:t>
-            </w:r>
-          </w:p>
-        </w:tc>
-        <w:tc>
-          <w:tcPr>
-            <w:tcW w:w="1250" w:type="dxa"/>
-            <w:shd w:val="clear" w:color="auto" w:fill="EDEDED"/>
-          </w:tcPr>
-          <w:p>
-            <w:pPr>
-              <w:spacing w:before="0" w:after="0" w:line="240" w:lineRule="auto"/>
-              <w:jc w:val="left"/>
-            </w:pPr>
-            <w:r>
-              <w:rPr>
-                <w:b/>
-                <w:color w:val="262626"/>
-                <w:sz w:val="17"/>
-              </w:rPr>
-              <w:t>No iniciado</w:t>
-            </w:r>
-          </w:p>
-        </w:tc>
-        <w:tc>
-          <w:tcPr>
-            <w:tcW w:w="3460" w:type="dxa"/>
-          </w:tcPr>
-          <w:p>
-            <w:pPr>
-              <w:spacing w:before="0" w:after="0" w:line="240" w:lineRule="auto"/>
-              <w:jc w:val="left"/>
-            </w:pPr>
-            <w:r>
-              <w:rPr>
-                <w:color w:val="262626"/>
-                <w:sz w:val="17"/>
-              </w:rPr>
-              <w:t>Cada uno visible en su pantalla y con sus pruebas.</w:t>
-            </w:r>
-          </w:p>
-        </w:tc>
-      </w:tr>
-      <w:tr>
-        <w:trPr>
-          <w:cantSplit/>
-        </w:trPr>
-        <w:tc>
-          <w:tcPr>
-            <w:tcW w:w="1560" w:type="dxa"/>
-          </w:tcPr>
-          <w:p>
-            <w:pPr>
-              <w:spacing w:before="0" w:after="0" w:line="240" w:lineRule="auto"/>
-              <w:jc w:val="left"/>
-            </w:pPr>
-            <w:r>
-              <w:rPr>
-                <w:color w:val="262626"/>
-                <w:sz w:val="17"/>
-              </w:rPr>
-              <w:t>Desarrollo de soluciones de software · Seguridad</w:t>
-            </w:r>
-          </w:p>
-        </w:tc>
-        <w:tc>
-          <w:tcPr>
-            <w:tcW w:w="1900" w:type="dxa"/>
-          </w:tcPr>
-          <w:p>
-            <w:pPr>
-              <w:spacing w:before="0" w:after="0" w:line="240" w:lineRule="auto"/>
-              <w:jc w:val="left"/>
-            </w:pPr>
-            <w:r>
-              <w:rPr>
-                <w:b/>
-                <w:color w:val="262626"/>
-                <w:sz w:val="17"/>
-              </w:rPr>
-              <w:t xml:space="preserve">Puesta en línea: servidor, frontend, dominio y correos reales </w:t>
-            </w:r>
-            <w:r>
-              <w:rPr>
-                <w:b/>
-                <w:i/>
-                <w:color w:val="262626"/>
-                <w:sz w:val="17"/>
-              </w:rPr>
-              <w:t>(nueva)</w:t>
-            </w:r>
-          </w:p>
-        </w:tc>
-        <w:tc>
-          <w:tcPr>
-            <w:tcW w:w="1500" w:type="dxa"/>
-          </w:tcPr>
-          <w:p>
-            <w:pPr>
-              <w:spacing w:before="0" w:after="0" w:line="240" w:lineRule="auto"/>
-              <w:jc w:val="left"/>
-            </w:pPr>
-            <w:r>
-              <w:rPr>
-                <w:color w:val="262626"/>
-                <w:sz w:val="17"/>
-              </w:rPr>
-              <w:t>Google Cloud Run, Vercel, dominio, servicio de correo</w:t>
-            </w:r>
-          </w:p>
-        </w:tc>
-        <w:tc>
-          <w:tcPr>
-            <w:tcW w:w="1000" w:type="dxa"/>
-          </w:tcPr>
-          <w:p>
-            <w:pPr>
-              <w:spacing w:before="0" w:after="0" w:line="240" w:lineRule="auto"/>
-              <w:jc w:val="left"/>
-            </w:pPr>
-            <w:r>
-              <w:rPr>
-                <w:color w:val="262626"/>
-                <w:sz w:val="17"/>
-              </w:rPr>
-              <w:t>Semanas 4 y 5</w:t>
-            </w:r>
-          </w:p>
-        </w:tc>
-        <w:tc>
-          <w:tcPr>
-            <w:tcW w:w="1300" w:type="dxa"/>
-          </w:tcPr>
-          <w:p>
-            <w:pPr>
-              <w:spacing w:before="0" w:after="0" w:line="240" w:lineRule="auto"/>
-              <w:jc w:val="left"/>
-            </w:pPr>
-            <w:r>
-              <w:rPr>
-                <w:color w:val="262626"/>
-                <w:sz w:val="17"/>
-              </w:rPr>
-              <w:t>José Salinas</w:t>
-            </w:r>
-          </w:p>
-        </w:tc>
-        <w:tc>
-          <w:tcPr>
-            <w:tcW w:w="2600" w:type="dxa"/>
-          </w:tcPr>
-          <w:p>
-            <w:pPr>
-              <w:spacing w:before="0" w:after="0" w:line="240" w:lineRule="auto"/>
-              <w:jc w:val="left"/>
-            </w:pPr>
-            <w:r>
-              <w:rPr>
-                <w:color w:val="262626"/>
-                <w:sz w:val="17"/>
-              </w:rPr>
-              <w:t>Dificultad: Google Cloud pide tarjeta y el dominio tiene costo.</w:t>
-            </w:r>
-          </w:p>
-        </w:tc>
-        <w:tc>
-          <w:tcPr>
-            <w:tcW w:w="1250" w:type="dxa"/>
-            <w:shd w:val="clear" w:color="auto" w:fill="EDEDED"/>
-          </w:tcPr>
-          <w:p>
-            <w:pPr>
-              <w:spacing w:before="0" w:after="0" w:line="240" w:lineRule="auto"/>
-              <w:jc w:val="left"/>
-            </w:pPr>
-            <w:r>
-              <w:rPr>
-                <w:b/>
-                <w:color w:val="262626"/>
-                <w:sz w:val="17"/>
-              </w:rPr>
-              <w:t>No iniciado</w:t>
-            </w:r>
-          </w:p>
-        </w:tc>
-        <w:tc>
-          <w:tcPr>
-            <w:tcW w:w="3460" w:type="dxa"/>
-          </w:tcPr>
-          <w:p>
-            <w:pPr>
-              <w:spacing w:before="0" w:after="0" w:line="240" w:lineRule="auto"/>
-              <w:jc w:val="left"/>
-            </w:pPr>
-            <w:r>
-              <w:rPr>
-                <w:color w:val="262626"/>
-                <w:sz w:val="17"/>
-              </w:rPr>
-              <w:t>Se publica semanas antes de la presentación por costos; incluye el límite de reservas por IP y una lista de verificación de seguridad.</w:t>
-            </w:r>
-          </w:p>
-        </w:tc>
-      </w:tr>
-      <w:tr>
-        <w:trPr>
-          <w:cantSplit/>
-        </w:trPr>
-        <w:tc>
-          <w:tcPr>
-            <w:tcW w:w="1560" w:type="dxa"/>
-          </w:tcPr>
-          <w:p>
-            <w:pPr>
-              <w:spacing w:before="0" w:after="0" w:line="240" w:lineRule="auto"/>
-              <w:jc w:val="left"/>
-            </w:pPr>
-            <w:r>
-              <w:rPr>
-                <w:color w:val="262626"/>
-                <w:sz w:val="17"/>
-              </w:rPr>
-              <w:t>Gestión de proyectos informáticos</w:t>
-            </w:r>
-          </w:p>
-        </w:tc>
-        <w:tc>
-          <w:tcPr>
-            <w:tcW w:w="1900" w:type="dxa"/>
-          </w:tcPr>
-          <w:p>
-            <w:pPr>
-              <w:spacing w:before="0" w:after="0" w:line="240" w:lineRule="auto"/>
-              <w:jc w:val="left"/>
-            </w:pPr>
-            <w:r>
-              <w:rPr>
-                <w:b/>
-                <w:color w:val="262626"/>
-                <w:sz w:val="17"/>
-              </w:rPr>
-              <w:t xml:space="preserve">Tablero con los 123 requisitos </w:t>
-            </w:r>
-            <w:r>
-              <w:rPr>
-                <w:b/>
-                <w:i/>
-                <w:color w:val="262626"/>
-                <w:sz w:val="17"/>
-              </w:rPr>
-              <w:t>(nueva)</w:t>
-            </w:r>
-          </w:p>
-        </w:tc>
-        <w:tc>
-          <w:tcPr>
-            <w:tcW w:w="1500" w:type="dxa"/>
-          </w:tcPr>
-          <w:p>
-            <w:pPr>
-              <w:spacing w:before="0" w:after="0" w:line="240" w:lineRule="auto"/>
-              <w:jc w:val="left"/>
-            </w:pPr>
-            <w:r>
-              <w:rPr>
-                <w:color w:val="262626"/>
-                <w:sz w:val="17"/>
-              </w:rPr>
-              <w:t>GitHub Projects, script de carga</w:t>
-            </w:r>
-          </w:p>
-        </w:tc>
-        <w:tc>
-          <w:tcPr>
-            <w:tcW w:w="1000" w:type="dxa"/>
-          </w:tcPr>
-          <w:p>
-            <w:pPr>
-              <w:spacing w:before="0" w:after="0" w:line="240" w:lineRule="auto"/>
-              <w:jc w:val="left"/>
-            </w:pPr>
-            <w:r>
-              <w:rPr>
-                <w:color w:val="262626"/>
-                <w:sz w:val="17"/>
-              </w:rPr>
-              <w:t>Semana 1 (al 18 de octubre)</w:t>
-            </w:r>
-          </w:p>
-        </w:tc>
-        <w:tc>
-          <w:tcPr>
-            <w:tcW w:w="1300" w:type="dxa"/>
-          </w:tcPr>
-          <w:p>
-            <w:pPr>
-              <w:spacing w:before="0" w:after="0" w:line="240" w:lineRule="auto"/>
-              <w:jc w:val="left"/>
-            </w:pPr>
-            <w:r>
-              <w:rPr>
-                <w:color w:val="262626"/>
-                <w:sz w:val="17"/>
-              </w:rPr>
-              <w:t>Alexander Arce y Hanns Stack</w:t>
-            </w:r>
-          </w:p>
-        </w:tc>
-        <w:tc>
-          <w:tcPr>
-            <w:tcW w:w="2600" w:type="dxa"/>
-          </w:tcPr>
-          <w:p>
-            <w:pPr>
-              <w:spacing w:before="0" w:after="0" w:line="240" w:lineRule="auto"/>
-              <w:jc w:val="left"/>
+              <w:spacing w:after="0" w:line="240" w:lineRule="auto"/>
             </w:pPr>
             <w:r>
               <w:rPr>
@@ -5541,8 +2260,7 @@
           </w:tcPr>
           <w:p>
             <w:pPr>
-              <w:spacing w:before="0" w:after="0" w:line="240" w:lineRule="auto"/>
-              <w:jc w:val="left"/>
+              <w:spacing w:after="0" w:line="240" w:lineRule="auto"/>
             </w:pPr>
             <w:r>
               <w:rPr>
@@ -5560,8 +2278,7 @@
           </w:tcPr>
           <w:p>
             <w:pPr>
-              <w:spacing w:before="0" w:after="0" w:line="240" w:lineRule="auto"/>
-              <w:jc w:val="left"/>
+              <w:spacing w:after="0" w:line="240" w:lineRule="auto"/>
             </w:pPr>
             <w:r>
               <w:rPr>
@@ -5584,7 +2301,7 @@
           <w:lang w:val="es-ES"/>
         </w:rPr>
         <w:sectPr>
-          <w:headerReference w:type="default" r:id="rId10"/>
+          <w:headerReference w:type="default" r:id="rId11"/>
           <w:pgSz w:w="16838" w:h="11906" w:orient="landscape"/>
           <w:pgMar w:top="1134" w:right="1134" w:bottom="1134" w:left="1134" w:header="708" w:footer="708" w:gutter="0"/>
           <w:cols w:space="708"/>
@@ -5635,6 +2352,7 @@
                 <w:sz w:val="28"/>
                 <w:szCs w:val="28"/>
               </w:rPr>
+              <w:lastRenderedPageBreak/>
               <w:t>3</w:t>
             </w:r>
             <w:r>
@@ -5862,7 +2580,7 @@
                 <w:ilvl w:val="0"/>
                 <w:numId w:val="2"/>
               </w:numPr>
-              <w:spacing w:before="0" w:after="60" w:line="240" w:lineRule="auto"/>
+              <w:spacing w:after="60" w:line="240" w:lineRule="auto"/>
               <w:jc w:val="both"/>
             </w:pPr>
             <w:r>
@@ -5879,7 +2597,7 @@
                 <w:ilvl w:val="0"/>
                 <w:numId w:val="2"/>
               </w:numPr>
-              <w:spacing w:before="0" w:after="60" w:line="240" w:lineRule="auto"/>
+              <w:spacing w:after="60" w:line="240" w:lineRule="auto"/>
               <w:jc w:val="both"/>
             </w:pPr>
             <w:r>
@@ -5887,7 +2605,7 @@
                 <w:color w:val="262626"/>
                 <w:sz w:val="20"/>
               </w:rPr>
-              <w:t>Las reglas críticas viven en la base de datos, por lo que el sistema pudo crecer sin romper el aislamiento ni permitir citas superpuestas.</w:t>
+              <w:t>El trabajo por módulos completos y los sprints de una semana dejaron un incremento demostrable cada semana; el núcleo quedó prácticamente terminado antes de su fecha prevista, el 11 de octubre.</w:t>
             </w:r>
           </w:p>
           <w:p>
@@ -5896,7 +2614,7 @@
                 <w:ilvl w:val="0"/>
                 <w:numId w:val="2"/>
               </w:numPr>
-              <w:spacing w:before="0" w:after="60" w:line="240" w:lineRule="auto"/>
+              <w:spacing w:after="60" w:line="240" w:lineRule="auto"/>
               <w:jc w:val="both"/>
             </w:pPr>
             <w:r>
@@ -5904,7 +2622,7 @@
                 <w:color w:val="262626"/>
                 <w:sz w:val="20"/>
               </w:rPr>
-              <w:t>El trabajo por módulos completos y los sprints de una semana dejaron un incremento demostrable cada semana; el núcleo quedó prácticamente terminado antes de su fecha prevista, el 11 de octubre.</w:t>
+              <w:t>El desarrollo asistido por IA aceleró la construcción, siempre con pruebas obligatorias y revisión de cada PR.</w:t>
             </w:r>
           </w:p>
           <w:p>
@@ -5913,7 +2631,7 @@
                 <w:ilvl w:val="0"/>
                 <w:numId w:val="2"/>
               </w:numPr>
-              <w:spacing w:before="0" w:after="60" w:line="240" w:lineRule="auto"/>
+              <w:spacing w:after="60" w:line="240" w:lineRule="auto"/>
               <w:jc w:val="both"/>
             </w:pPr>
             <w:r>
@@ -5921,7 +2639,7 @@
                 <w:color w:val="262626"/>
                 <w:sz w:val="20"/>
               </w:rPr>
-              <w:t>El desarrollo asistido por IA aceleró la construcción, siempre con pruebas obligatorias y revisión de cada PR.</w:t>
+              <w:t>Contar con una clienta real dio requisitos concretos, como el cobro por par de extensiones o las variantes por tono y largo.</w:t>
             </w:r>
           </w:p>
           <w:p>
@@ -5930,7 +2648,7 @@
                 <w:ilvl w:val="0"/>
                 <w:numId w:val="2"/>
               </w:numPr>
-              <w:spacing w:before="0" w:after="60" w:line="240" w:lineRule="auto"/>
+              <w:spacing w:after="60" w:line="240" w:lineRule="auto"/>
               <w:jc w:val="both"/>
             </w:pPr>
             <w:r>
@@ -5938,8 +2656,38 @@
                 <w:color w:val="262626"/>
                 <w:sz w:val="20"/>
               </w:rPr>
-              <w:t>Contar con una clienta real dio requisitos concretos, como el cobro por par de extensiones o las variantes por tono y largo.</w:t>
-            </w:r>
+              <w:t>Los servicios en plan gratuito permitieron avanzar con un costo de $0 hasta ahora.</w:t>
+            </w:r>
+          </w:p>
+          <w:p>
+            <w:pPr>
+              <w:keepNext/>
+              <w:spacing w:before="40" w:after="40" w:line="240" w:lineRule="auto"/>
+              <w:jc w:val="both"/>
+              <w:rPr>
+                <w:b/>
+                <w:color w:val="262626"/>
+              </w:rPr>
+            </w:pPr>
+            <w:r>
+              <w:rPr>
+                <w:b/>
+                <w:color w:val="262626"/>
+                <w:sz w:val="20"/>
+              </w:rPr>
+              <w:t>Dificultades y acciones:</w:t>
+            </w:r>
+          </w:p>
+          <w:p>
+            <w:pPr>
+              <w:keepNext/>
+              <w:spacing w:before="40" w:after="40" w:line="240" w:lineRule="auto"/>
+              <w:jc w:val="both"/>
+              <w:rPr>
+                <w:b/>
+                <w:color w:val="262626"/>
+              </w:rPr>
+            </w:pPr>
           </w:p>
           <w:p>
             <w:pPr>
@@ -5947,411 +2695,37 @@
                 <w:ilvl w:val="0"/>
                 <w:numId w:val="2"/>
               </w:numPr>
-              <w:spacing w:before="0" w:after="60" w:line="240" w:lineRule="auto"/>
+              <w:spacing w:after="60" w:line="240" w:lineRule="auto"/>
               <w:jc w:val="both"/>
-            </w:pPr>
-            <w:r>
-              <w:rPr>
-                <w:color w:val="262626"/>
+              <w:rPr>
                 <w:sz w:val="20"/>
-              </w:rPr>
-              <w:t>Los servicios en plan gratuito permitieron avanzar con un costo de $0 hasta ahora.</w:t>
-            </w:r>
-          </w:p>
-          <w:p>
-            <w:pPr>
-              <w:keepNext/>
-              <w:spacing w:before="40" w:after="40" w:line="240" w:lineRule="auto"/>
+                <w:szCs w:val="20"/>
+              </w:rPr>
+            </w:pPr>
+            <w:r>
+              <w:rPr>
+                <w:sz w:val="20"/>
+                <w:szCs w:val="20"/>
+              </w:rPr>
+              <w:t>Mercado pago: Tuvimos dificultades porque pedía demasiadas validaciones y lo cambiamos a otro.</w:t>
+            </w:r>
+          </w:p>
+          <w:p>
+            <w:pPr>
+              <w:numPr>
+                <w:ilvl w:val="0"/>
+                <w:numId w:val="2"/>
+              </w:numPr>
+              <w:spacing w:after="60" w:line="240" w:lineRule="auto"/>
               <w:jc w:val="both"/>
             </w:pPr>
             <w:r>
               <w:rPr>
-                <w:b/>
-                <w:color w:val="262626"/>
                 <w:sz w:val="20"/>
-              </w:rPr>
-              <w:t>Dificultades y acciones:</w:t>
-            </w:r>
-          </w:p>
-          <w:tbl>
-            <w:tblPr>
-              <w:tblW w:w="9280" w:type="dxa"/>
-              <w:tblBorders>
-                <w:top w:val="single" w:sz="4" w:space="0" w:color="A5B8DA"/>
-                <w:left w:val="single" w:sz="4" w:space="0" w:color="A5B8DA"/>
-                <w:bottom w:val="single" w:sz="4" w:space="0" w:color="A5B8DA"/>
-                <w:right w:val="single" w:sz="4" w:space="0" w:color="A5B8DA"/>
-                <w:insideH w:val="single" w:sz="4" w:space="0" w:color="A5B8DA"/>
-                <w:insideV w:val="single" w:sz="4" w:space="0" w:color="A5B8DA"/>
-              </w:tblBorders>
-              <w:tblLayout w:type="fixed"/>
-              <w:tblCellMar>
-                <w:top w:w="45" w:type="dxa"/>
-                <w:left w:w="85" w:type="dxa"/>
-                <w:bottom w:w="45" w:type="dxa"/>
-                <w:right w:w="85" w:type="dxa"/>
-              </w:tblCellMar>
-              <w:tblLook w:val="04A0" w:firstRow="1" w:lastRow="0" w:firstColumn="1" w:lastColumn="0" w:noHBand="0" w:noVBand="1"/>
-            </w:tblPr>
-            <w:tblGrid>
-              <w:gridCol w:w="3700"/>
-              <w:gridCol w:w="5580"/>
-            </w:tblGrid>
-            <w:tr>
-              <w:trPr>
-                <w:cantSplit/>
-                <w:tblHeader/>
-              </w:trPr>
-              <w:tc>
-                <w:tcPr>
-                  <w:tcW w:w="3700" w:type="dxa"/>
-                  <w:shd w:val="clear" w:color="auto" w:fill="D9E2F3"/>
-                  <w:vAlign w:val="center"/>
-                </w:tcPr>
-                <w:p>
-                  <w:pPr>
-                    <w:spacing w:before="0" w:after="0" w:line="240" w:lineRule="auto"/>
-                    <w:jc w:val="center"/>
-                  </w:pPr>
-                  <w:r>
-                    <w:rPr>
-                      <w:b/>
-                      <w:color w:val="1F3864"/>
-                      <w:sz w:val="17"/>
-                    </w:rPr>
-                    <w:t>Dificultad</w:t>
-                  </w:r>
-                </w:p>
-              </w:tc>
-              <w:tc>
-                <w:tcPr>
-                  <w:tcW w:w="5580" w:type="dxa"/>
-                  <w:shd w:val="clear" w:color="auto" w:fill="D9E2F3"/>
-                  <w:vAlign w:val="center"/>
-                </w:tcPr>
-                <w:p>
-                  <w:pPr>
-                    <w:spacing w:before="0" w:after="0" w:line="240" w:lineRule="auto"/>
-                    <w:jc w:val="center"/>
-                  </w:pPr>
-                  <w:r>
-                    <w:rPr>
-                      <w:b/>
-                      <w:color w:val="1F3864"/>
-                      <w:sz w:val="17"/>
-                    </w:rPr>
-                    <w:t>Acción tomada o por tomar</w:t>
-                  </w:r>
-                </w:p>
-              </w:tc>
-            </w:tr>
-            <w:tr>
-              <w:trPr>
-                <w:cantSplit/>
-              </w:trPr>
-              <w:tc>
-                <w:tcPr>
-                  <w:tcW w:w="3700" w:type="dxa"/>
-                  <w:vAlign w:val="center"/>
-                </w:tcPr>
-                <w:p>
-                  <w:pPr>
-                    <w:spacing w:before="0" w:after="0" w:line="240" w:lineRule="auto"/>
-                    <w:jc w:val="left"/>
-                  </w:pPr>
-                  <w:r>
-                    <w:rPr>
-                      <w:color w:val="262626"/>
-                      <w:sz w:val="17"/>
-                    </w:rPr>
-                    <w:t>Mercado Pago pedía validación facial en cada ingreso y no se podía probar.</w:t>
-                  </w:r>
-                </w:p>
-              </w:tc>
-              <w:tc>
-                <w:tcPr>
-                  <w:tcW w:w="5580" w:type="dxa"/>
-                  <w:vAlign w:val="center"/>
-                </w:tcPr>
-                <w:p>
-                  <w:pPr>
-                    <w:spacing w:before="0" w:after="0" w:line="240" w:lineRule="auto"/>
-                    <w:jc w:val="left"/>
-                  </w:pPr>
-                  <w:r>
-                    <w:rPr>
-                      <w:color w:val="262626"/>
-                      <w:sz w:val="17"/>
-                    </w:rPr>
-                    <w:t>Se cambió a Webpay Plus, con un Webpay simulado para las pruebas y el ambiente de integración de Transbank. La decisión quedó documentada.</w:t>
-                  </w:r>
-                </w:p>
-              </w:tc>
-            </w:tr>
-            <w:tr>
-              <w:trPr>
-                <w:cantSplit/>
-              </w:trPr>
-              <w:tc>
-                <w:tcPr>
-                  <w:tcW w:w="3700" w:type="dxa"/>
-                  <w:vAlign w:val="center"/>
-                </w:tcPr>
-                <w:p>
-                  <w:pPr>
-                    <w:spacing w:before="0" w:after="0" w:line="240" w:lineRule="auto"/>
-                    <w:jc w:val="left"/>
-                  </w:pPr>
-                  <w:r>
-                    <w:rPr>
-                      <w:color w:val="262626"/>
-                      <w:sz w:val="17"/>
-                    </w:rPr>
-                    <w:t>GitHub Actions bloqueado por un cobro fallido en la cuenta.</w:t>
-                  </w:r>
-                </w:p>
-              </w:tc>
-              <w:tc>
-                <w:tcPr>
-                  <w:tcW w:w="5580" w:type="dxa"/>
-                  <w:vAlign w:val="center"/>
-                </w:tcPr>
-                <w:p>
-                  <w:pPr>
-                    <w:spacing w:before="0" w:after="0" w:line="240" w:lineRule="auto"/>
-                    <w:jc w:val="left"/>
-                  </w:pPr>
-                  <w:r>
-                    <w:rPr>
-                      <w:color w:val="262626"/>
-                      <w:sz w:val="17"/>
-                    </w:rPr>
-                    <w:t>Pruebas a mano contra una base nueva antes de cada PR, mientras se resuelve el cobro con GitHub.</w:t>
-                  </w:r>
-                </w:p>
-              </w:tc>
-            </w:tr>
-            <w:tr>
-              <w:trPr>
-                <w:cantSplit/>
-              </w:trPr>
-              <w:tc>
-                <w:tcPr>
-                  <w:tcW w:w="3700" w:type="dxa"/>
-                  <w:vAlign w:val="center"/>
-                </w:tcPr>
-                <w:p>
-                  <w:pPr>
-                    <w:spacing w:before="0" w:after="0" w:line="240" w:lineRule="auto"/>
-                    <w:jc w:val="left"/>
-                  </w:pPr>
-                  <w:r>
-                    <w:rPr>
-                      <w:color w:val="262626"/>
-                      <w:sz w:val="17"/>
-                    </w:rPr>
-                    <w:t>Problemas para instalar el entorno en cada computador (conexión a la base, Python fuera del PATH, dependencias de npm).</w:t>
-                  </w:r>
-                </w:p>
-              </w:tc>
-              <w:tc>
-                <w:tcPr>
-                  <w:tcW w:w="5580" w:type="dxa"/>
-                  <w:vAlign w:val="center"/>
-                </w:tcPr>
-                <w:p>
-                  <w:pPr>
-                    <w:spacing w:before="0" w:after="0" w:line="240" w:lineRule="auto"/>
-                    <w:jc w:val="left"/>
-                  </w:pPr>
-                  <w:r>
-                    <w:rPr>
-                      <w:color w:val="262626"/>
-                      <w:sz w:val="17"/>
-                    </w:rPr>
-                    <w:t>Guías de instalación del primer y segundo día, con los problemas frecuentes y su solución.</w:t>
-                  </w:r>
-                </w:p>
-              </w:tc>
-            </w:tr>
-            <w:tr>
-              <w:trPr>
-                <w:cantSplit/>
-              </w:trPr>
-              <w:tc>
-                <w:tcPr>
-                  <w:tcW w:w="3700" w:type="dxa"/>
-                  <w:vAlign w:val="center"/>
-                </w:tcPr>
-                <w:p>
-                  <w:pPr>
-                    <w:spacing w:before="0" w:after="0" w:line="240" w:lineRule="auto"/>
-                    <w:jc w:val="left"/>
-                  </w:pPr>
-                  <w:r>
-                    <w:rPr>
-                      <w:color w:val="262626"/>
-                      <w:sz w:val="17"/>
-                    </w:rPr>
-                    <w:t>Preguntas sin respuesta de la clienta.</w:t>
-                  </w:r>
-                </w:p>
-              </w:tc>
-              <w:tc>
-                <w:tcPr>
-                  <w:tcW w:w="5580" w:type="dxa"/>
-                  <w:vAlign w:val="center"/>
-                </w:tcPr>
-                <w:p>
-                  <w:pPr>
-                    <w:spacing w:before="0" w:after="0" w:line="240" w:lineRule="auto"/>
-                    <w:jc w:val="left"/>
-                  </w:pPr>
-                  <w:r>
-                    <w:rPr>
-                      <w:color w:val="262626"/>
-                      <w:sz w:val="17"/>
-                    </w:rPr>
-                    <w:t>Datos de ejemplo mientras tanto y una reunión para cerrarlas antes de la validación.</w:t>
-                  </w:r>
-                </w:p>
-              </w:tc>
-            </w:tr>
-            <w:tr>
-              <w:trPr>
-                <w:cantSplit/>
-              </w:trPr>
-              <w:tc>
-                <w:tcPr>
-                  <w:tcW w:w="3700" w:type="dxa"/>
-                  <w:vAlign w:val="center"/>
-                </w:tcPr>
-                <w:p>
-                  <w:pPr>
-                    <w:spacing w:before="0" w:after="0" w:line="240" w:lineRule="auto"/>
-                    <w:jc w:val="left"/>
-                  </w:pPr>
-                  <w:r>
-                    <w:rPr>
-                      <w:color w:val="262626"/>
-                      <w:sz w:val="17"/>
-                    </w:rPr>
-                    <w:t>El tablero no se cargó y tres requisitos críticos estuvieron invisibles durante dos sprints.</w:t>
-                  </w:r>
-                </w:p>
-              </w:tc>
-              <w:tc>
-                <w:tcPr>
-                  <w:tcW w:w="5580" w:type="dxa"/>
-                  <w:vAlign w:val="center"/>
-                </w:tcPr>
-                <w:p>
-                  <w:pPr>
-                    <w:spacing w:before="0" w:after="0" w:line="240" w:lineRule="auto"/>
-                    <w:jc w:val="left"/>
-                  </w:pPr>
-                  <w:r>
-                    <w:rPr>
-                      <w:color w:val="262626"/>
-                      <w:sz w:val="17"/>
-                    </w:rPr>
-                    <w:t>Se cerraron el 15 de septiembre, y los 123 requisitos quedan como issues al 18 de octubre.</w:t>
-                  </w:r>
-                </w:p>
-              </w:tc>
-            </w:tr>
-            <w:tr>
-              <w:trPr>
-                <w:cantSplit/>
-              </w:trPr>
-              <w:tc>
-                <w:tcPr>
-                  <w:tcW w:w="3700" w:type="dxa"/>
-                  <w:vAlign w:val="center"/>
-                </w:tcPr>
-                <w:p>
-                  <w:pPr>
-                    <w:spacing w:before="0" w:after="0" w:line="240" w:lineRule="auto"/>
-                    <w:jc w:val="left"/>
-                  </w:pPr>
-                  <w:r>
-                    <w:rPr>
-                      <w:color w:val="262626"/>
-                      <w:sz w:val="17"/>
-                    </w:rPr>
-                    <w:t>No hay nada publicado.</w:t>
-                  </w:r>
-                </w:p>
-              </w:tc>
-              <w:tc>
-                <w:tcPr>
-                  <w:tcW w:w="5580" w:type="dxa"/>
-                  <w:vAlign w:val="center"/>
-                </w:tcPr>
-                <w:p>
-                  <w:pPr>
-                    <w:spacing w:before="0" w:after="0" w:line="240" w:lineRule="auto"/>
-                    <w:jc w:val="left"/>
-                  </w:pPr>
-                  <w:r>
-                    <w:rPr>
-                      <w:color w:val="262626"/>
-                      <w:sz w:val="17"/>
-                    </w:rPr>
-                    <w:t>Puesta en línea en las semanas 4 y 5 del plan de cierre.</w:t>
-                  </w:r>
-                </w:p>
-              </w:tc>
-            </w:tr>
-            <w:tr>
-              <w:trPr>
-                <w:cantSplit/>
-              </w:trPr>
-              <w:tc>
-                <w:tcPr>
-                  <w:tcW w:w="3700" w:type="dxa"/>
-                  <w:vAlign w:val="center"/>
-                </w:tcPr>
-                <w:p>
-                  <w:pPr>
-                    <w:spacing w:before="0" w:after="0" w:line="240" w:lineRule="auto"/>
-                    <w:jc w:val="left"/>
-                  </w:pPr>
-                  <w:r>
-                    <w:rPr>
-                      <w:color w:val="262626"/>
-                      <w:sz w:val="17"/>
-                    </w:rPr>
-                    <w:t>Carga académica de otras asignaturas.</w:t>
-                  </w:r>
-                </w:p>
-              </w:tc>
-              <w:tc>
-                <w:tcPr>
-                  <w:tcW w:w="5580" w:type="dxa"/>
-                  <w:vAlign w:val="center"/>
-                </w:tcPr>
-                <w:p>
-                  <w:pPr>
-                    <w:spacing w:before="0" w:after="0" w:line="240" w:lineRule="auto"/>
-                    <w:jc w:val="left"/>
-                  </w:pPr>
-                  <w:r>
-                    <w:rPr>
-                      <w:color w:val="262626"/>
-                      <w:sz w:val="17"/>
-                    </w:rPr>
-                    <w:t>Sprints cortos y el núcleo terminado con holgura antes del congelamiento.</w:t>
-                  </w:r>
-                </w:p>
-              </w:tc>
-            </w:tr>
-          </w:tbl>
-          <w:p>
-            <w:pPr>
-              <w:spacing w:before="0" w:after="0" w:line="240" w:lineRule="auto"/>
-              <w:jc w:val="both"/>
-            </w:pPr>
+                <w:szCs w:val="20"/>
+              </w:rPr>
+              <w:t>Ciertas tareas se hicieron en orden incorrecto y tuvimos que retrasar un poco en ciertas tareas pero se logro solucionar a tiempo</w:t>
+            </w:r>
           </w:p>
         </w:tc>
       </w:tr>
@@ -6410,7 +2784,6 @@
                 <w:rFonts w:ascii="Calibri" w:hAnsi="Calibri"/>
                 <w:color w:val="1F3864" w:themeColor="accent1" w:themeShade="80"/>
               </w:rPr>
-              <w:lastRenderedPageBreak/>
               <w:t xml:space="preserve">Actividades ajustadas o eliminadas: </w:t>
             </w:r>
             <w:r>
@@ -6419,7 +2792,7 @@
           </w:p>
           <w:p>
             <w:pPr>
-              <w:spacing w:before="0" w:after="0" w:line="240" w:lineRule="auto"/>
+              <w:spacing w:after="0" w:line="240" w:lineRule="auto"/>
               <w:jc w:val="both"/>
             </w:pPr>
           </w:p>
@@ -6429,7 +2802,7 @@
                 <w:ilvl w:val="0"/>
                 <w:numId w:val="2"/>
               </w:numPr>
-              <w:spacing w:before="0" w:after="60" w:line="240" w:lineRule="auto"/>
+              <w:spacing w:after="60" w:line="240" w:lineRule="auto"/>
               <w:jc w:val="both"/>
             </w:pPr>
             <w:r>
@@ -6454,7 +2827,7 @@
                 <w:ilvl w:val="0"/>
                 <w:numId w:val="2"/>
               </w:numPr>
-              <w:spacing w:before="0" w:after="60" w:line="240" w:lineRule="auto"/>
+              <w:spacing w:after="60" w:line="240" w:lineRule="auto"/>
               <w:jc w:val="both"/>
             </w:pPr>
             <w:r>
@@ -6463,14 +2836,14 @@
                 <w:color w:val="262626"/>
                 <w:sz w:val="20"/>
               </w:rPr>
-              <w:t>Prototipado:</w:t>
+              <w:t>Pasarela de pago:</w:t>
             </w:r>
             <w:r>
               <w:rPr>
                 <w:color w:val="262626"/>
                 <w:sz w:val="20"/>
               </w:rPr>
-              <w:t xml:space="preserve"> se reemplazó por la revisión de incrementos funcionando, porque los incrementos estuvieron listos antes y revisar pantallas reales sirvió más que un prototipo.</w:t>
+              <w:t xml:space="preserve"> se eliminó la integración con Mercado Pago y se reemplazó por Webpay Plus.</w:t>
             </w:r>
           </w:p>
           <w:p>
@@ -6479,7 +2852,7 @@
                 <w:ilvl w:val="0"/>
                 <w:numId w:val="2"/>
               </w:numPr>
-              <w:spacing w:before="0" w:after="60" w:line="240" w:lineRule="auto"/>
+              <w:spacing w:after="60" w:line="240" w:lineRule="auto"/>
               <w:jc w:val="both"/>
             </w:pPr>
             <w:r>
@@ -6488,14 +2861,14 @@
                 <w:color w:val="262626"/>
                 <w:sz w:val="20"/>
               </w:rPr>
-              <w:t>Configuración del entorno:</w:t>
+              <w:t>Extensiones agregadas:</w:t>
             </w:r>
             <w:r>
               <w:rPr>
                 <w:color w:val="262626"/>
                 <w:sz w:val="20"/>
               </w:rPr>
-              <w:t xml:space="preserve"> se dividió; la publicación pasó a la actividad nueva «Puesta en línea».</w:t>
+              <w:t xml:space="preserve"> comisiones, reportes por período y abono en línea. La caja con comprobante en PDF y la ficha técnica quedan comprometidas.</w:t>
             </w:r>
           </w:p>
           <w:p>
@@ -6504,7 +2877,7 @@
                 <w:ilvl w:val="0"/>
                 <w:numId w:val="2"/>
               </w:numPr>
-              <w:spacing w:before="0" w:after="60" w:line="240" w:lineRule="auto"/>
+              <w:spacing w:after="60" w:line="240" w:lineRule="auto"/>
               <w:jc w:val="both"/>
             </w:pPr>
             <w:r>
@@ -6513,69 +2886,19 @@
                 <w:color w:val="262626"/>
                 <w:sz w:val="20"/>
               </w:rPr>
-              <w:t>Pasarela de pago:</w:t>
+              <w:t>Postergado fuera de la versión 1.0:</w:t>
             </w:r>
             <w:r>
               <w:rPr>
                 <w:color w:val="262626"/>
                 <w:sz w:val="20"/>
               </w:rPr>
-              <w:t xml:space="preserve"> se eliminó la integración con Mercado Pago y se reemplazó por Webpay Plus.</w:t>
-            </w:r>
-          </w:p>
-          <w:p>
-            <w:pPr>
-              <w:numPr>
-                <w:ilvl w:val="0"/>
-                <w:numId w:val="2"/>
-              </w:numPr>
-              <w:spacing w:before="0" w:after="60" w:line="240" w:lineRule="auto"/>
-              <w:jc w:val="both"/>
-            </w:pPr>
-            <w:r>
-              <w:rPr>
-                <w:b/>
-                <w:color w:val="262626"/>
-                <w:sz w:val="20"/>
-              </w:rPr>
-              <w:t>Extensiones agregadas:</w:t>
-            </w:r>
-            <w:r>
-              <w:rPr>
-                <w:color w:val="262626"/>
-                <w:sz w:val="20"/>
-              </w:rPr>
-              <w:t xml:space="preserve"> comisiones, reportes por período y abono en línea. La caja con comprobante en PDF y la ficha técnica quedan comprometidas hasta el congelamiento del 18 de octubre.</w:t>
-            </w:r>
-          </w:p>
-          <w:p>
-            <w:pPr>
-              <w:numPr>
-                <w:ilvl w:val="0"/>
-                <w:numId w:val="2"/>
-              </w:numPr>
-              <w:spacing w:before="0" w:after="60" w:line="240" w:lineRule="auto"/>
-              <w:jc w:val="both"/>
-            </w:pPr>
-            <w:r>
-              <w:rPr>
-                <w:b/>
-                <w:color w:val="262626"/>
-                <w:sz w:val="20"/>
-              </w:rPr>
-              <w:t>Postergado fuera de la versión 1.0:</w:t>
-            </w:r>
-            <w:r>
-              <w:rPr>
-                <w:color w:val="262626"/>
-                <w:sz w:val="20"/>
-              </w:rPr>
               <w:t xml:space="preserve"> cobrar abonos reales, porque depende de que la clienta se afilie a Transbank. El flujo queda listo y probado en el ambiente de integración.</w:t>
             </w:r>
           </w:p>
           <w:p>
             <w:pPr>
-              <w:spacing w:before="0" w:after="0" w:line="240" w:lineRule="auto"/>
+              <w:spacing w:after="0" w:line="240" w:lineRule="auto"/>
               <w:jc w:val="both"/>
             </w:pPr>
           </w:p>
@@ -6626,7 +2949,7 @@
         <w:tblLook w:val="04A0" w:firstRow="1" w:lastRow="0" w:firstColumn="1" w:lastColumn="0" w:noHBand="0" w:noVBand="1"/>
       </w:tblPr>
       <w:tblGrid>
-        <w:gridCol w:w="9498"/>
+        <w:gridCol w:w="9506"/>
       </w:tblGrid>
       <w:tr>
         <w:trPr>
@@ -6659,7 +2982,7 @@
           </w:p>
           <w:p>
             <w:pPr>
-              <w:spacing w:before="0" w:after="0" w:line="240" w:lineRule="auto"/>
+              <w:spacing w:after="0" w:line="240" w:lineRule="auto"/>
               <w:jc w:val="both"/>
             </w:pPr>
           </w:p>
@@ -6701,7 +3024,7 @@
                 </w:tcPr>
                 <w:p>
                   <w:pPr>
-                    <w:spacing w:before="0" w:after="0" w:line="240" w:lineRule="auto"/>
+                    <w:spacing w:after="0" w:line="240" w:lineRule="auto"/>
                     <w:jc w:val="center"/>
                   </w:pPr>
                   <w:r>
@@ -6722,7 +3045,7 @@
                 </w:tcPr>
                 <w:p>
                   <w:pPr>
-                    <w:spacing w:before="0" w:after="0" w:line="240" w:lineRule="auto"/>
+                    <w:spacing w:after="0" w:line="240" w:lineRule="auto"/>
                     <w:jc w:val="center"/>
                   </w:pPr>
                   <w:r>
@@ -6743,7 +3066,7 @@
                 </w:tcPr>
                 <w:p>
                   <w:pPr>
-                    <w:spacing w:before="0" w:after="0" w:line="240" w:lineRule="auto"/>
+                    <w:spacing w:after="0" w:line="240" w:lineRule="auto"/>
                     <w:jc w:val="center"/>
                   </w:pPr>
                   <w:r>
@@ -6768,70 +3091,7 @@
                 </w:tcPr>
                 <w:p>
                   <w:pPr>
-                    <w:spacing w:before="0" w:after="0" w:line="240" w:lineRule="auto"/>
-                    <w:jc w:val="left"/>
-                  </w:pPr>
-                  <w:r>
-                    <w:rPr>
-                      <w:color w:val="262626"/>
-                      <w:sz w:val="17"/>
-                    </w:rPr>
-                    <w:t>Tablero con los 123 requisitos (con retraso)</w:t>
-                  </w:r>
-                </w:p>
-              </w:tc>
-              <w:tc>
-                <w:tcPr>
-                  <w:tcW w:w="2900" w:type="dxa"/>
-                  <w:vAlign w:val="center"/>
-                </w:tcPr>
-                <w:p>
-                  <w:pPr>
-                    <w:spacing w:before="0" w:after="0" w:line="240" w:lineRule="auto"/>
-                    <w:jc w:val="left"/>
-                  </w:pPr>
-                  <w:r>
-                    <w:rPr>
-                      <w:color w:val="262626"/>
-                      <w:sz w:val="17"/>
-                    </w:rPr>
-                    <w:t>Se priorizó construir y la carga quedó pendiente.</w:t>
-                  </w:r>
-                </w:p>
-              </w:tc>
-              <w:tc>
-                <w:tcPr>
-                  <w:tcW w:w="3780" w:type="dxa"/>
-                  <w:vAlign w:val="center"/>
-                </w:tcPr>
-                <w:p>
-                  <w:pPr>
-                    <w:spacing w:before="0" w:after="0" w:line="240" w:lineRule="auto"/>
-                    <w:jc w:val="left"/>
-                  </w:pPr>
-                  <w:r>
-                    <w:rPr>
-                      <w:color w:val="262626"/>
-                      <w:sz w:val="17"/>
-                    </w:rPr>
-                    <w:t>Carga con script antes del 18 de octubre; desde ahí se revisa en cada planificación.</w:t>
-                  </w:r>
-                </w:p>
-              </w:tc>
-            </w:tr>
-            <w:tr>
-              <w:trPr>
-                <w:cantSplit/>
-              </w:trPr>
-              <w:tc>
-                <w:tcPr>
-                  <w:tcW w:w="2600" w:type="dxa"/>
-                  <w:vAlign w:val="center"/>
-                </w:tcPr>
-                <w:p>
-                  <w:pPr>
-                    <w:spacing w:before="0" w:after="0" w:line="240" w:lineRule="auto"/>
-                    <w:jc w:val="left"/>
+                    <w:spacing w:after="0" w:line="240" w:lineRule="auto"/>
                   </w:pPr>
                   <w:r>
                     <w:rPr>
@@ -6849,8 +3109,7 @@
                 </w:tcPr>
                 <w:p>
                   <w:pPr>
-                    <w:spacing w:before="0" w:after="0" w:line="240" w:lineRule="auto"/>
-                    <w:jc w:val="left"/>
+                    <w:spacing w:after="0" w:line="240" w:lineRule="auto"/>
                   </w:pPr>
                   <w:r>
                     <w:rPr>
@@ -6868,15 +3127,14 @@
                 </w:tcPr>
                 <w:p>
                   <w:pPr>
-                    <w:spacing w:before="0" w:after="0" w:line="240" w:lineRule="auto"/>
-                    <w:jc w:val="left"/>
+                    <w:spacing w:after="0" w:line="240" w:lineRule="auto"/>
                   </w:pPr>
                   <w:r>
                     <w:rPr>
                       <w:color w:val="262626"/>
                       <w:sz w:val="17"/>
                     </w:rPr>
-                    <w:t>Semana 4: backend en Cloud Run, frontend en Vercel y límite de reservas por IP. El dominio y los correos reales, cerca de la presentación.</w:t>
+                    <w:t>backend en Cloud Run, frontend en Vercel y límite de reservas por IP. El dominio y los correos reales, cerca de la presentación.</w:t>
                   </w:r>
                 </w:p>
               </w:tc>
@@ -6892,70 +3150,7 @@
                 </w:tcPr>
                 <w:p>
                   <w:pPr>
-                    <w:spacing w:before="0" w:after="0" w:line="240" w:lineRule="auto"/>
-                    <w:jc w:val="left"/>
-                  </w:pPr>
-                  <w:r>
-                    <w:rPr>
-                      <w:color w:val="262626"/>
-                      <w:sz w:val="17"/>
-                    </w:rPr>
-                    <w:t>Pruebas de interfaz (no iniciadas)</w:t>
-                  </w:r>
-                </w:p>
-              </w:tc>
-              <w:tc>
-                <w:tcPr>
-                  <w:tcW w:w="2900" w:type="dxa"/>
-                  <w:vAlign w:val="center"/>
-                </w:tcPr>
-                <w:p>
-                  <w:pPr>
-                    <w:spacing w:before="0" w:after="0" w:line="240" w:lineRule="auto"/>
-                    <w:jc w:val="left"/>
-                  </w:pPr>
-                  <w:r>
-                    <w:rPr>
-                      <w:color w:val="262626"/>
-                      <w:sz w:val="17"/>
-                    </w:rPr>
-                    <w:t>El frontend todavía no tiene pruebas automatizadas.</w:t>
-                  </w:r>
-                </w:p>
-              </w:tc>
-              <w:tc>
-                <w:tcPr>
-                  <w:tcW w:w="3780" w:type="dxa"/>
-                  <w:vAlign w:val="center"/>
-                </w:tcPr>
-                <w:p>
-                  <w:pPr>
-                    <w:spacing w:before="0" w:after="0" w:line="240" w:lineRule="auto"/>
-                    <w:jc w:val="left"/>
-                  </w:pPr>
-                  <w:r>
-                    <w:rPr>
-                      <w:color w:val="262626"/>
-                      <w:sz w:val="17"/>
-                    </w:rPr>
-                    <w:t>Semanas 5 y 6: automatizar los flujos críticos (reservar, pagar el abono, atender y cobrar, cerrar la caja).</w:t>
-                  </w:r>
-                </w:p>
-              </w:tc>
-            </w:tr>
-            <w:tr>
-              <w:trPr>
-                <w:cantSplit/>
-              </w:trPr>
-              <w:tc>
-                <w:tcPr>
-                  <w:tcW w:w="2600" w:type="dxa"/>
-                  <w:vAlign w:val="center"/>
-                </w:tcPr>
-                <w:p>
-                  <w:pPr>
-                    <w:spacing w:before="0" w:after="0" w:line="240" w:lineRule="auto"/>
-                    <w:jc w:val="left"/>
+                    <w:spacing w:after="0" w:line="240" w:lineRule="auto"/>
                   </w:pPr>
                   <w:r>
                     <w:rPr>
@@ -6973,8 +3168,7 @@
                 </w:tcPr>
                 <w:p>
                   <w:pPr>
-                    <w:spacing w:before="0" w:after="0" w:line="240" w:lineRule="auto"/>
-                    <w:jc w:val="left"/>
+                    <w:spacing w:after="0" w:line="240" w:lineRule="auto"/>
                   </w:pPr>
                   <w:r>
                     <w:rPr>
@@ -6992,8 +3186,7 @@
                 </w:tcPr>
                 <w:p>
                   <w:pPr>
-                    <w:spacing w:before="0" w:after="0" w:line="240" w:lineRule="auto"/>
-                    <w:jc w:val="left"/>
+                    <w:spacing w:after="0" w:line="240" w:lineRule="auto"/>
                   </w:pPr>
                   <w:r>
                     <w:rPr>
@@ -7016,8 +3209,7 @@
                 </w:tcPr>
                 <w:p>
                   <w:pPr>
-                    <w:spacing w:before="0" w:after="0" w:line="240" w:lineRule="auto"/>
-                    <w:jc w:val="left"/>
+                    <w:spacing w:after="0" w:line="240" w:lineRule="auto"/>
                   </w:pPr>
                   <w:r>
                     <w:rPr>
@@ -7035,8 +3227,7 @@
                 </w:tcPr>
                 <w:p>
                   <w:pPr>
-                    <w:spacing w:before="0" w:after="0" w:line="240" w:lineRule="auto"/>
-                    <w:jc w:val="left"/>
+                    <w:spacing w:after="0" w:line="240" w:lineRule="auto"/>
                   </w:pPr>
                   <w:r>
                     <w:rPr>
@@ -7054,8 +3245,7 @@
                 </w:tcPr>
                 <w:p>
                   <w:pPr>
-                    <w:spacing w:before="0" w:after="0" w:line="240" w:lineRule="auto"/>
-                    <w:jc w:val="left"/>
+                    <w:spacing w:after="0" w:line="240" w:lineRule="auto"/>
                   </w:pPr>
                   <w:r>
                     <w:rPr>
@@ -7070,7 +3260,7 @@
           </w:tbl>
           <w:p>
             <w:pPr>
-              <w:spacing w:before="0" w:after="0" w:line="240" w:lineRule="auto"/>
+              <w:spacing w:after="0" w:line="240" w:lineRule="auto"/>
               <w:jc w:val="both"/>
             </w:pPr>
           </w:p>
@@ -7085,7 +3275,7 @@
       </w:pPr>
     </w:p>
     <w:sectPr>
-      <w:headerReference w:type="default" r:id="rId10"/>
+      <w:headerReference w:type="default" r:id="rId12"/>
       <w:pgSz w:w="11906" w:h="16838"/>
       <w:pgMar w:top="1417" w:right="1701" w:bottom="1417" w:left="1701" w:header="708" w:footer="708" w:gutter="0"/>
       <w:cols w:space="708"/>
@@ -7096,7 +3286,7 @@
 </file>
 
 <file path=word/endnotes.xml><?xml version="1.0" encoding="utf-8"?>
-<w:endnotes xmlns:wpc="http://schemas.microsoft.com/office/word/2010/wordprocessingCanvas" xmlns:cx="http://schemas.microsoft.com/office/drawing/2014/chartex" xmlns:mc="http://schemas.openxmlformats.org/markup-compatibility/2006" xmlns:o="urn:schemas-microsoft-com:office:office" xmlns:r="http://schemas.openxmlformats.org/officeDocument/2006/relationships" xmlns:m="http://schemas.openxmlformats.org/officeDocument/2006/math" xmlns:v="urn:schemas-microsoft-com:vml" xmlns:wp14="http://schemas.microsoft.com/office/word/2010/wordprocessingDrawing" xmlns:wp="http://schemas.openxmlformats.org/drawingml/2006/wordprocessingDrawing" xmlns:w10="urn:schemas-microsoft-com:office:word" xmlns:w="http://schemas.openxmlformats.org/wordprocessingml/2006/main" xmlns:w14="http://schemas.microsoft.com/office/word/2010/wordml" xmlns:w15="http://schemas.microsoft.com/office/word/2012/wordml" xmlns:w16se="http://schemas.microsoft.com/office/word/2015/wordml/symex" xmlns:wpg="http://schemas.microsoft.com/office/word/2010/wordprocessingGroup" xmlns:wpi="http://schemas.microsoft.com/office/word/2010/wordprocessingInk" xmlns:wne="http://schemas.microsoft.com/office/word/2006/wordml" xmlns:wps="http://schemas.microsoft.com/office/word/2010/wordprocessingShape" mc:Ignorable="w14 w15 w16se wp14">
+<w:endnotes xmlns:wpc="http://schemas.microsoft.com/office/word/2010/wordprocessingCanvas" xmlns:cx="http://schemas.microsoft.com/office/drawing/2014/chartex" xmlns:cx1="http://schemas.microsoft.com/office/drawing/2015/9/8/chartex" xmlns:cx2="http://schemas.microsoft.com/office/drawing/2015/10/21/chartex" xmlns:cx3="http://schemas.microsoft.com/office/drawing/2016/5/9/chartex" xmlns:cx4="http://schemas.microsoft.com/office/drawing/2016/5/10/chartex" xmlns:cx5="http://schemas.microsoft.com/office/drawing/2016/5/11/chartex" xmlns:cx6="http://schemas.microsoft.com/office/drawing/2016/5/12/chartex" xmlns:cx7="http://schemas.microsoft.com/office/drawing/2016/5/13/chartex" xmlns:cx8="http://schemas.microsoft.com/office/drawing/2016/5/14/chartex" xmlns:mc="http://schemas.openxmlformats.org/markup-compatibility/2006" xmlns:aink="http://schemas.microsoft.com/office/drawing/2016/ink" xmlns:am3d="http://schemas.microsoft.com/office/drawing/2017/model3d" xmlns:o="urn:schemas-microsoft-com:office:office" xmlns:oel="http://schemas.microsoft.com/office/2019/extlst" xmlns:r="http://schemas.openxmlformats.org/officeDocument/2006/relationships" xmlns:m="http://schemas.openxmlformats.org/officeDocument/2006/math" xmlns:v="urn:schemas-microsoft-com:vml" xmlns:wp14="http://schemas.microsoft.com/office/word/2010/wordprocessingDrawing" xmlns:wp="http://schemas.openxmlformats.org/drawingml/2006/wordprocessingDrawing" xmlns:w10="urn:schemas-microsoft-com:office:word" xmlns:w="http://schemas.openxmlformats.org/wordprocessingml/2006/main" xmlns:w14="http://schemas.microsoft.com/office/word/2010/wordml" xmlns:w15="http://schemas.microsoft.com/office/word/2012/wordml" xmlns:w16cex="http://schemas.microsoft.com/office/word/2018/wordml/cex" xmlns:w16cid="http://schemas.microsoft.com/office/word/2016/wordml/cid" xmlns:w16="http://schemas.microsoft.com/office/word/2018/wordml" xmlns:w16du="http://schemas.microsoft.com/office/word/2023/wordml/word16du" xmlns:w16sdtdh="http://schemas.microsoft.com/office/word/2020/wordml/sdtdatahash" xmlns:w16sdtfl="http://schemas.microsoft.com/office/word/2024/wordml/sdtformatlock" xmlns:w16se="http://schemas.microsoft.com/office/word/2015/wordml/symex" xmlns:wpg="http://schemas.microsoft.com/office/word/2010/wordprocessingGroup" xmlns:wpi="http://schemas.microsoft.com/office/word/2010/wordprocessingInk" xmlns:wne="http://schemas.microsoft.com/office/word/2006/wordml" xmlns:wps="http://schemas.microsoft.com/office/word/2010/wordprocessingShape" mc:Ignorable="w14 w15 w16se w16cid w16 w16cex w16sdtdh w16sdtfl w16du wp14">
   <w:endnote w:type="separator" w:id="-1">
     <w:p>
       <w:pPr>
@@ -7121,7 +3311,7 @@
 </file>
 
 <file path=word/footnotes.xml><?xml version="1.0" encoding="utf-8"?>
-<w:footnotes xmlns:wpc="http://schemas.microsoft.com/office/word/2010/wordprocessingCanvas" xmlns:cx="http://schemas.microsoft.com/office/drawing/2014/chartex" xmlns:mc="http://schemas.openxmlformats.org/markup-compatibility/2006" xmlns:o="urn:schemas-microsoft-com:office:office" xmlns:r="http://schemas.openxmlformats.org/officeDocument/2006/relationships" xmlns:m="http://schemas.openxmlformats.org/officeDocument/2006/math" xmlns:v="urn:schemas-microsoft-com:vml" xmlns:wp14="http://schemas.microsoft.com/office/word/2010/wordprocessingDrawing" xmlns:wp="http://schemas.openxmlformats.org/drawingml/2006/wordprocessingDrawing" xmlns:w10="urn:schemas-microsoft-com:office:word" xmlns:w="http://schemas.openxmlformats.org/wordprocessingml/2006/main" xmlns:w14="http://schemas.microsoft.com/office/word/2010/wordml" xmlns:w15="http://schemas.microsoft.com/office/word/2012/wordml" xmlns:w16se="http://schemas.microsoft.com/office/word/2015/wordml/symex" xmlns:wpg="http://schemas.microsoft.com/office/word/2010/wordprocessingGroup" xmlns:wpi="http://schemas.microsoft.com/office/word/2010/wordprocessingInk" xmlns:wne="http://schemas.microsoft.com/office/word/2006/wordml" xmlns:wps="http://schemas.microsoft.com/office/word/2010/wordprocessingShape" mc:Ignorable="w14 w15 w16se wp14">
+<w:footnotes xmlns:wpc="http://schemas.microsoft.com/office/word/2010/wordprocessingCanvas" xmlns:cx="http://schemas.microsoft.com/office/drawing/2014/chartex" xmlns:cx1="http://schemas.microsoft.com/office/drawing/2015/9/8/chartex" xmlns:cx2="http://schemas.microsoft.com/office/drawing/2015/10/21/chartex" xmlns:cx3="http://schemas.microsoft.com/office/drawing/2016/5/9/chartex" xmlns:cx4="http://schemas.microsoft.com/office/drawing/2016/5/10/chartex" xmlns:cx5="http://schemas.microsoft.com/office/drawing/2016/5/11/chartex" xmlns:cx6="http://schemas.microsoft.com/office/drawing/2016/5/12/chartex" xmlns:cx7="http://schemas.microsoft.com/office/drawing/2016/5/13/chartex" xmlns:cx8="http://schemas.microsoft.com/office/drawing/2016/5/14/chartex" xmlns:mc="http://schemas.openxmlformats.org/markup-compatibility/2006" xmlns:aink="http://schemas.microsoft.com/office/drawing/2016/ink" xmlns:am3d="http://schemas.microsoft.com/office/drawing/2017/model3d" xmlns:o="urn:schemas-microsoft-com:office:office" xmlns:oel="http://schemas.microsoft.com/office/2019/extlst" xmlns:r="http://schemas.openxmlformats.org/officeDocument/2006/relationships" xmlns:m="http://schemas.openxmlformats.org/officeDocument/2006/math" xmlns:v="urn:schemas-microsoft-com:vml" xmlns:wp14="http://schemas.microsoft.com/office/word/2010/wordprocessingDrawing" xmlns:wp="http://schemas.openxmlformats.org/drawingml/2006/wordprocessingDrawing" xmlns:w10="urn:schemas-microsoft-com:office:word" xmlns:w="http://schemas.openxmlformats.org/wordprocessingml/2006/main" xmlns:w14="http://schemas.microsoft.com/office/word/2010/wordml" xmlns:w15="http://schemas.microsoft.com/office/word/2012/wordml" xmlns:w16cex="http://schemas.microsoft.com/office/word/2018/wordml/cex" xmlns:w16cid="http://schemas.microsoft.com/office/word/2016/wordml/cid" xmlns:w16="http://schemas.microsoft.com/office/word/2018/wordml" xmlns:w16du="http://schemas.microsoft.com/office/word/2023/wordml/word16du" xmlns:w16sdtdh="http://schemas.microsoft.com/office/word/2020/wordml/sdtdatahash" xmlns:w16sdtfl="http://schemas.microsoft.com/office/word/2024/wordml/sdtformatlock" xmlns:w16se="http://schemas.microsoft.com/office/word/2015/wordml/symex" xmlns:wpg="http://schemas.microsoft.com/office/word/2010/wordprocessingGroup" xmlns:wpi="http://schemas.microsoft.com/office/word/2010/wordprocessingInk" xmlns:wne="http://schemas.microsoft.com/office/word/2006/wordml" xmlns:wps="http://schemas.microsoft.com/office/word/2010/wordprocessingShape" mc:Ignorable="w14 w15 w16se w16cid w16 w16cex w16sdtdh w16sdtfl w16du wp14">
   <w:footnote w:type="separator" w:id="-1">
     <w:p>
       <w:pPr>
@@ -7204,7 +3394,7 @@
 </file>
 
 <file path=word/header1.xml><?xml version="1.0" encoding="utf-8"?>
-<w:hdr xmlns:wpc="http://schemas.microsoft.com/office/word/2010/wordprocessingCanvas" xmlns:cx="http://schemas.microsoft.com/office/drawing/2014/chartex" xmlns:mc="http://schemas.openxmlformats.org/markup-compatibility/2006" xmlns:o="urn:schemas-microsoft-com:office:office" xmlns:r="http://schemas.openxmlformats.org/officeDocument/2006/relationships" xmlns:m="http://schemas.openxmlformats.org/officeDocument/2006/math" xmlns:v="urn:schemas-microsoft-com:vml" xmlns:wp14="http://schemas.microsoft.com/office/word/2010/wordprocessingDrawing" xmlns:wp="http://schemas.openxmlformats.org/drawingml/2006/wordprocessingDrawing" xmlns:w10="urn:schemas-microsoft-com:office:word" xmlns:w="http://schemas.openxmlformats.org/wordprocessingml/2006/main" xmlns:w14="http://schemas.microsoft.com/office/word/2010/wordml" xmlns:w15="http://schemas.microsoft.com/office/word/2012/wordml" xmlns:w16se="http://schemas.microsoft.com/office/word/2015/wordml/symex" xmlns:wpg="http://schemas.microsoft.com/office/word/2010/wordprocessingGroup" xmlns:wpi="http://schemas.microsoft.com/office/word/2010/wordprocessingInk" xmlns:wne="http://schemas.microsoft.com/office/word/2006/wordml" xmlns:wps="http://schemas.microsoft.com/office/word/2010/wordprocessingShape" mc:Ignorable="w14 w15 w16se wp14">
+<w:hdr xmlns:wpc="http://schemas.microsoft.com/office/word/2010/wordprocessingCanvas" xmlns:cx="http://schemas.microsoft.com/office/drawing/2014/chartex" xmlns:cx1="http://schemas.microsoft.com/office/drawing/2015/9/8/chartex" xmlns:cx2="http://schemas.microsoft.com/office/drawing/2015/10/21/chartex" xmlns:cx3="http://schemas.microsoft.com/office/drawing/2016/5/9/chartex" xmlns:cx4="http://schemas.microsoft.com/office/drawing/2016/5/10/chartex" xmlns:cx5="http://schemas.microsoft.com/office/drawing/2016/5/11/chartex" xmlns:cx6="http://schemas.microsoft.com/office/drawing/2016/5/12/chartex" xmlns:cx7="http://schemas.microsoft.com/office/drawing/2016/5/13/chartex" xmlns:cx8="http://schemas.microsoft.com/office/drawing/2016/5/14/chartex" xmlns:mc="http://schemas.openxmlformats.org/markup-compatibility/2006" xmlns:aink="http://schemas.microsoft.com/office/drawing/2016/ink" xmlns:am3d="http://schemas.microsoft.com/office/drawing/2017/model3d" xmlns:o="urn:schemas-microsoft-com:office:office" xmlns:oel="http://schemas.microsoft.com/office/2019/extlst" xmlns:r="http://schemas.openxmlformats.org/officeDocument/2006/relationships" xmlns:m="http://schemas.openxmlformats.org/officeDocument/2006/math" xmlns:v="urn:schemas-microsoft-com:vml" xmlns:wp14="http://schemas.microsoft.com/office/word/2010/wordprocessingDrawing" xmlns:wp="http://schemas.openxmlformats.org/drawingml/2006/wordprocessingDrawing" xmlns:w10="urn:schemas-microsoft-com:office:word" xmlns:w="http://schemas.openxmlformats.org/wordprocessingml/2006/main" xmlns:w14="http://schemas.microsoft.com/office/word/2010/wordml" xmlns:w15="http://schemas.microsoft.com/office/word/2012/wordml" xmlns:w16cex="http://schemas.microsoft.com/office/word/2018/wordml/cex" xmlns:w16cid="http://schemas.microsoft.com/office/word/2016/wordml/cid" xmlns:w16="http://schemas.microsoft.com/office/word/2018/wordml" xmlns:w16du="http://schemas.microsoft.com/office/word/2023/wordml/word16du" xmlns:w16sdtdh="http://schemas.microsoft.com/office/word/2020/wordml/sdtdatahash" xmlns:w16sdtfl="http://schemas.microsoft.com/office/word/2024/wordml/sdtformatlock" xmlns:w16se="http://schemas.microsoft.com/office/word/2015/wordml/symex" xmlns:wpg="http://schemas.microsoft.com/office/word/2010/wordprocessingGroup" xmlns:wpi="http://schemas.microsoft.com/office/word/2010/wordprocessingInk" xmlns:wne="http://schemas.microsoft.com/office/word/2006/wordml" xmlns:wps="http://schemas.microsoft.com/office/word/2010/wordprocessingShape" mc:Ignorable="w14 w15 w16se w16cid w16 w16cex w16sdtdh w16sdtfl w16du wp14">
   <w:tbl>
     <w:tblPr>
       <w:tblStyle w:val="Tablaconcuadrcula1"/>
@@ -7428,9 +3618,476 @@
 </w:hdr>
 </file>
 
+<file path=word/header2.xml><?xml version="1.0" encoding="utf-8"?>
+<w:hdr xmlns:wpc="http://schemas.microsoft.com/office/word/2010/wordprocessingCanvas" xmlns:cx="http://schemas.microsoft.com/office/drawing/2014/chartex" xmlns:cx1="http://schemas.microsoft.com/office/drawing/2015/9/8/chartex" xmlns:cx2="http://schemas.microsoft.com/office/drawing/2015/10/21/chartex" xmlns:cx3="http://schemas.microsoft.com/office/drawing/2016/5/9/chartex" xmlns:cx4="http://schemas.microsoft.com/office/drawing/2016/5/10/chartex" xmlns:cx5="http://schemas.microsoft.com/office/drawing/2016/5/11/chartex" xmlns:cx6="http://schemas.microsoft.com/office/drawing/2016/5/12/chartex" xmlns:cx7="http://schemas.microsoft.com/office/drawing/2016/5/13/chartex" xmlns:cx8="http://schemas.microsoft.com/office/drawing/2016/5/14/chartex" xmlns:mc="http://schemas.openxmlformats.org/markup-compatibility/2006" xmlns:aink="http://schemas.microsoft.com/office/drawing/2016/ink" xmlns:am3d="http://schemas.microsoft.com/office/drawing/2017/model3d" xmlns:o="urn:schemas-microsoft-com:office:office" xmlns:oel="http://schemas.microsoft.com/office/2019/extlst" xmlns:r="http://schemas.openxmlformats.org/officeDocument/2006/relationships" xmlns:m="http://schemas.openxmlformats.org/officeDocument/2006/math" xmlns:v="urn:schemas-microsoft-com:vml" xmlns:wp14="http://schemas.microsoft.com/office/word/2010/wordprocessingDrawing" xmlns:wp="http://schemas.openxmlformats.org/drawingml/2006/wordprocessingDrawing" xmlns:w10="urn:schemas-microsoft-com:office:word" xmlns:w="http://schemas.openxmlformats.org/wordprocessingml/2006/main" xmlns:w14="http://schemas.microsoft.com/office/word/2010/wordml" xmlns:w15="http://schemas.microsoft.com/office/word/2012/wordml" xmlns:w16cex="http://schemas.microsoft.com/office/word/2018/wordml/cex" xmlns:w16cid="http://schemas.microsoft.com/office/word/2016/wordml/cid" xmlns:w16="http://schemas.microsoft.com/office/word/2018/wordml" xmlns:w16du="http://schemas.microsoft.com/office/word/2023/wordml/word16du" xmlns:w16sdtdh="http://schemas.microsoft.com/office/word/2020/wordml/sdtdatahash" xmlns:w16sdtfl="http://schemas.microsoft.com/office/word/2024/wordml/sdtformatlock" xmlns:w16se="http://schemas.microsoft.com/office/word/2015/wordml/symex" xmlns:wpg="http://schemas.microsoft.com/office/word/2010/wordprocessingGroup" xmlns:wpi="http://schemas.microsoft.com/office/word/2010/wordprocessingInk" xmlns:wne="http://schemas.microsoft.com/office/word/2006/wordml" xmlns:wps="http://schemas.microsoft.com/office/word/2010/wordprocessingShape" mc:Ignorable="w14 w15 w16se w16cid w16 w16cex w16sdtdh w16sdtfl w16du wp14">
+  <w:tbl>
+    <w:tblPr>
+      <w:tblStyle w:val="Tablaconcuadrcula1"/>
+      <w:tblW w:w="10170" w:type="dxa"/>
+      <w:tblInd w:w="-709" w:type="dxa"/>
+      <w:tblLook w:val="04A0" w:firstRow="1" w:lastRow="0" w:firstColumn="1" w:lastColumn="0" w:noHBand="0" w:noVBand="1"/>
+    </w:tblPr>
+    <w:tblGrid>
+      <w:gridCol w:w="5954"/>
+      <w:gridCol w:w="4216"/>
+    </w:tblGrid>
+    <w:tr>
+      <w:trPr>
+        <w:trHeight w:val="697"/>
+      </w:trPr>
+      <w:tc>
+        <w:tcPr>
+          <w:tcW w:w="5954" w:type="dxa"/>
+          <w:tcBorders>
+            <w:top w:val="nil"/>
+            <w:left w:val="nil"/>
+            <w:bottom w:val="nil"/>
+            <w:right w:val="nil"/>
+          </w:tcBorders>
+        </w:tcPr>
+        <w:p>
+          <w:pPr>
+            <w:spacing w:after="0"/>
+            <w:rPr>
+              <w:rFonts w:ascii="Century Gothic" w:eastAsia="Century Gothic" w:hAnsi="Century Gothic" w:cs="Century Gothic"/>
+              <w:b/>
+              <w:color w:val="1D2763"/>
+              <w:sz w:val="24"/>
+              <w:szCs w:val="24"/>
+            </w:rPr>
+          </w:pPr>
+          <w:r>
+            <w:rPr>
+              <w:rFonts w:ascii="Century Gothic" w:eastAsia="Century Gothic" w:hAnsi="Century Gothic" w:cs="Century Gothic"/>
+              <w:b/>
+              <w:color w:val="1D2763"/>
+              <w:sz w:val="24"/>
+              <w:szCs w:val="24"/>
+            </w:rPr>
+            <w:t>Guía Estudiante</w:t>
+          </w:r>
+          <w:r>
+            <w:rPr>
+              <w:rFonts w:ascii="Century Gothic" w:eastAsia="Century Gothic" w:hAnsi="Century Gothic" w:cs="Century Gothic"/>
+              <w:b/>
+              <w:color w:val="1D2763"/>
+              <w:sz w:val="24"/>
+              <w:szCs w:val="24"/>
+            </w:rPr>
+            <w:t xml:space="preserve"> - </w:t>
+          </w:r>
+          <w:r>
+            <w:rPr>
+              <w:rFonts w:ascii="Century Gothic" w:eastAsia="Century Gothic" w:hAnsi="Century Gothic" w:cs="Century Gothic"/>
+              <w:b/>
+              <w:color w:val="1D2763"/>
+              <w:sz w:val="24"/>
+              <w:szCs w:val="24"/>
+            </w:rPr>
+            <w:t>Desarrollo</w:t>
+          </w:r>
+          <w:r>
+            <w:rPr>
+              <w:rFonts w:ascii="Century Gothic" w:eastAsia="Century Gothic" w:hAnsi="Century Gothic" w:cs="Century Gothic"/>
+              <w:b/>
+              <w:color w:val="1D2763"/>
+              <w:sz w:val="24"/>
+              <w:szCs w:val="24"/>
+            </w:rPr>
+            <w:t xml:space="preserve"> </w:t>
+          </w:r>
+          <w:r>
+            <w:rPr>
+              <w:rFonts w:ascii="Century Gothic" w:eastAsia="Century Gothic" w:hAnsi="Century Gothic" w:cs="Century Gothic"/>
+              <w:b/>
+              <w:color w:val="1D2763"/>
+              <w:sz w:val="24"/>
+              <w:szCs w:val="24"/>
+            </w:rPr>
+            <w:t xml:space="preserve">Proyecto </w:t>
+          </w:r>
+          <w:r>
+            <w:rPr>
+              <w:rFonts w:ascii="Century Gothic" w:eastAsia="Century Gothic" w:hAnsi="Century Gothic" w:cs="Century Gothic"/>
+              <w:b/>
+              <w:color w:val="1D2763"/>
+              <w:sz w:val="24"/>
+              <w:szCs w:val="24"/>
+            </w:rPr>
+            <w:t>APT</w:t>
+          </w:r>
+          <w:r>
+            <w:rPr>
+              <w:rFonts w:ascii="Century Gothic" w:eastAsia="Century Gothic" w:hAnsi="Century Gothic" w:cs="Century Gothic"/>
+              <w:b/>
+              <w:color w:val="1D2763"/>
+              <w:sz w:val="24"/>
+              <w:szCs w:val="24"/>
+            </w:rPr>
+            <w:t xml:space="preserve"> </w:t>
+          </w:r>
+        </w:p>
+        <w:p>
+          <w:pPr>
+            <w:spacing w:after="0"/>
+            <w:rPr>
+              <w:rFonts w:ascii="Century Gothic" w:eastAsia="Century Gothic" w:hAnsi="Century Gothic" w:cs="Century Gothic"/>
+              <w:b/>
+              <w:color w:val="1D2763"/>
+              <w:sz w:val="24"/>
+              <w:szCs w:val="24"/>
+            </w:rPr>
+          </w:pPr>
+          <w:r>
+            <w:rPr>
+              <w:rFonts w:ascii="Century Gothic" w:eastAsia="Century Gothic" w:hAnsi="Century Gothic" w:cs="Century Gothic"/>
+              <w:b/>
+              <w:color w:val="1D2763"/>
+              <w:sz w:val="24"/>
+              <w:szCs w:val="24"/>
+            </w:rPr>
+            <w:t xml:space="preserve">Fase </w:t>
+          </w:r>
+          <w:r>
+            <w:rPr>
+              <w:rFonts w:ascii="Century Gothic" w:eastAsia="Century Gothic" w:hAnsi="Century Gothic" w:cs="Century Gothic"/>
+              <w:b/>
+              <w:color w:val="1D2763"/>
+              <w:sz w:val="24"/>
+              <w:szCs w:val="24"/>
+            </w:rPr>
+            <w:t>2</w:t>
+          </w:r>
+        </w:p>
+      </w:tc>
+      <w:tc>
+        <w:tcPr>
+          <w:tcW w:w="4216" w:type="dxa"/>
+          <w:tcBorders>
+            <w:top w:val="nil"/>
+            <w:left w:val="nil"/>
+            <w:bottom w:val="nil"/>
+            <w:right w:val="nil"/>
+          </w:tcBorders>
+        </w:tcPr>
+        <w:p>
+          <w:pPr>
+            <w:jc w:val="center"/>
+            <w:rPr>
+              <w:rFonts w:ascii="Century Gothic" w:eastAsiaTheme="minorEastAsia" w:hAnsi="Century Gothic"/>
+              <w:b/>
+              <w:sz w:val="30"/>
+              <w:szCs w:val="30"/>
+              <w:lang w:val="es-ES_tradnl" w:eastAsia="es-ES"/>
+            </w:rPr>
+          </w:pPr>
+          <w:r>
+            <w:rPr>
+              <w:noProof/>
+              <w:lang w:eastAsia="es-CL"/>
+            </w:rPr>
+            <w:drawing>
+              <wp:inline distT="0" distB="0" distL="0" distR="0" wp14:anchorId="796B0F40" wp14:editId="1B350AE8">
+                <wp:extent cx="1996440" cy="428625"/>
+                <wp:effectExtent l="0" t="0" r="3810" b="9525"/>
+                <wp:docPr id="555076297" name="Imagen 555076297" descr="http://www.duoc.cl/normasgraficas/normasgraficas/marca-duoc/6logo-fondo-transparente/fondo-transparente.png"/>
+                <wp:cNvGraphicFramePr/>
+                <a:graphic xmlns:a="http://schemas.openxmlformats.org/drawingml/2006/main">
+                  <a:graphicData uri="http://schemas.openxmlformats.org/drawingml/2006/picture">
+                    <pic:pic xmlns:pic="http://schemas.openxmlformats.org/drawingml/2006/picture">
+                      <pic:nvPicPr>
+                        <pic:cNvPr id="18" name="Imagen 18" descr="http://www.duoc.cl/normasgraficas/normasgraficas/marca-duoc/6logo-fondo-transparente/fondo-transparente.png"/>
+                        <pic:cNvPicPr/>
+                      </pic:nvPicPr>
+                      <pic:blipFill>
+                        <a:blip r:embed="rId1" cstate="print">
+                          <a:extLst>
+                            <a:ext uri="{28A0092B-C50C-407E-A947-70E740481C1C}">
+                              <a14:useLocalDpi xmlns:a14="http://schemas.microsoft.com/office/drawing/2010/main" val="0"/>
+                            </a:ext>
+                          </a:extLst>
+                        </a:blip>
+                        <a:srcRect/>
+                        <a:stretch>
+                          <a:fillRect/>
+                        </a:stretch>
+                      </pic:blipFill>
+                      <pic:spPr bwMode="auto">
+                        <a:xfrm>
+                          <a:off x="0" y="0"/>
+                          <a:ext cx="1996440" cy="428625"/>
+                        </a:xfrm>
+                        <a:prstGeom prst="rect">
+                          <a:avLst/>
+                        </a:prstGeom>
+                        <a:noFill/>
+                        <a:ln>
+                          <a:noFill/>
+                        </a:ln>
+                      </pic:spPr>
+                    </pic:pic>
+                  </a:graphicData>
+                </a:graphic>
+              </wp:inline>
+            </w:drawing>
+          </w:r>
+        </w:p>
+      </w:tc>
+    </w:tr>
+  </w:tbl>
+  <w:p>
+    <w:pPr>
+      <w:pStyle w:val="Encabezado"/>
+    </w:pPr>
+  </w:p>
+</w:hdr>
+</file>
+
+<file path=word/header3.xml><?xml version="1.0" encoding="utf-8"?>
+<w:hdr xmlns:wpc="http://schemas.microsoft.com/office/word/2010/wordprocessingCanvas" xmlns:cx="http://schemas.microsoft.com/office/drawing/2014/chartex" xmlns:cx1="http://schemas.microsoft.com/office/drawing/2015/9/8/chartex" xmlns:cx2="http://schemas.microsoft.com/office/drawing/2015/10/21/chartex" xmlns:cx3="http://schemas.microsoft.com/office/drawing/2016/5/9/chartex" xmlns:cx4="http://schemas.microsoft.com/office/drawing/2016/5/10/chartex" xmlns:cx5="http://schemas.microsoft.com/office/drawing/2016/5/11/chartex" xmlns:cx6="http://schemas.microsoft.com/office/drawing/2016/5/12/chartex" xmlns:cx7="http://schemas.microsoft.com/office/drawing/2016/5/13/chartex" xmlns:cx8="http://schemas.microsoft.com/office/drawing/2016/5/14/chartex" xmlns:mc="http://schemas.openxmlformats.org/markup-compatibility/2006" xmlns:aink="http://schemas.microsoft.com/office/drawing/2016/ink" xmlns:am3d="http://schemas.microsoft.com/office/drawing/2017/model3d" xmlns:o="urn:schemas-microsoft-com:office:office" xmlns:oel="http://schemas.microsoft.com/office/2019/extlst" xmlns:r="http://schemas.openxmlformats.org/officeDocument/2006/relationships" xmlns:m="http://schemas.openxmlformats.org/officeDocument/2006/math" xmlns:v="urn:schemas-microsoft-com:vml" xmlns:wp14="http://schemas.microsoft.com/office/word/2010/wordprocessingDrawing" xmlns:wp="http://schemas.openxmlformats.org/drawingml/2006/wordprocessingDrawing" xmlns:w10="urn:schemas-microsoft-com:office:word" xmlns:w="http://schemas.openxmlformats.org/wordprocessingml/2006/main" xmlns:w14="http://schemas.microsoft.com/office/word/2010/wordml" xmlns:w15="http://schemas.microsoft.com/office/word/2012/wordml" xmlns:w16cex="http://schemas.microsoft.com/office/word/2018/wordml/cex" xmlns:w16cid="http://schemas.microsoft.com/office/word/2016/wordml/cid" xmlns:w16="http://schemas.microsoft.com/office/word/2018/wordml" xmlns:w16du="http://schemas.microsoft.com/office/word/2023/wordml/word16du" xmlns:w16sdtdh="http://schemas.microsoft.com/office/word/2020/wordml/sdtdatahash" xmlns:w16sdtfl="http://schemas.microsoft.com/office/word/2024/wordml/sdtformatlock" xmlns:w16se="http://schemas.microsoft.com/office/word/2015/wordml/symex" xmlns:wpg="http://schemas.microsoft.com/office/word/2010/wordprocessingGroup" xmlns:wpi="http://schemas.microsoft.com/office/word/2010/wordprocessingInk" xmlns:wne="http://schemas.microsoft.com/office/word/2006/wordml" xmlns:wps="http://schemas.microsoft.com/office/word/2010/wordprocessingShape" mc:Ignorable="w14 w15 w16se w16cid w16 w16cex w16sdtdh w16sdtfl w16du wp14">
+  <w:tbl>
+    <w:tblPr>
+      <w:tblStyle w:val="Tablaconcuadrcula1"/>
+      <w:tblW w:w="10170" w:type="dxa"/>
+      <w:tblInd w:w="-709" w:type="dxa"/>
+      <w:tblLook w:val="04A0" w:firstRow="1" w:lastRow="0" w:firstColumn="1" w:lastColumn="0" w:noHBand="0" w:noVBand="1"/>
+    </w:tblPr>
+    <w:tblGrid>
+      <w:gridCol w:w="5954"/>
+      <w:gridCol w:w="4216"/>
+    </w:tblGrid>
+    <w:tr>
+      <w:trPr>
+        <w:trHeight w:val="697"/>
+      </w:trPr>
+      <w:tc>
+        <w:tcPr>
+          <w:tcW w:w="5954" w:type="dxa"/>
+          <w:tcBorders>
+            <w:top w:val="nil"/>
+            <w:left w:val="nil"/>
+            <w:bottom w:val="nil"/>
+            <w:right w:val="nil"/>
+          </w:tcBorders>
+        </w:tcPr>
+        <w:p>
+          <w:pPr>
+            <w:spacing w:after="0"/>
+            <w:rPr>
+              <w:rFonts w:ascii="Century Gothic" w:eastAsia="Century Gothic" w:hAnsi="Century Gothic" w:cs="Century Gothic"/>
+              <w:b/>
+              <w:color w:val="1D2763"/>
+              <w:sz w:val="24"/>
+              <w:szCs w:val="24"/>
+            </w:rPr>
+          </w:pPr>
+          <w:r>
+            <w:rPr>
+              <w:rFonts w:ascii="Century Gothic" w:eastAsia="Century Gothic" w:hAnsi="Century Gothic" w:cs="Century Gothic"/>
+              <w:b/>
+              <w:color w:val="1D2763"/>
+              <w:sz w:val="24"/>
+              <w:szCs w:val="24"/>
+            </w:rPr>
+            <w:t>Guía Estudiante</w:t>
+          </w:r>
+          <w:r>
+            <w:rPr>
+              <w:rFonts w:ascii="Century Gothic" w:eastAsia="Century Gothic" w:hAnsi="Century Gothic" w:cs="Century Gothic"/>
+              <w:b/>
+              <w:color w:val="1D2763"/>
+              <w:sz w:val="24"/>
+              <w:szCs w:val="24"/>
+            </w:rPr>
+            <w:t xml:space="preserve"> - </w:t>
+          </w:r>
+          <w:r>
+            <w:rPr>
+              <w:rFonts w:ascii="Century Gothic" w:eastAsia="Century Gothic" w:hAnsi="Century Gothic" w:cs="Century Gothic"/>
+              <w:b/>
+              <w:color w:val="1D2763"/>
+              <w:sz w:val="24"/>
+              <w:szCs w:val="24"/>
+            </w:rPr>
+            <w:t>Desarrollo</w:t>
+          </w:r>
+          <w:r>
+            <w:rPr>
+              <w:rFonts w:ascii="Century Gothic" w:eastAsia="Century Gothic" w:hAnsi="Century Gothic" w:cs="Century Gothic"/>
+              <w:b/>
+              <w:color w:val="1D2763"/>
+              <w:sz w:val="24"/>
+              <w:szCs w:val="24"/>
+            </w:rPr>
+            <w:t xml:space="preserve"> </w:t>
+          </w:r>
+          <w:r>
+            <w:rPr>
+              <w:rFonts w:ascii="Century Gothic" w:eastAsia="Century Gothic" w:hAnsi="Century Gothic" w:cs="Century Gothic"/>
+              <w:b/>
+              <w:color w:val="1D2763"/>
+              <w:sz w:val="24"/>
+              <w:szCs w:val="24"/>
+            </w:rPr>
+            <w:t xml:space="preserve">Proyecto </w:t>
+          </w:r>
+          <w:r>
+            <w:rPr>
+              <w:rFonts w:ascii="Century Gothic" w:eastAsia="Century Gothic" w:hAnsi="Century Gothic" w:cs="Century Gothic"/>
+              <w:b/>
+              <w:color w:val="1D2763"/>
+              <w:sz w:val="24"/>
+              <w:szCs w:val="24"/>
+            </w:rPr>
+            <w:t>APT</w:t>
+          </w:r>
+          <w:r>
+            <w:rPr>
+              <w:rFonts w:ascii="Century Gothic" w:eastAsia="Century Gothic" w:hAnsi="Century Gothic" w:cs="Century Gothic"/>
+              <w:b/>
+              <w:color w:val="1D2763"/>
+              <w:sz w:val="24"/>
+              <w:szCs w:val="24"/>
+            </w:rPr>
+            <w:t xml:space="preserve"> </w:t>
+          </w:r>
+        </w:p>
+        <w:p>
+          <w:pPr>
+            <w:spacing w:after="0"/>
+            <w:rPr>
+              <w:rFonts w:ascii="Century Gothic" w:eastAsia="Century Gothic" w:hAnsi="Century Gothic" w:cs="Century Gothic"/>
+              <w:b/>
+              <w:color w:val="1D2763"/>
+              <w:sz w:val="24"/>
+              <w:szCs w:val="24"/>
+            </w:rPr>
+          </w:pPr>
+          <w:r>
+            <w:rPr>
+              <w:rFonts w:ascii="Century Gothic" w:eastAsia="Century Gothic" w:hAnsi="Century Gothic" w:cs="Century Gothic"/>
+              <w:b/>
+              <w:color w:val="1D2763"/>
+              <w:sz w:val="24"/>
+              <w:szCs w:val="24"/>
+            </w:rPr>
+            <w:t xml:space="preserve">Fase </w:t>
+          </w:r>
+          <w:r>
+            <w:rPr>
+              <w:rFonts w:ascii="Century Gothic" w:eastAsia="Century Gothic" w:hAnsi="Century Gothic" w:cs="Century Gothic"/>
+              <w:b/>
+              <w:color w:val="1D2763"/>
+              <w:sz w:val="24"/>
+              <w:szCs w:val="24"/>
+            </w:rPr>
+            <w:t>2</w:t>
+          </w:r>
+        </w:p>
+      </w:tc>
+      <w:tc>
+        <w:tcPr>
+          <w:tcW w:w="4216" w:type="dxa"/>
+          <w:tcBorders>
+            <w:top w:val="nil"/>
+            <w:left w:val="nil"/>
+            <w:bottom w:val="nil"/>
+            <w:right w:val="nil"/>
+          </w:tcBorders>
+        </w:tcPr>
+        <w:p>
+          <w:pPr>
+            <w:jc w:val="center"/>
+            <w:rPr>
+              <w:rFonts w:ascii="Century Gothic" w:eastAsiaTheme="minorEastAsia" w:hAnsi="Century Gothic"/>
+              <w:b/>
+              <w:sz w:val="30"/>
+              <w:szCs w:val="30"/>
+              <w:lang w:val="es-ES_tradnl" w:eastAsia="es-ES"/>
+            </w:rPr>
+          </w:pPr>
+          <w:r>
+            <w:rPr>
+              <w:noProof/>
+              <w:lang w:eastAsia="es-CL"/>
+            </w:rPr>
+            <w:drawing>
+              <wp:inline distT="0" distB="0" distL="0" distR="0" wp14:anchorId="796B0F40" wp14:editId="1B350AE8">
+                <wp:extent cx="1996440" cy="428625"/>
+                <wp:effectExtent l="0" t="0" r="3810" b="9525"/>
+                <wp:docPr id="533574317" name="Imagen 533574317" descr="http://www.duoc.cl/normasgraficas/normasgraficas/marca-duoc/6logo-fondo-transparente/fondo-transparente.png"/>
+                <wp:cNvGraphicFramePr/>
+                <a:graphic xmlns:a="http://schemas.openxmlformats.org/drawingml/2006/main">
+                  <a:graphicData uri="http://schemas.openxmlformats.org/drawingml/2006/picture">
+                    <pic:pic xmlns:pic="http://schemas.openxmlformats.org/drawingml/2006/picture">
+                      <pic:nvPicPr>
+                        <pic:cNvPr id="18" name="Imagen 18" descr="http://www.duoc.cl/normasgraficas/normasgraficas/marca-duoc/6logo-fondo-transparente/fondo-transparente.png"/>
+                        <pic:cNvPicPr/>
+                      </pic:nvPicPr>
+                      <pic:blipFill>
+                        <a:blip r:embed="rId1" cstate="print">
+                          <a:extLst>
+                            <a:ext uri="{28A0092B-C50C-407E-A947-70E740481C1C}">
+                              <a14:useLocalDpi xmlns:a14="http://schemas.microsoft.com/office/drawing/2010/main" val="0"/>
+                            </a:ext>
+                          </a:extLst>
+                        </a:blip>
+                        <a:srcRect/>
+                        <a:stretch>
+                          <a:fillRect/>
+                        </a:stretch>
+                      </pic:blipFill>
+                      <pic:spPr bwMode="auto">
+                        <a:xfrm>
+                          <a:off x="0" y="0"/>
+                          <a:ext cx="1996440" cy="428625"/>
+                        </a:xfrm>
+                        <a:prstGeom prst="rect">
+                          <a:avLst/>
+                        </a:prstGeom>
+                        <a:noFill/>
+                        <a:ln>
+                          <a:noFill/>
+                        </a:ln>
+                      </pic:spPr>
+                    </pic:pic>
+                  </a:graphicData>
+                </a:graphic>
+              </wp:inline>
+            </w:drawing>
+          </w:r>
+        </w:p>
+      </w:tc>
+    </w:tr>
+  </w:tbl>
+  <w:p>
+    <w:pPr>
+      <w:pStyle w:val="Encabezado"/>
+    </w:pPr>
+  </w:p>
+</w:hdr>
+</file>
+
 <file path=word/numbering.xml><?xml version="1.0" encoding="utf-8"?>
-<w:numbering xmlns:wpc="http://schemas.microsoft.com/office/word/2010/wordprocessingCanvas" xmlns:cx="http://schemas.microsoft.com/office/drawing/2014/chartex" xmlns:mc="http://schemas.openxmlformats.org/markup-compatibility/2006" xmlns:o="urn:schemas-microsoft-com:office:office" xmlns:r="http://schemas.openxmlformats.org/officeDocument/2006/relationships" xmlns:m="http://schemas.openxmlformats.org/officeDocument/2006/math" xmlns:v="urn:schemas-microsoft-com:vml" xmlns:wp14="http://schemas.microsoft.com/office/word/2010/wordprocessingDrawing" xmlns:wp="http://schemas.openxmlformats.org/drawingml/2006/wordprocessingDrawing" xmlns:w10="urn:schemas-microsoft-com:office:word" xmlns:w="http://schemas.openxmlformats.org/wordprocessingml/2006/main" xmlns:w14="http://schemas.microsoft.com/office/word/2010/wordml" xmlns:w15="http://schemas.microsoft.com/office/word/2012/wordml" xmlns:w16se="http://schemas.microsoft.com/office/word/2015/wordml/symex" xmlns:wpg="http://schemas.microsoft.com/office/word/2010/wordprocessingGroup" xmlns:wpi="http://schemas.microsoft.com/office/word/2010/wordprocessingInk" xmlns:wne="http://schemas.microsoft.com/office/word/2006/wordml" xmlns:wps="http://schemas.microsoft.com/office/word/2010/wordprocessingShape" mc:Ignorable="w14 w15 w16se wp14">
+<w:numbering xmlns:wpc="http://schemas.microsoft.com/office/word/2010/wordprocessingCanvas" xmlns:cx="http://schemas.microsoft.com/office/drawing/2014/chartex" xmlns:cx1="http://schemas.microsoft.com/office/drawing/2015/9/8/chartex" xmlns:cx2="http://schemas.microsoft.com/office/drawing/2015/10/21/chartex" xmlns:cx3="http://schemas.microsoft.com/office/drawing/2016/5/9/chartex" xmlns:cx4="http://schemas.microsoft.com/office/drawing/2016/5/10/chartex" xmlns:cx5="http://schemas.microsoft.com/office/drawing/2016/5/11/chartex" xmlns:cx6="http://schemas.microsoft.com/office/drawing/2016/5/12/chartex" xmlns:cx7="http://schemas.microsoft.com/office/drawing/2016/5/13/chartex" xmlns:cx8="http://schemas.microsoft.com/office/drawing/2016/5/14/chartex" xmlns:mc="http://schemas.openxmlformats.org/markup-compatibility/2006" xmlns:aink="http://schemas.microsoft.com/office/drawing/2016/ink" xmlns:am3d="http://schemas.microsoft.com/office/drawing/2017/model3d" xmlns:o="urn:schemas-microsoft-com:office:office" xmlns:oel="http://schemas.microsoft.com/office/2019/extlst" xmlns:r="http://schemas.openxmlformats.org/officeDocument/2006/relationships" xmlns:m="http://schemas.openxmlformats.org/officeDocument/2006/math" xmlns:v="urn:schemas-microsoft-com:vml" xmlns:wp14="http://schemas.microsoft.com/office/word/2010/wordprocessingDrawing" xmlns:wp="http://schemas.openxmlformats.org/drawingml/2006/wordprocessingDrawing" xmlns:w10="urn:schemas-microsoft-com:office:word" xmlns:w="http://schemas.openxmlformats.org/wordprocessingml/2006/main" xmlns:w14="http://schemas.microsoft.com/office/word/2010/wordml" xmlns:w15="http://schemas.microsoft.com/office/word/2012/wordml" xmlns:w16cex="http://schemas.microsoft.com/office/word/2018/wordml/cex" xmlns:w16cid="http://schemas.microsoft.com/office/word/2016/wordml/cid" xmlns:w16="http://schemas.microsoft.com/office/word/2018/wordml" xmlns:w16du="http://schemas.microsoft.com/office/word/2023/wordml/word16du" xmlns:w16sdtdh="http://schemas.microsoft.com/office/word/2020/wordml/sdtdatahash" xmlns:w16sdtfl="http://schemas.microsoft.com/office/word/2024/wordml/sdtformatlock" xmlns:w16se="http://schemas.microsoft.com/office/word/2015/wordml/symex" xmlns:wpg="http://schemas.microsoft.com/office/word/2010/wordprocessingGroup" xmlns:wpi="http://schemas.microsoft.com/office/word/2010/wordprocessingInk" xmlns:wne="http://schemas.microsoft.com/office/word/2006/wordml" xmlns:wps="http://schemas.microsoft.com/office/word/2010/wordprocessingShape" mc:Ignorable="w14 w15 w16se w16cid w16 w16cex w16sdtdh w16sdtfl w16du wp14">
   <w:abstractNum w:abstractNumId="0" w15:restartNumberingAfterBreak="0">
+    <w:nsid w:val="299905E5"/>
+    <w:multiLevelType w:val="singleLevel"/>
+    <w:tmpl w:val="AB3A64DE"/>
+    <w:lvl w:ilvl="0">
+      <w:start w:val="1"/>
+      <w:numFmt w:val="bullet"/>
+      <w:lvlText w:val="•"/>
+      <w:lvlJc w:val="left"/>
+      <w:pPr>
+        <w:ind w:left="340" w:hanging="227"/>
+      </w:pPr>
+      <w:rPr>
+        <w:rFonts w:ascii="Arial" w:hAnsi="Arial" w:cs="Arial" w:hint="default"/>
+      </w:rPr>
+    </w:lvl>
+  </w:abstractNum>
+  <w:abstractNum w:abstractNumId="1" w15:restartNumberingAfterBreak="0">
     <w:nsid w:val="2FFD4C7F"/>
     <w:multiLevelType w:val="multilevel"/>
     <w:tmpl w:val="CAF0F936"/>
@@ -7551,23 +4208,10 @@
       </w:rPr>
     </w:lvl>
   </w:abstractNum>
-  <w:abstractNum w:abstractNumId="1">
+  <w:abstractNum w:abstractNumId="2" w15:restartNumberingAfterBreak="0">
+    <w:nsid w:val="7B106DF7"/>
     <w:multiLevelType w:val="singleLevel"/>
-    <w:lvl w:ilvl="0">
-      <w:start w:val="1"/>
-      <w:numFmt w:val="bullet"/>
-      <w:lvlText w:val="•"/>
-      <w:lvlJc w:val="left"/>
-      <w:pPr>
-        <w:ind w:left="340" w:hanging="227"/>
-      </w:pPr>
-      <w:rPr>
-        <w:rFonts w:ascii="Arial" w:hAnsi="Arial" w:cs="Arial" w:hint="default"/>
-      </w:rPr>
-    </w:lvl>
-  </w:abstractNum>
-  <w:abstractNum w:abstractNumId="2">
-    <w:multiLevelType w:val="singleLevel"/>
+    <w:tmpl w:val="F2BA9286"/>
     <w:lvl w:ilvl="0">
       <w:start w:val="1"/>
       <w:numFmt w:val="decimal"/>
@@ -7578,13 +4222,13 @@
       </w:pPr>
     </w:lvl>
   </w:abstractNum>
-  <w:num w:numId="1">
+  <w:num w:numId="1" w16cid:durableId="1996105000">
+    <w:abstractNumId w:val="1"/>
+  </w:num>
+  <w:num w:numId="2" w16cid:durableId="351997496">
     <w:abstractNumId w:val="0"/>
   </w:num>
-  <w:num w:numId="2">
-    <w:abstractNumId w:val="1"/>
-  </w:num>
-  <w:num w:numId="3">
+  <w:num w:numId="3" w16cid:durableId="997077449">
     <w:abstractNumId w:val="2"/>
     <w:lvlOverride w:ilvl="0">
       <w:startOverride w:val="1"/>
@@ -7594,7 +4238,7 @@
 </file>
 
 <file path=word/styles.xml><?xml version="1.0" encoding="utf-8"?>
-<w:styles xmlns:mc="http://schemas.openxmlformats.org/markup-compatibility/2006" xmlns:r="http://schemas.openxmlformats.org/officeDocument/2006/relationships" xmlns:w="http://schemas.openxmlformats.org/wordprocessingml/2006/main" xmlns:w14="http://schemas.microsoft.com/office/word/2010/wordml" xmlns:w15="http://schemas.microsoft.com/office/word/2012/wordml" xmlns:w16se="http://schemas.microsoft.com/office/word/2015/wordml/symex" mc:Ignorable="w14 w15 w16se">
+<w:styles xmlns:mc="http://schemas.openxmlformats.org/markup-compatibility/2006" xmlns:r="http://schemas.openxmlformats.org/officeDocument/2006/relationships" xmlns:w="http://schemas.openxmlformats.org/wordprocessingml/2006/main" xmlns:w14="http://schemas.microsoft.com/office/word/2010/wordml" xmlns:w15="http://schemas.microsoft.com/office/word/2012/wordml" xmlns:w16cex="http://schemas.microsoft.com/office/word/2018/wordml/cex" xmlns:w16cid="http://schemas.microsoft.com/office/word/2016/wordml/cid" xmlns:w16="http://schemas.microsoft.com/office/word/2018/wordml" xmlns:w16du="http://schemas.microsoft.com/office/word/2023/wordml/word16du" xmlns:w16sdtdh="http://schemas.microsoft.com/office/word/2020/wordml/sdtdatahash" xmlns:w16sdtfl="http://schemas.microsoft.com/office/word/2024/wordml/sdtformatlock" xmlns:w16se="http://schemas.microsoft.com/office/word/2015/wordml/symex" mc:Ignorable="w14 w15 w16se w16cid w16 w16cex w16sdtdh w16sdtfl w16du">
   <w:docDefaults>
     <w:rPrDefault>
       <w:rPr>
@@ -7606,7 +4250,7 @@
     </w:rPrDefault>
     <w:pPrDefault/>
   </w:docDefaults>
-  <w:latentStyles w:defLockedState="0" w:defUIPriority="99" w:defSemiHidden="0" w:defUnhideWhenUsed="0" w:defQFormat="0" w:count="371">
+  <w:latentStyles w:defLockedState="0" w:defUIPriority="99" w:defSemiHidden="0" w:defUnhideWhenUsed="0" w:defQFormat="0" w:count="376">
     <w:lsdException w:name="Normal" w:uiPriority="0" w:qFormat="1"/>
     <w:lsdException w:name="heading 1" w:uiPriority="9" w:qFormat="1"/>
     <w:lsdException w:name="heading 2" w:semiHidden="1" w:uiPriority="9" w:unhideWhenUsed="1" w:qFormat="1"/>
@@ -7978,6 +4622,11 @@
     <w:lsdException w:name="List Table 5 Dark Accent 6" w:uiPriority="50"/>
     <w:lsdException w:name="List Table 6 Colorful Accent 6" w:uiPriority="51"/>
     <w:lsdException w:name="List Table 7 Colorful Accent 6" w:uiPriority="52"/>
+    <w:lsdException w:name="Mention" w:semiHidden="1" w:unhideWhenUsed="1"/>
+    <w:lsdException w:name="Smart Hyperlink" w:semiHidden="1" w:unhideWhenUsed="1"/>
+    <w:lsdException w:name="Hashtag" w:semiHidden="1" w:unhideWhenUsed="1"/>
+    <w:lsdException w:name="Unresolved Mention" w:semiHidden="1" w:unhideWhenUsed="1"/>
+    <w:lsdException w:name="Smart Link" w:semiHidden="1" w:unhideWhenUsed="1"/>
   </w:latentStyles>
   <w:style w:type="paragraph" w:default="1" w:styleId="Normal">
     <w:name w:val="Normal"/>
@@ -8586,6 +5235,15 @@
 </file>
 
 <file path=customXml/item2.xml><?xml version="1.0" encoding="utf-8"?>
+<?mso-contentType ?>
+<FormTemplates xmlns="http://schemas.microsoft.com/sharepoint/v3/contenttype/forms">
+  <Display>DocumentLibraryForm</Display>
+  <Edit>DocumentLibraryForm</Edit>
+  <New>DocumentLibraryForm</New>
+</FormTemplates>
+</file>
+
+<file path=customXml/item3.xml><?xml version="1.0" encoding="utf-8"?>
 <ct:contentTypeSchema xmlns:ct="http://schemas.microsoft.com/office/2006/metadata/contentType" xmlns:ma="http://schemas.microsoft.com/office/2006/metadata/properties/metaAttributes" ct:_="" ma:_="" ma:contentTypeName="Documento" ma:contentTypeID="0x010100E96778489EE7714D8BD12CC105EB918B" ma:contentTypeVersion="2" ma:contentTypeDescription="Crear nuevo documento." ma:contentTypeScope="" ma:versionID="416c5c7ae9b5d54d83875cd3c65194e3">
   <xsd:schema xmlns:xsd="http://www.w3.org/2001/XMLSchema" xmlns:xs="http://www.w3.org/2001/XMLSchema" xmlns:p="http://schemas.microsoft.com/office/2006/metadata/properties" xmlns:ns2="126e8a1c-9ea9-435a-ac89-d06c80d62e30" targetNamespace="http://schemas.microsoft.com/office/2006/metadata/properties" ma:root="true" ma:fieldsID="70a237c842677bd850644f8595079f5e" ns2:_="">
     <xsd:import namespace="126e8a1c-9ea9-435a-ac89-d06c80d62e30"/>
@@ -8717,32 +5375,24 @@
 </ct:contentTypeSchema>
 </file>
 
-<file path=customXml/item3.xml><?xml version="1.0" encoding="utf-8"?>
-<?mso-contentType ?>
-<FormTemplates xmlns="http://schemas.microsoft.com/sharepoint/v3/contenttype/forms">
-  <Display>DocumentLibraryForm</Display>
-  <Edit>DocumentLibraryForm</Edit>
-  <New>DocumentLibraryForm</New>
-</FormTemplates>
-</file>
-
 <file path=customXml/itemProps1.xml><?xml version="1.0" encoding="utf-8"?>
 <ds:datastoreItem xmlns:ds="http://schemas.openxmlformats.org/officeDocument/2006/customXml" ds:itemID="{46CA5683-AF87-4E40-B841-2E23A3B52406}">
   <ds:schemaRefs>
-    <ds:schemaRef ds:uri="http://purl.org/dc/terms/"/>
-    <ds:schemaRef ds:uri="http://purl.org/dc/elements/1.1/"/>
-    <ds:schemaRef ds:uri="http://schemas.openxmlformats.org/package/2006/metadata/core-properties"/>
-    <ds:schemaRef ds:uri="http://www.w3.org/XML/1998/namespace"/>
     <ds:schemaRef ds:uri="http://schemas.microsoft.com/office/2006/metadata/properties"/>
-    <ds:schemaRef ds:uri="http://schemas.microsoft.com/office/2006/documentManagement/types"/>
-    <ds:schemaRef ds:uri="http://purl.org/dc/dcmitype/"/>
     <ds:schemaRef ds:uri="http://schemas.microsoft.com/office/infopath/2007/PartnerControls"/>
-    <ds:schemaRef ds:uri="126e8a1c-9ea9-435a-ac89-d06c80d62e30"/>
   </ds:schemaRefs>
 </ds:datastoreItem>
 </file>
 
 <file path=customXml/itemProps2.xml><?xml version="1.0" encoding="utf-8"?>
+<ds:datastoreItem xmlns:ds="http://schemas.openxmlformats.org/officeDocument/2006/customXml" ds:itemID="{D51C61E4-DB75-4684-AD25-71F546404E96}">
+  <ds:schemaRefs>
+    <ds:schemaRef ds:uri="http://schemas.microsoft.com/sharepoint/v3/contenttype/forms"/>
+  </ds:schemaRefs>
+</ds:datastoreItem>
+</file>
+
+<file path=customXml/itemProps3.xml><?xml version="1.0" encoding="utf-8"?>
 <ds:datastoreItem xmlns:ds="http://schemas.openxmlformats.org/officeDocument/2006/customXml" ds:itemID="{6F3661B0-5934-4FAB-ADC6-33A19B814E8D}">
   <ds:schemaRefs>
     <ds:schemaRef ds:uri="http://schemas.microsoft.com/office/2006/metadata/contentType"/>
@@ -8758,12 +5408,4 @@
     <ds:schemaRef ds:uri="http://schemas.microsoft.com/internal/obd"/>
   </ds:schemaRefs>
 </ds:datastoreItem>
-</file>
-
-<file path=customXml/itemProps3.xml><?xml version="1.0" encoding="utf-8"?>
-<ds:datastoreItem xmlns:ds="http://schemas.openxmlformats.org/officeDocument/2006/customXml" ds:itemID="{D51C61E4-DB75-4684-AD25-71F546404E96}">
-  <ds:schemaRefs>
-    <ds:schemaRef ds:uri="http://schemas.microsoft.com/sharepoint/v3/contenttype/forms"/>
-  </ds:schemaRefs>
-</ds:datastoreItem>
 </file>